--- a/uid-AV.SC.U4CSE25236.docx
+++ b/uid-AV.SC.U4CSE25236.docx
@@ -139,7 +139,7 @@
     </w:p>
     <w:tbl>
       <w:tblPr>
-        <w:tblStyle w:val="15"/>
+        <w:tblStyle w:val="18"/>
         <w:tblpPr w:leftFromText="180" w:rightFromText="180" w:vertAnchor="text" w:tblpY="384"/>
         <w:tblW w:w="9067" w:type="dxa"/>
         <w:tblInd w:w="0" w:type="dxa"/>
@@ -716,7 +716,7 @@
     </w:p>
     <w:tbl>
       <w:tblPr>
-        <w:tblStyle w:val="16"/>
+        <w:tblStyle w:val="19"/>
         <w:tblW w:w="9298" w:type="dxa"/>
         <w:tblInd w:w="0" w:type="dxa"/>
         <w:tblBorders>
@@ -1408,8 +1408,6 @@
               </w:rPr>
               <w:t>66-73</w:t>
             </w:r>
-            <w:bookmarkStart w:id="0" w:name="_GoBack"/>
-            <w:bookmarkEnd w:id="0"/>
           </w:p>
         </w:tc>
         <w:tc>
@@ -1450,7 +1448,18 @@
           <w:p>
             <w:pPr>
               <w:spacing w:after="0" w:line="240" w:lineRule="auto"/>
+              <w:rPr>
+                <w:rFonts w:hint="default"/>
+                <w:lang w:val="en-IN"/>
+              </w:rPr>
             </w:pPr>
+            <w:r>
+              <w:rPr>
+                <w:rFonts w:hint="default"/>
+                <w:lang w:val="en-IN"/>
+              </w:rPr>
+              <w:t>7</w:t>
+            </w:r>
           </w:p>
         </w:tc>
         <w:tc>
@@ -1511,7 +1520,18 @@
           <w:p>
             <w:pPr>
               <w:spacing w:after="0" w:line="240" w:lineRule="auto"/>
+              <w:rPr>
+                <w:rFonts w:hint="default"/>
+                <w:lang w:val="en-IN"/>
+              </w:rPr>
             </w:pPr>
+            <w:r>
+              <w:rPr>
+                <w:rFonts w:hint="default"/>
+                <w:lang w:val="en-IN"/>
+              </w:rPr>
+              <w:t>8</w:t>
+            </w:r>
           </w:p>
         </w:tc>
         <w:tc>
@@ -1520,8 +1540,63 @@
           </w:tcPr>
           <w:p>
             <w:pPr>
+              <w:numPr>
+                <w:ilvl w:val="0"/>
+                <w:numId w:val="2"/>
+              </w:numPr>
               <w:spacing w:after="0" w:line="240" w:lineRule="auto"/>
+              <w:rPr>
+                <w:rFonts w:hint="default"/>
+                <w:lang w:val="en-IN"/>
+              </w:rPr>
             </w:pPr>
+            <w:r>
+              <w:rPr>
+                <w:rFonts w:hint="default"/>
+                <w:lang w:val="en-IN"/>
+              </w:rPr>
+              <w:t>create a webpage that displays a squaqre that continously rotates 360 degrees using css animation</w:t>
+            </w:r>
+          </w:p>
+          <w:p>
+            <w:pPr>
+              <w:numPr>
+                <w:ilvl w:val="0"/>
+                <w:numId w:val="2"/>
+              </w:numPr>
+              <w:spacing w:after="0" w:line="240" w:lineRule="auto"/>
+              <w:rPr>
+                <w:rFonts w:hint="default"/>
+                <w:lang w:val="en-IN"/>
+              </w:rPr>
+            </w:pPr>
+            <w:r>
+              <w:rPr>
+                <w:rFonts w:hint="default"/>
+                <w:lang w:val="en-IN"/>
+              </w:rPr>
+              <w:t>Create a ball that moves up and down continously using css animation.</w:t>
+            </w:r>
+          </w:p>
+          <w:p>
+            <w:pPr>
+              <w:numPr>
+                <w:ilvl w:val="0"/>
+                <w:numId w:val="2"/>
+              </w:numPr>
+              <w:spacing w:after="0" w:line="240" w:lineRule="auto"/>
+              <w:rPr>
+                <w:rFonts w:hint="default"/>
+                <w:lang w:val="en-IN"/>
+              </w:rPr>
+            </w:pPr>
+            <w:r>
+              <w:rPr>
+                <w:rFonts w:hint="default"/>
+                <w:lang w:val="en-IN"/>
+              </w:rPr>
+              <w:t>Create a circle that moves horizontally and rotates at the same time.</w:t>
+            </w:r>
           </w:p>
         </w:tc>
         <w:tc>
@@ -4521,7 +4596,7 @@
       <w:pPr>
         <w:numPr>
           <w:ilvl w:val="0"/>
-          <w:numId w:val="2"/>
+          <w:numId w:val="3"/>
         </w:numPr>
         <w:tabs>
           <w:tab w:val="left" w:pos="6180"/>
@@ -7028,7 +7103,7 @@
       <w:pPr>
         <w:numPr>
           <w:ilvl w:val="0"/>
-          <w:numId w:val="3"/>
+          <w:numId w:val="4"/>
         </w:numPr>
       </w:pPr>
       <w:r>
@@ -7039,7 +7114,7 @@
       <w:pPr>
         <w:numPr>
           <w:ilvl w:val="0"/>
-          <w:numId w:val="3"/>
+          <w:numId w:val="4"/>
         </w:numPr>
       </w:pPr>
       <w:r>
@@ -7050,7 +7125,7 @@
       <w:pPr>
         <w:numPr>
           <w:ilvl w:val="0"/>
-          <w:numId w:val="3"/>
+          <w:numId w:val="4"/>
         </w:numPr>
       </w:pPr>
       <w:r>
@@ -7061,7 +7136,7 @@
       <w:pPr>
         <w:numPr>
           <w:ilvl w:val="0"/>
-          <w:numId w:val="3"/>
+          <w:numId w:val="4"/>
         </w:numPr>
       </w:pPr>
       <w:r>
@@ -7082,7 +7157,7 @@
       <w:pPr>
         <w:numPr>
           <w:ilvl w:val="0"/>
-          <w:numId w:val="3"/>
+          <w:numId w:val="4"/>
         </w:numPr>
       </w:pPr>
       <w:r>
@@ -7103,7 +7178,7 @@
       <w:pPr>
         <w:numPr>
           <w:ilvl w:val="0"/>
-          <w:numId w:val="3"/>
+          <w:numId w:val="4"/>
         </w:numPr>
       </w:pPr>
       <w:r>
@@ -7114,7 +7189,7 @@
       <w:pPr>
         <w:numPr>
           <w:ilvl w:val="0"/>
-          <w:numId w:val="3"/>
+          <w:numId w:val="4"/>
         </w:numPr>
       </w:pPr>
       <w:r>
@@ -7135,7 +7210,7 @@
       <w:pPr>
         <w:numPr>
           <w:ilvl w:val="0"/>
-          <w:numId w:val="3"/>
+          <w:numId w:val="4"/>
         </w:numPr>
       </w:pPr>
       <w:r>
@@ -7146,7 +7221,7 @@
       <w:pPr>
         <w:numPr>
           <w:ilvl w:val="0"/>
-          <w:numId w:val="3"/>
+          <w:numId w:val="4"/>
         </w:numPr>
       </w:pPr>
       <w:r>
@@ -7157,7 +7232,7 @@
       <w:pPr>
         <w:numPr>
           <w:ilvl w:val="0"/>
-          <w:numId w:val="3"/>
+          <w:numId w:val="4"/>
         </w:numPr>
       </w:pPr>
       <w:r>
@@ -7168,7 +7243,7 @@
       <w:pPr>
         <w:numPr>
           <w:ilvl w:val="0"/>
-          <w:numId w:val="3"/>
+          <w:numId w:val="4"/>
         </w:numPr>
       </w:pPr>
       <w:r>
@@ -7179,7 +7254,7 @@
       <w:pPr>
         <w:numPr>
           <w:ilvl w:val="0"/>
-          <w:numId w:val="3"/>
+          <w:numId w:val="4"/>
         </w:numPr>
       </w:pPr>
       <w:r>
@@ -7190,7 +7265,7 @@
       <w:pPr>
         <w:numPr>
           <w:ilvl w:val="0"/>
-          <w:numId w:val="3"/>
+          <w:numId w:val="4"/>
         </w:numPr>
       </w:pPr>
       <w:r>
@@ -7936,7 +8011,7 @@
       <w:pPr>
         <w:numPr>
           <w:ilvl w:val="0"/>
-          <w:numId w:val="4"/>
+          <w:numId w:val="5"/>
         </w:numPr>
       </w:pPr>
       <w:r>
@@ -7947,7 +8022,7 @@
       <w:pPr>
         <w:numPr>
           <w:ilvl w:val="0"/>
-          <w:numId w:val="4"/>
+          <w:numId w:val="5"/>
         </w:numPr>
       </w:pPr>
       <w:r>
@@ -7958,7 +8033,7 @@
       <w:pPr>
         <w:numPr>
           <w:ilvl w:val="0"/>
-          <w:numId w:val="4"/>
+          <w:numId w:val="5"/>
         </w:numPr>
       </w:pPr>
       <w:r>
@@ -7969,7 +8044,7 @@
       <w:pPr>
         <w:numPr>
           <w:ilvl w:val="0"/>
-          <w:numId w:val="4"/>
+          <w:numId w:val="5"/>
         </w:numPr>
       </w:pPr>
       <w:r>
@@ -7980,7 +8055,7 @@
       <w:pPr>
         <w:numPr>
           <w:ilvl w:val="0"/>
-          <w:numId w:val="4"/>
+          <w:numId w:val="5"/>
         </w:numPr>
       </w:pPr>
       <w:r>
@@ -7991,7 +8066,7 @@
       <w:pPr>
         <w:numPr>
           <w:ilvl w:val="0"/>
-          <w:numId w:val="4"/>
+          <w:numId w:val="5"/>
         </w:numPr>
       </w:pPr>
       <w:r>
@@ -8002,7 +8077,7 @@
       <w:pPr>
         <w:numPr>
           <w:ilvl w:val="0"/>
-          <w:numId w:val="4"/>
+          <w:numId w:val="5"/>
         </w:numPr>
       </w:pPr>
       <w:r>
@@ -8013,7 +8088,7 @@
       <w:pPr>
         <w:numPr>
           <w:ilvl w:val="0"/>
-          <w:numId w:val="4"/>
+          <w:numId w:val="5"/>
         </w:numPr>
       </w:pPr>
       <w:r>
@@ -8024,7 +8099,7 @@
       <w:pPr>
         <w:numPr>
           <w:ilvl w:val="0"/>
-          <w:numId w:val="4"/>
+          <w:numId w:val="5"/>
         </w:numPr>
       </w:pPr>
       <w:r>
@@ -8535,7 +8610,7 @@
       <w:pPr>
         <w:numPr>
           <w:ilvl w:val="0"/>
-          <w:numId w:val="5"/>
+          <w:numId w:val="6"/>
         </w:numPr>
       </w:pPr>
       <w:r>
@@ -8546,7 +8621,7 @@
       <w:pPr>
         <w:numPr>
           <w:ilvl w:val="0"/>
-          <w:numId w:val="5"/>
+          <w:numId w:val="6"/>
         </w:numPr>
       </w:pPr>
       <w:r>
@@ -8557,7 +8632,7 @@
       <w:pPr>
         <w:numPr>
           <w:ilvl w:val="0"/>
-          <w:numId w:val="5"/>
+          <w:numId w:val="6"/>
         </w:numPr>
       </w:pPr>
       <w:r>
@@ -8568,7 +8643,7 @@
       <w:pPr>
         <w:numPr>
           <w:ilvl w:val="0"/>
-          <w:numId w:val="5"/>
+          <w:numId w:val="6"/>
         </w:numPr>
       </w:pPr>
       <w:r>
@@ -8579,7 +8654,7 @@
       <w:pPr>
         <w:numPr>
           <w:ilvl w:val="0"/>
-          <w:numId w:val="5"/>
+          <w:numId w:val="6"/>
         </w:numPr>
       </w:pPr>
       <w:r>
@@ -8590,7 +8665,7 @@
       <w:pPr>
         <w:numPr>
           <w:ilvl w:val="0"/>
-          <w:numId w:val="5"/>
+          <w:numId w:val="6"/>
         </w:numPr>
       </w:pPr>
       <w:r>
@@ -8601,7 +8676,7 @@
       <w:pPr>
         <w:numPr>
           <w:ilvl w:val="0"/>
-          <w:numId w:val="5"/>
+          <w:numId w:val="6"/>
         </w:numPr>
       </w:pPr>
       <w:r>
@@ -8612,7 +8687,7 @@
       <w:pPr>
         <w:numPr>
           <w:ilvl w:val="0"/>
-          <w:numId w:val="5"/>
+          <w:numId w:val="6"/>
         </w:numPr>
       </w:pPr>
       <w:r>
@@ -8623,7 +8698,7 @@
       <w:pPr>
         <w:numPr>
           <w:ilvl w:val="0"/>
-          <w:numId w:val="5"/>
+          <w:numId w:val="6"/>
         </w:numPr>
       </w:pPr>
       <w:r>
@@ -8634,7 +8709,7 @@
       <w:pPr>
         <w:numPr>
           <w:ilvl w:val="0"/>
-          <w:numId w:val="5"/>
+          <w:numId w:val="6"/>
         </w:numPr>
       </w:pPr>
       <w:r>
@@ -8645,7 +8720,7 @@
       <w:pPr>
         <w:numPr>
           <w:ilvl w:val="0"/>
-          <w:numId w:val="5"/>
+          <w:numId w:val="6"/>
         </w:numPr>
       </w:pPr>
       <w:r>
@@ -9467,7 +9542,7 @@
       <w:pPr>
         <w:numPr>
           <w:ilvl w:val="0"/>
-          <w:numId w:val="6"/>
+          <w:numId w:val="7"/>
         </w:numPr>
       </w:pPr>
       <w:r>
@@ -9478,7 +9553,7 @@
       <w:pPr>
         <w:numPr>
           <w:ilvl w:val="0"/>
-          <w:numId w:val="6"/>
+          <w:numId w:val="7"/>
         </w:numPr>
       </w:pPr>
       <w:r>
@@ -9489,7 +9564,7 @@
       <w:pPr>
         <w:numPr>
           <w:ilvl w:val="0"/>
-          <w:numId w:val="6"/>
+          <w:numId w:val="7"/>
         </w:numPr>
       </w:pPr>
       <w:r>
@@ -9500,7 +9575,7 @@
       <w:pPr>
         <w:numPr>
           <w:ilvl w:val="0"/>
-          <w:numId w:val="6"/>
+          <w:numId w:val="7"/>
         </w:numPr>
       </w:pPr>
       <w:r>
@@ -9511,7 +9586,7 @@
       <w:pPr>
         <w:numPr>
           <w:ilvl w:val="0"/>
-          <w:numId w:val="6"/>
+          <w:numId w:val="7"/>
         </w:numPr>
       </w:pPr>
       <w:r>
@@ -9522,7 +9597,7 @@
       <w:pPr>
         <w:numPr>
           <w:ilvl w:val="0"/>
-          <w:numId w:val="6"/>
+          <w:numId w:val="7"/>
         </w:numPr>
       </w:pPr>
       <w:r>
@@ -9533,7 +9608,7 @@
       <w:pPr>
         <w:numPr>
           <w:ilvl w:val="0"/>
-          <w:numId w:val="6"/>
+          <w:numId w:val="7"/>
         </w:numPr>
       </w:pPr>
       <w:r>
@@ -9544,7 +9619,7 @@
       <w:pPr>
         <w:numPr>
           <w:ilvl w:val="0"/>
-          <w:numId w:val="6"/>
+          <w:numId w:val="7"/>
         </w:numPr>
       </w:pPr>
       <w:r>
@@ -11032,7 +11107,7 @@
       <w:pPr>
         <w:numPr>
           <w:ilvl w:val="0"/>
-          <w:numId w:val="7"/>
+          <w:numId w:val="8"/>
         </w:numPr>
       </w:pPr>
       <w:r>
@@ -11043,7 +11118,7 @@
       <w:pPr>
         <w:numPr>
           <w:ilvl w:val="0"/>
-          <w:numId w:val="7"/>
+          <w:numId w:val="8"/>
         </w:numPr>
       </w:pPr>
       <w:r>
@@ -11054,7 +11129,7 @@
       <w:pPr>
         <w:numPr>
           <w:ilvl w:val="0"/>
-          <w:numId w:val="7"/>
+          <w:numId w:val="8"/>
         </w:numPr>
       </w:pPr>
       <w:r>
@@ -11065,7 +11140,7 @@
       <w:pPr>
         <w:numPr>
           <w:ilvl w:val="0"/>
-          <w:numId w:val="7"/>
+          <w:numId w:val="8"/>
         </w:numPr>
       </w:pPr>
       <w:r>
@@ -11076,7 +11151,7 @@
       <w:pPr>
         <w:numPr>
           <w:ilvl w:val="0"/>
-          <w:numId w:val="7"/>
+          <w:numId w:val="8"/>
         </w:numPr>
       </w:pPr>
       <w:r>
@@ -11087,7 +11162,7 @@
       <w:pPr>
         <w:numPr>
           <w:ilvl w:val="0"/>
-          <w:numId w:val="7"/>
+          <w:numId w:val="8"/>
         </w:numPr>
       </w:pPr>
       <w:r>
@@ -11098,7 +11173,7 @@
       <w:pPr>
         <w:numPr>
           <w:ilvl w:val="0"/>
-          <w:numId w:val="7"/>
+          <w:numId w:val="8"/>
         </w:numPr>
       </w:pPr>
       <w:r>
@@ -11109,7 +11184,7 @@
       <w:pPr>
         <w:numPr>
           <w:ilvl w:val="0"/>
-          <w:numId w:val="7"/>
+          <w:numId w:val="8"/>
         </w:numPr>
       </w:pPr>
       <w:r>
@@ -11120,7 +11195,7 @@
       <w:pPr>
         <w:numPr>
           <w:ilvl w:val="0"/>
-          <w:numId w:val="7"/>
+          <w:numId w:val="8"/>
         </w:numPr>
       </w:pPr>
       <w:r>
@@ -11131,7 +11206,7 @@
       <w:pPr>
         <w:numPr>
           <w:ilvl w:val="0"/>
-          <w:numId w:val="7"/>
+          <w:numId w:val="8"/>
         </w:numPr>
       </w:pPr>
       <w:r>
@@ -11142,7 +11217,7 @@
       <w:pPr>
         <w:numPr>
           <w:ilvl w:val="0"/>
-          <w:numId w:val="7"/>
+          <w:numId w:val="8"/>
         </w:numPr>
       </w:pPr>
       <w:r>
@@ -30495,13 +30570,13 @@
     </w:p>
     <w:p>
       <w:pPr>
-        <w:pStyle w:val="11"/>
+        <w:pStyle w:val="13"/>
         <w:keepNext w:val="0"/>
         <w:keepLines w:val="0"/>
         <w:widowControl/>
         <w:numPr>
           <w:ilvl w:val="0"/>
-          <w:numId w:val="8"/>
+          <w:numId w:val="9"/>
         </w:numPr>
         <w:suppressLineNumbers w:val="0"/>
         <w:ind w:left="420" w:leftChars="0" w:hanging="420" w:firstLineChars="0"/>
@@ -30518,13 +30593,13 @@
     </w:p>
     <w:p>
       <w:pPr>
-        <w:pStyle w:val="11"/>
+        <w:pStyle w:val="13"/>
         <w:keepNext w:val="0"/>
         <w:keepLines w:val="0"/>
         <w:widowControl/>
         <w:numPr>
           <w:ilvl w:val="0"/>
-          <w:numId w:val="8"/>
+          <w:numId w:val="9"/>
         </w:numPr>
         <w:suppressLineNumbers w:val="0"/>
         <w:ind w:left="420" w:leftChars="0" w:hanging="420" w:firstLineChars="0"/>
@@ -30541,13 +30616,13 @@
     </w:p>
     <w:p>
       <w:pPr>
-        <w:pStyle w:val="11"/>
+        <w:pStyle w:val="13"/>
         <w:keepNext w:val="0"/>
         <w:keepLines w:val="0"/>
         <w:widowControl/>
         <w:numPr>
           <w:ilvl w:val="0"/>
-          <w:numId w:val="8"/>
+          <w:numId w:val="9"/>
         </w:numPr>
         <w:suppressLineNumbers w:val="0"/>
         <w:ind w:left="420" w:leftChars="0" w:hanging="420" w:firstLineChars="0"/>
@@ -30564,13 +30639,13 @@
     </w:p>
     <w:p>
       <w:pPr>
-        <w:pStyle w:val="11"/>
+        <w:pStyle w:val="13"/>
         <w:keepNext w:val="0"/>
         <w:keepLines w:val="0"/>
         <w:widowControl/>
         <w:numPr>
           <w:ilvl w:val="0"/>
-          <w:numId w:val="8"/>
+          <w:numId w:val="9"/>
         </w:numPr>
         <w:suppressLineNumbers w:val="0"/>
         <w:ind w:left="420" w:leftChars="0" w:hanging="420" w:firstLineChars="0"/>
@@ -30587,13 +30662,13 @@
     </w:p>
     <w:p>
       <w:pPr>
-        <w:pStyle w:val="11"/>
+        <w:pStyle w:val="13"/>
         <w:keepNext w:val="0"/>
         <w:keepLines w:val="0"/>
         <w:widowControl/>
         <w:numPr>
           <w:ilvl w:val="0"/>
-          <w:numId w:val="8"/>
+          <w:numId w:val="9"/>
         </w:numPr>
         <w:suppressLineNumbers w:val="0"/>
         <w:ind w:left="420" w:leftChars="0" w:hanging="420" w:firstLineChars="0"/>
@@ -30610,13 +30685,13 @@
     </w:p>
     <w:p>
       <w:pPr>
-        <w:pStyle w:val="11"/>
+        <w:pStyle w:val="13"/>
         <w:keepNext w:val="0"/>
         <w:keepLines w:val="0"/>
         <w:widowControl/>
         <w:numPr>
           <w:ilvl w:val="0"/>
-          <w:numId w:val="8"/>
+          <w:numId w:val="9"/>
         </w:numPr>
         <w:suppressLineNumbers w:val="0"/>
         <w:ind w:left="420" w:leftChars="0" w:hanging="420" w:firstLineChars="0"/>
@@ -30633,13 +30708,13 @@
     </w:p>
     <w:p>
       <w:pPr>
-        <w:pStyle w:val="11"/>
+        <w:pStyle w:val="13"/>
         <w:keepNext w:val="0"/>
         <w:keepLines w:val="0"/>
         <w:widowControl/>
         <w:numPr>
           <w:ilvl w:val="0"/>
-          <w:numId w:val="8"/>
+          <w:numId w:val="9"/>
         </w:numPr>
         <w:suppressLineNumbers w:val="0"/>
         <w:ind w:left="420" w:leftChars="0" w:hanging="420" w:firstLineChars="0"/>
@@ -30656,13 +30731,13 @@
     </w:p>
     <w:p>
       <w:pPr>
-        <w:pStyle w:val="11"/>
+        <w:pStyle w:val="13"/>
         <w:keepNext w:val="0"/>
         <w:keepLines w:val="0"/>
         <w:widowControl/>
         <w:numPr>
           <w:ilvl w:val="0"/>
-          <w:numId w:val="8"/>
+          <w:numId w:val="9"/>
         </w:numPr>
         <w:suppressLineNumbers w:val="0"/>
         <w:ind w:left="420" w:leftChars="0" w:hanging="420" w:firstLineChars="0"/>
@@ -30679,13 +30754,13 @@
     </w:p>
     <w:p>
       <w:pPr>
-        <w:pStyle w:val="11"/>
+        <w:pStyle w:val="13"/>
         <w:keepNext w:val="0"/>
         <w:keepLines w:val="0"/>
         <w:widowControl/>
         <w:numPr>
           <w:ilvl w:val="0"/>
-          <w:numId w:val="8"/>
+          <w:numId w:val="9"/>
         </w:numPr>
         <w:suppressLineNumbers w:val="0"/>
         <w:ind w:left="420" w:leftChars="0" w:hanging="420" w:firstLineChars="0"/>
@@ -30702,13 +30777,13 @@
     </w:p>
     <w:p>
       <w:pPr>
-        <w:pStyle w:val="11"/>
+        <w:pStyle w:val="13"/>
         <w:keepNext w:val="0"/>
         <w:keepLines w:val="0"/>
         <w:widowControl/>
         <w:numPr>
           <w:ilvl w:val="0"/>
-          <w:numId w:val="8"/>
+          <w:numId w:val="9"/>
         </w:numPr>
         <w:suppressLineNumbers w:val="0"/>
         <w:ind w:left="420" w:leftChars="0" w:hanging="420" w:firstLineChars="0"/>
@@ -30725,13 +30800,13 @@
     </w:p>
     <w:p>
       <w:pPr>
-        <w:pStyle w:val="11"/>
+        <w:pStyle w:val="13"/>
         <w:keepNext w:val="0"/>
         <w:keepLines w:val="0"/>
         <w:widowControl/>
         <w:numPr>
           <w:ilvl w:val="0"/>
-          <w:numId w:val="8"/>
+          <w:numId w:val="9"/>
         </w:numPr>
         <w:suppressLineNumbers w:val="0"/>
         <w:ind w:left="420" w:leftChars="0" w:hanging="420" w:firstLineChars="0"/>
@@ -30748,13 +30823,13 @@
     </w:p>
     <w:p>
       <w:pPr>
-        <w:pStyle w:val="11"/>
+        <w:pStyle w:val="13"/>
         <w:keepNext w:val="0"/>
         <w:keepLines w:val="0"/>
         <w:widowControl/>
         <w:numPr>
           <w:ilvl w:val="0"/>
-          <w:numId w:val="8"/>
+          <w:numId w:val="9"/>
         </w:numPr>
         <w:suppressLineNumbers w:val="0"/>
         <w:ind w:left="420" w:leftChars="0" w:hanging="420" w:firstLineChars="0"/>
@@ -30771,13 +30846,13 @@
     </w:p>
     <w:p>
       <w:pPr>
-        <w:pStyle w:val="11"/>
+        <w:pStyle w:val="13"/>
         <w:keepNext w:val="0"/>
         <w:keepLines w:val="0"/>
         <w:widowControl/>
         <w:numPr>
           <w:ilvl w:val="0"/>
-          <w:numId w:val="8"/>
+          <w:numId w:val="9"/>
         </w:numPr>
         <w:suppressLineNumbers w:val="0"/>
         <w:ind w:left="420" w:leftChars="0" w:hanging="420" w:firstLineChars="0"/>
@@ -30794,13 +30869,13 @@
     </w:p>
     <w:p>
       <w:pPr>
-        <w:pStyle w:val="11"/>
+        <w:pStyle w:val="13"/>
         <w:keepNext w:val="0"/>
         <w:keepLines w:val="0"/>
         <w:widowControl/>
         <w:numPr>
           <w:ilvl w:val="0"/>
-          <w:numId w:val="8"/>
+          <w:numId w:val="9"/>
         </w:numPr>
         <w:suppressLineNumbers w:val="0"/>
         <w:ind w:left="420" w:leftChars="0" w:hanging="420" w:firstLineChars="0"/>
@@ -30817,13 +30892,13 @@
     </w:p>
     <w:p>
       <w:pPr>
-        <w:pStyle w:val="11"/>
+        <w:pStyle w:val="13"/>
         <w:keepNext w:val="0"/>
         <w:keepLines w:val="0"/>
         <w:widowControl/>
         <w:numPr>
           <w:ilvl w:val="0"/>
-          <w:numId w:val="8"/>
+          <w:numId w:val="9"/>
         </w:numPr>
         <w:suppressLineNumbers w:val="0"/>
         <w:ind w:left="420" w:leftChars="0" w:hanging="420" w:firstLineChars="0"/>
@@ -30840,13 +30915,13 @@
     </w:p>
     <w:p>
       <w:pPr>
-        <w:pStyle w:val="11"/>
+        <w:pStyle w:val="13"/>
         <w:keepNext w:val="0"/>
         <w:keepLines w:val="0"/>
         <w:widowControl/>
         <w:numPr>
           <w:ilvl w:val="0"/>
-          <w:numId w:val="8"/>
+          <w:numId w:val="9"/>
         </w:numPr>
         <w:suppressLineNumbers w:val="0"/>
         <w:ind w:left="420" w:leftChars="0" w:hanging="420" w:firstLineChars="0"/>
@@ -30863,13 +30938,13 @@
     </w:p>
     <w:p>
       <w:pPr>
-        <w:pStyle w:val="11"/>
+        <w:pStyle w:val="13"/>
         <w:keepNext w:val="0"/>
         <w:keepLines w:val="0"/>
         <w:widowControl/>
         <w:numPr>
           <w:ilvl w:val="0"/>
-          <w:numId w:val="8"/>
+          <w:numId w:val="9"/>
         </w:numPr>
         <w:suppressLineNumbers w:val="0"/>
         <w:ind w:left="420" w:leftChars="0" w:hanging="420" w:firstLineChars="0"/>
@@ -30886,13 +30961,13 @@
     </w:p>
     <w:p>
       <w:pPr>
-        <w:pStyle w:val="11"/>
+        <w:pStyle w:val="13"/>
         <w:keepNext w:val="0"/>
         <w:keepLines w:val="0"/>
         <w:widowControl/>
         <w:numPr>
           <w:ilvl w:val="0"/>
-          <w:numId w:val="8"/>
+          <w:numId w:val="9"/>
         </w:numPr>
         <w:suppressLineNumbers w:val="0"/>
         <w:ind w:left="420" w:leftChars="0" w:hanging="420" w:firstLineChars="0"/>
@@ -30909,13 +30984,13 @@
     </w:p>
     <w:p>
       <w:pPr>
-        <w:pStyle w:val="11"/>
+        <w:pStyle w:val="13"/>
         <w:keepNext w:val="0"/>
         <w:keepLines w:val="0"/>
         <w:widowControl/>
         <w:numPr>
           <w:ilvl w:val="0"/>
-          <w:numId w:val="8"/>
+          <w:numId w:val="9"/>
         </w:numPr>
         <w:suppressLineNumbers w:val="0"/>
         <w:ind w:left="420" w:leftChars="0" w:hanging="420" w:firstLineChars="0"/>
@@ -30932,13 +31007,13 @@
     </w:p>
     <w:p>
       <w:pPr>
-        <w:pStyle w:val="11"/>
+        <w:pStyle w:val="13"/>
         <w:keepNext w:val="0"/>
         <w:keepLines w:val="0"/>
         <w:widowControl/>
         <w:numPr>
           <w:ilvl w:val="0"/>
-          <w:numId w:val="8"/>
+          <w:numId w:val="9"/>
         </w:numPr>
         <w:suppressLineNumbers w:val="0"/>
         <w:ind w:left="420" w:leftChars="0" w:hanging="420" w:firstLineChars="0"/>
@@ -30966,13 +31041,13 @@
     </w:p>
     <w:p>
       <w:pPr>
-        <w:pStyle w:val="11"/>
+        <w:pStyle w:val="13"/>
         <w:keepNext w:val="0"/>
         <w:keepLines w:val="0"/>
         <w:widowControl/>
         <w:numPr>
           <w:ilvl w:val="0"/>
-          <w:numId w:val="8"/>
+          <w:numId w:val="9"/>
         </w:numPr>
         <w:suppressLineNumbers w:val="0"/>
         <w:ind w:left="420" w:leftChars="0" w:hanging="420" w:firstLineChars="0"/>
@@ -30989,13 +31064,13 @@
     </w:p>
     <w:p>
       <w:pPr>
-        <w:pStyle w:val="11"/>
+        <w:pStyle w:val="13"/>
         <w:keepNext w:val="0"/>
         <w:keepLines w:val="0"/>
         <w:widowControl/>
         <w:numPr>
           <w:ilvl w:val="0"/>
-          <w:numId w:val="8"/>
+          <w:numId w:val="9"/>
         </w:numPr>
         <w:suppressLineNumbers w:val="0"/>
         <w:ind w:left="420" w:leftChars="0" w:hanging="420" w:firstLineChars="0"/>
@@ -31012,13 +31087,13 @@
     </w:p>
     <w:p>
       <w:pPr>
-        <w:pStyle w:val="11"/>
+        <w:pStyle w:val="13"/>
         <w:keepNext w:val="0"/>
         <w:keepLines w:val="0"/>
         <w:widowControl/>
         <w:numPr>
           <w:ilvl w:val="0"/>
-          <w:numId w:val="8"/>
+          <w:numId w:val="9"/>
         </w:numPr>
         <w:suppressLineNumbers w:val="0"/>
         <w:ind w:left="420" w:leftChars="0" w:hanging="420" w:firstLineChars="0"/>
@@ -31035,13 +31110,13 @@
     </w:p>
     <w:p>
       <w:pPr>
-        <w:pStyle w:val="11"/>
+        <w:pStyle w:val="13"/>
         <w:keepNext w:val="0"/>
         <w:keepLines w:val="0"/>
         <w:widowControl/>
         <w:numPr>
           <w:ilvl w:val="0"/>
-          <w:numId w:val="8"/>
+          <w:numId w:val="9"/>
         </w:numPr>
         <w:suppressLineNumbers w:val="0"/>
         <w:ind w:left="420" w:leftChars="0" w:hanging="420" w:firstLineChars="0"/>
@@ -31058,13 +31133,13 @@
     </w:p>
     <w:p>
       <w:pPr>
-        <w:pStyle w:val="11"/>
+        <w:pStyle w:val="13"/>
         <w:keepNext w:val="0"/>
         <w:keepLines w:val="0"/>
         <w:widowControl/>
         <w:numPr>
           <w:ilvl w:val="0"/>
-          <w:numId w:val="8"/>
+          <w:numId w:val="9"/>
         </w:numPr>
         <w:suppressLineNumbers w:val="0"/>
         <w:ind w:left="420" w:leftChars="0" w:hanging="420" w:firstLineChars="0"/>
@@ -31081,13 +31156,13 @@
     </w:p>
     <w:p>
       <w:pPr>
-        <w:pStyle w:val="11"/>
+        <w:pStyle w:val="13"/>
         <w:keepNext w:val="0"/>
         <w:keepLines w:val="0"/>
         <w:widowControl/>
         <w:numPr>
           <w:ilvl w:val="0"/>
-          <w:numId w:val="8"/>
+          <w:numId w:val="9"/>
         </w:numPr>
         <w:suppressLineNumbers w:val="0"/>
         <w:ind w:left="420" w:leftChars="0" w:hanging="420" w:firstLineChars="0"/>
@@ -31104,13 +31179,13 @@
     </w:p>
     <w:p>
       <w:pPr>
-        <w:pStyle w:val="11"/>
+        <w:pStyle w:val="13"/>
         <w:keepNext w:val="0"/>
         <w:keepLines w:val="0"/>
         <w:widowControl/>
         <w:numPr>
           <w:ilvl w:val="0"/>
-          <w:numId w:val="8"/>
+          <w:numId w:val="9"/>
         </w:numPr>
         <w:suppressLineNumbers w:val="0"/>
         <w:ind w:left="420" w:leftChars="0" w:hanging="420" w:firstLineChars="0"/>
@@ -31127,13 +31202,13 @@
     </w:p>
     <w:p>
       <w:pPr>
-        <w:pStyle w:val="11"/>
+        <w:pStyle w:val="13"/>
         <w:keepNext w:val="0"/>
         <w:keepLines w:val="0"/>
         <w:widowControl/>
         <w:numPr>
           <w:ilvl w:val="0"/>
-          <w:numId w:val="8"/>
+          <w:numId w:val="9"/>
         </w:numPr>
         <w:suppressLineNumbers w:val="0"/>
         <w:ind w:left="420" w:leftChars="0" w:hanging="420" w:firstLineChars="0"/>
@@ -31150,13 +31225,13 @@
     </w:p>
     <w:p>
       <w:pPr>
-        <w:pStyle w:val="11"/>
+        <w:pStyle w:val="13"/>
         <w:keepNext w:val="0"/>
         <w:keepLines w:val="0"/>
         <w:widowControl/>
         <w:numPr>
           <w:ilvl w:val="0"/>
-          <w:numId w:val="8"/>
+          <w:numId w:val="9"/>
         </w:numPr>
         <w:suppressLineNumbers w:val="0"/>
         <w:ind w:left="420" w:leftChars="0" w:hanging="420" w:firstLineChars="0"/>
@@ -31173,13 +31248,13 @@
     </w:p>
     <w:p>
       <w:pPr>
-        <w:pStyle w:val="11"/>
+        <w:pStyle w:val="13"/>
         <w:keepNext w:val="0"/>
         <w:keepLines w:val="0"/>
         <w:widowControl/>
         <w:numPr>
           <w:ilvl w:val="0"/>
-          <w:numId w:val="8"/>
+          <w:numId w:val="9"/>
         </w:numPr>
         <w:suppressLineNumbers w:val="0"/>
         <w:ind w:left="420" w:leftChars="0" w:hanging="420" w:firstLineChars="0"/>
@@ -31197,6 +31272,6466 @@
       <w:r>
         <w:t xml:space="preserve"> (general sibling selector) – Selects elements that share the same parent and come after another element.</w:t>
       </w:r>
+    </w:p>
+    <w:p>
+      <w:pPr>
+        <w:pStyle w:val="13"/>
+        <w:keepNext w:val="0"/>
+        <w:keepLines w:val="0"/>
+        <w:widowControl/>
+        <w:numPr>
+          <w:ilvl w:val="0"/>
+          <w:numId w:val="0"/>
+        </w:numPr>
+        <w:suppressLineNumbers w:val="0"/>
+        <w:tabs>
+          <w:tab w:val="left" w:pos="420"/>
+        </w:tabs>
+        <w:spacing w:before="0" w:beforeAutospacing="1" w:after="0" w:afterAutospacing="1"/>
+        <w:ind w:right="0" w:rightChars="0"/>
+        <w:jc w:val="left"/>
+      </w:pPr>
+    </w:p>
+    <w:p>
+      <w:pPr>
+        <w:pStyle w:val="13"/>
+        <w:keepNext w:val="0"/>
+        <w:keepLines w:val="0"/>
+        <w:widowControl/>
+        <w:numPr>
+          <w:ilvl w:val="0"/>
+          <w:numId w:val="0"/>
+        </w:numPr>
+        <w:suppressLineNumbers w:val="0"/>
+        <w:tabs>
+          <w:tab w:val="left" w:pos="420"/>
+        </w:tabs>
+        <w:spacing w:before="0" w:beforeAutospacing="1" w:after="0" w:afterAutospacing="1"/>
+        <w:ind w:right="0" w:rightChars="0"/>
+        <w:jc w:val="left"/>
+        <w:rPr>
+          <w:rFonts w:hint="default"/>
+          <w:lang w:val="en-IN"/>
+        </w:rPr>
+      </w:pPr>
+      <w:r>
+        <w:rPr>
+          <w:rFonts w:hint="default"/>
+          <w:lang w:val="en-IN"/>
+        </w:rPr>
+        <w:t>WEEK-7:</w:t>
+      </w:r>
+    </w:p>
+    <w:p>
+      <w:pPr>
+        <w:pStyle w:val="13"/>
+        <w:keepNext w:val="0"/>
+        <w:keepLines w:val="0"/>
+        <w:widowControl/>
+        <w:numPr>
+          <w:ilvl w:val="0"/>
+          <w:numId w:val="0"/>
+        </w:numPr>
+        <w:suppressLineNumbers w:val="0"/>
+        <w:tabs>
+          <w:tab w:val="left" w:pos="420"/>
+        </w:tabs>
+        <w:spacing w:before="0" w:beforeAutospacing="1" w:after="0" w:afterAutospacing="1"/>
+        <w:ind w:right="0" w:rightChars="0"/>
+        <w:jc w:val="left"/>
+        <w:rPr>
+          <w:rFonts w:hint="default"/>
+          <w:lang w:val="en-IN"/>
+        </w:rPr>
+      </w:pPr>
+      <w:r>
+        <w:rPr>
+          <w:rFonts w:hint="default"/>
+          <w:lang w:val="en-IN"/>
+        </w:rPr>
+        <w:t>Cretaing an github account and uploading or creating my repository</w:t>
+      </w:r>
+    </w:p>
+    <w:p>
+      <w:pPr>
+        <w:pStyle w:val="3"/>
+        <w:keepNext w:val="0"/>
+        <w:keepLines w:val="0"/>
+        <w:widowControl/>
+        <w:suppressLineNumbers w:val="0"/>
+        <w:rPr>
+          <w:rFonts w:hint="default" w:ascii="Times New Roman" w:hAnsi="Times New Roman" w:cs="Times New Roman"/>
+        </w:rPr>
+      </w:pPr>
+      <w:r>
+        <w:rPr>
+          <w:rFonts w:hint="default" w:ascii="Times New Roman" w:hAnsi="Times New Roman" w:cs="Times New Roman"/>
+        </w:rPr>
+        <w:t xml:space="preserve"> 1. Create a GitHub Account</w:t>
+      </w:r>
+    </w:p>
+    <w:p>
+      <w:pPr>
+        <w:keepNext w:val="0"/>
+        <w:keepLines w:val="0"/>
+        <w:widowControl/>
+        <w:numPr>
+          <w:ilvl w:val="0"/>
+          <w:numId w:val="10"/>
+        </w:numPr>
+        <w:suppressLineNumbers w:val="0"/>
+        <w:spacing w:before="0" w:beforeAutospacing="1" w:after="0" w:afterAutospacing="1"/>
+        <w:ind w:left="720" w:hanging="360"/>
+      </w:pPr>
+      <w:r>
+        <w:t>Go to GitHub (</w:t>
+      </w:r>
+      <w:r>
+        <w:fldChar w:fldCharType="begin"/>
+      </w:r>
+      <w:r>
+        <w:instrText xml:space="preserve"> HYPERLINK "https://github.com" \t "_new" </w:instrText>
+      </w:r>
+      <w:r>
+        <w:fldChar w:fldCharType="separate"/>
+      </w:r>
+      <w:r>
+        <w:rPr>
+          <w:rStyle w:val="12"/>
+        </w:rPr>
+        <w:t>https://github.com</w:t>
+      </w:r>
+      <w:r>
+        <w:fldChar w:fldCharType="end"/>
+      </w:r>
+      <w:r>
+        <w:t xml:space="preserve">) </w:t>
+      </w:r>
+    </w:p>
+    <w:p>
+      <w:pPr>
+        <w:keepNext w:val="0"/>
+        <w:keepLines w:val="0"/>
+        <w:widowControl/>
+        <w:numPr>
+          <w:ilvl w:val="0"/>
+          <w:numId w:val="10"/>
+        </w:numPr>
+        <w:suppressLineNumbers w:val="0"/>
+        <w:spacing w:before="0" w:beforeAutospacing="1" w:after="0" w:afterAutospacing="1"/>
+        <w:ind w:left="720" w:hanging="360"/>
+      </w:pPr>
+      <w:r>
+        <w:t xml:space="preserve">Click </w:t>
+      </w:r>
+      <w:r>
+        <w:rPr>
+          <w:rStyle w:val="14"/>
+        </w:rPr>
+        <w:t>Sign up</w:t>
+      </w:r>
+      <w:r>
+        <w:t xml:space="preserve"> </w:t>
+      </w:r>
+    </w:p>
+    <w:p>
+      <w:pPr>
+        <w:keepNext w:val="0"/>
+        <w:keepLines w:val="0"/>
+        <w:widowControl/>
+        <w:numPr>
+          <w:ilvl w:val="0"/>
+          <w:numId w:val="10"/>
+        </w:numPr>
+        <w:suppressLineNumbers w:val="0"/>
+        <w:spacing w:before="0" w:beforeAutospacing="1" w:after="0" w:afterAutospacing="1"/>
+        <w:ind w:left="720" w:hanging="360"/>
+      </w:pPr>
+      <w:r>
+        <w:t xml:space="preserve">Enter: </w:t>
+      </w:r>
+    </w:p>
+    <w:p>
+      <w:pPr>
+        <w:keepNext w:val="0"/>
+        <w:keepLines w:val="0"/>
+        <w:widowControl/>
+        <w:numPr>
+          <w:ilvl w:val="1"/>
+          <w:numId w:val="10"/>
+        </w:numPr>
+        <w:suppressLineNumbers w:val="0"/>
+        <w:spacing w:before="0" w:beforeAutospacing="1" w:after="0" w:afterAutospacing="1"/>
+        <w:ind w:left="1440" w:hanging="360"/>
+      </w:pPr>
+      <w:r>
+        <w:t xml:space="preserve">Email address </w:t>
+      </w:r>
+    </w:p>
+    <w:p>
+      <w:pPr>
+        <w:keepNext w:val="0"/>
+        <w:keepLines w:val="0"/>
+        <w:widowControl/>
+        <w:numPr>
+          <w:ilvl w:val="1"/>
+          <w:numId w:val="10"/>
+        </w:numPr>
+        <w:suppressLineNumbers w:val="0"/>
+        <w:spacing w:before="0" w:beforeAutospacing="1" w:after="0" w:afterAutospacing="1"/>
+        <w:ind w:left="1440" w:hanging="360"/>
+      </w:pPr>
+      <w:r>
+        <w:t xml:space="preserve">Password </w:t>
+      </w:r>
+    </w:p>
+    <w:p>
+      <w:pPr>
+        <w:keepNext w:val="0"/>
+        <w:keepLines w:val="0"/>
+        <w:widowControl/>
+        <w:numPr>
+          <w:ilvl w:val="1"/>
+          <w:numId w:val="10"/>
+        </w:numPr>
+        <w:suppressLineNumbers w:val="0"/>
+        <w:spacing w:before="0" w:beforeAutospacing="1" w:after="0" w:afterAutospacing="1"/>
+        <w:ind w:left="1440" w:hanging="360"/>
+      </w:pPr>
+      <w:r>
+        <w:t xml:space="preserve">Username </w:t>
+      </w:r>
+    </w:p>
+    <w:p>
+      <w:pPr>
+        <w:keepNext w:val="0"/>
+        <w:keepLines w:val="0"/>
+        <w:widowControl/>
+        <w:numPr>
+          <w:ilvl w:val="0"/>
+          <w:numId w:val="10"/>
+        </w:numPr>
+        <w:suppressLineNumbers w:val="0"/>
+        <w:spacing w:before="0" w:beforeAutospacing="1" w:after="0" w:afterAutospacing="1"/>
+        <w:ind w:left="720" w:hanging="360"/>
+      </w:pPr>
+      <w:r>
+        <w:t xml:space="preserve">Verify your email (check inbox for code) </w:t>
+      </w:r>
+    </w:p>
+    <w:p>
+      <w:pPr>
+        <w:keepNext w:val="0"/>
+        <w:keepLines w:val="0"/>
+        <w:widowControl/>
+        <w:numPr>
+          <w:ilvl w:val="0"/>
+          <w:numId w:val="10"/>
+        </w:numPr>
+        <w:suppressLineNumbers w:val="0"/>
+        <w:spacing w:before="0" w:beforeAutospacing="1" w:after="0" w:afterAutospacing="1"/>
+        <w:ind w:left="720" w:hanging="360"/>
+      </w:pPr>
+      <w:r>
+        <w:t xml:space="preserve">Complete setup (choose preferences → skip if not needed) </w:t>
+      </w:r>
+    </w:p>
+    <w:p>
+      <w:pPr>
+        <w:pStyle w:val="3"/>
+        <w:keepNext w:val="0"/>
+        <w:keepLines w:val="0"/>
+        <w:widowControl/>
+        <w:suppressLineNumbers w:val="0"/>
+        <w:rPr>
+          <w:rFonts w:hint="default" w:ascii="Times New Roman" w:hAnsi="Times New Roman" w:cs="Times New Roman"/>
+        </w:rPr>
+      </w:pPr>
+      <w:r>
+        <w:rPr>
+          <w:rFonts w:hint="default" w:ascii="Times New Roman" w:hAnsi="Times New Roman" w:cs="Times New Roman"/>
+        </w:rPr>
+        <w:t>2. Login to GitHub</w:t>
+      </w:r>
+    </w:p>
+    <w:p>
+      <w:pPr>
+        <w:keepNext w:val="0"/>
+        <w:keepLines w:val="0"/>
+        <w:widowControl/>
+        <w:numPr>
+          <w:ilvl w:val="0"/>
+          <w:numId w:val="11"/>
+        </w:numPr>
+        <w:suppressLineNumbers w:val="0"/>
+        <w:spacing w:before="0" w:beforeAutospacing="1" w:after="0" w:afterAutospacing="1"/>
+        <w:ind w:left="720" w:hanging="360"/>
+      </w:pPr>
+      <w:r>
+        <w:t xml:space="preserve">Go to </w:t>
+      </w:r>
+      <w:r>
+        <w:fldChar w:fldCharType="begin"/>
+      </w:r>
+      <w:r>
+        <w:instrText xml:space="preserve"> HYPERLINK "https://github.com" \t "_new" </w:instrText>
+      </w:r>
+      <w:r>
+        <w:fldChar w:fldCharType="separate"/>
+      </w:r>
+      <w:r>
+        <w:rPr>
+          <w:rStyle w:val="12"/>
+        </w:rPr>
+        <w:t>https://github.com</w:t>
+      </w:r>
+      <w:r>
+        <w:fldChar w:fldCharType="end"/>
+      </w:r>
+      <w:r>
+        <w:t xml:space="preserve"> </w:t>
+      </w:r>
+    </w:p>
+    <w:p>
+      <w:pPr>
+        <w:pStyle w:val="3"/>
+        <w:keepNext w:val="0"/>
+        <w:keepLines w:val="0"/>
+        <w:widowControl/>
+        <w:suppressLineNumbers w:val="0"/>
+        <w:rPr>
+          <w:rFonts w:hint="default" w:ascii="Times New Roman" w:hAnsi="Times New Roman" w:cs="Times New Roman"/>
+        </w:rPr>
+      </w:pPr>
+      <w:r>
+        <w:rPr>
+          <w:rFonts w:hint="default" w:ascii="Times New Roman" w:hAnsi="Times New Roman" w:cs="Times New Roman"/>
+          <w:sz w:val="24"/>
+          <w:szCs w:val="24"/>
+        </w:rPr>
+        <w:t xml:space="preserve">Click </w:t>
+      </w:r>
+      <w:r>
+        <w:rPr>
+          <w:rStyle w:val="14"/>
+          <w:rFonts w:hint="default" w:ascii="Times New Roman" w:hAnsi="Times New Roman" w:cs="Times New Roman"/>
+          <w:sz w:val="24"/>
+          <w:szCs w:val="24"/>
+        </w:rPr>
+        <w:t>Sign in</w:t>
+      </w:r>
+      <w:r>
+        <w:rPr>
+          <w:rFonts w:hint="default" w:ascii="Times New Roman" w:hAnsi="Times New Roman" w:cs="Times New Roman"/>
+        </w:rPr>
+        <w:t xml:space="preserve"> </w:t>
+      </w:r>
+    </w:p>
+    <w:p>
+      <w:pPr>
+        <w:keepNext w:val="0"/>
+        <w:keepLines w:val="0"/>
+        <w:widowControl/>
+        <w:numPr>
+          <w:ilvl w:val="0"/>
+          <w:numId w:val="11"/>
+        </w:numPr>
+        <w:suppressLineNumbers w:val="0"/>
+        <w:spacing w:before="0" w:beforeAutospacing="1" w:after="0" w:afterAutospacing="1"/>
+        <w:ind w:left="720" w:hanging="360"/>
+      </w:pPr>
+      <w:r>
+        <w:t xml:space="preserve">Enter: </w:t>
+      </w:r>
+    </w:p>
+    <w:p>
+      <w:pPr>
+        <w:keepNext w:val="0"/>
+        <w:keepLines w:val="0"/>
+        <w:widowControl/>
+        <w:numPr>
+          <w:ilvl w:val="1"/>
+          <w:numId w:val="12"/>
+        </w:numPr>
+        <w:suppressLineNumbers w:val="0"/>
+        <w:tabs>
+          <w:tab w:val="left" w:pos="1440"/>
+        </w:tabs>
+        <w:spacing w:before="0" w:beforeAutospacing="1" w:after="0" w:afterAutospacing="1"/>
+        <w:ind w:left="1440" w:hanging="360"/>
+      </w:pPr>
+      <w:r>
+        <w:t xml:space="preserve">Username / Email </w:t>
+      </w:r>
+    </w:p>
+    <w:p>
+      <w:pPr>
+        <w:keepNext w:val="0"/>
+        <w:keepLines w:val="0"/>
+        <w:widowControl/>
+        <w:numPr>
+          <w:ilvl w:val="1"/>
+          <w:numId w:val="12"/>
+        </w:numPr>
+        <w:suppressLineNumbers w:val="0"/>
+        <w:tabs>
+          <w:tab w:val="left" w:pos="1440"/>
+        </w:tabs>
+        <w:spacing w:before="0" w:beforeAutospacing="1" w:after="0" w:afterAutospacing="1"/>
+        <w:ind w:left="1440" w:hanging="360"/>
+      </w:pPr>
+      <w:r>
+        <w:t xml:space="preserve">Password </w:t>
+      </w:r>
+    </w:p>
+    <w:p>
+      <w:pPr>
+        <w:keepNext w:val="0"/>
+        <w:keepLines w:val="0"/>
+        <w:widowControl/>
+        <w:numPr>
+          <w:ilvl w:val="0"/>
+          <w:numId w:val="11"/>
+        </w:numPr>
+        <w:suppressLineNumbers w:val="0"/>
+        <w:spacing w:before="0" w:beforeAutospacing="1" w:after="0" w:afterAutospacing="1"/>
+        <w:ind w:left="720" w:hanging="360"/>
+      </w:pPr>
+      <w:r>
+        <w:t xml:space="preserve">Click </w:t>
+      </w:r>
+      <w:r>
+        <w:rPr>
+          <w:rStyle w:val="14"/>
+        </w:rPr>
+        <w:t>Login</w:t>
+      </w:r>
+      <w:r>
+        <w:t xml:space="preserve"> </w:t>
+      </w:r>
+    </w:p>
+    <w:p>
+      <w:pPr>
+        <w:pStyle w:val="3"/>
+        <w:keepNext w:val="0"/>
+        <w:keepLines w:val="0"/>
+        <w:widowControl/>
+        <w:suppressLineNumbers w:val="0"/>
+        <w:rPr>
+          <w:rFonts w:hint="default" w:ascii="Times New Roman" w:hAnsi="Times New Roman" w:cs="Times New Roman"/>
+        </w:rPr>
+      </w:pPr>
+      <w:r>
+        <w:rPr>
+          <w:rFonts w:hint="default" w:ascii="Times New Roman" w:hAnsi="Times New Roman" w:cs="Times New Roman"/>
+        </w:rPr>
+        <w:t>3. Create a New Repository</w:t>
+      </w:r>
+    </w:p>
+    <w:p>
+      <w:pPr>
+        <w:keepNext w:val="0"/>
+        <w:keepLines w:val="0"/>
+        <w:widowControl/>
+        <w:numPr>
+          <w:ilvl w:val="0"/>
+          <w:numId w:val="13"/>
+        </w:numPr>
+        <w:suppressLineNumbers w:val="0"/>
+        <w:spacing w:before="0" w:beforeAutospacing="1" w:after="0" w:afterAutospacing="1"/>
+        <w:ind w:left="720" w:hanging="360"/>
+      </w:pPr>
+      <w:r>
+        <w:t xml:space="preserve">After login, click </w:t>
+      </w:r>
+      <w:r>
+        <w:rPr>
+          <w:rStyle w:val="14"/>
+        </w:rPr>
+        <w:t>"+" (top right corner)</w:t>
+      </w:r>
+      <w:r>
+        <w:t xml:space="preserve"> </w:t>
+      </w:r>
+    </w:p>
+    <w:p>
+      <w:pPr>
+        <w:keepNext w:val="0"/>
+        <w:keepLines w:val="0"/>
+        <w:widowControl/>
+        <w:numPr>
+          <w:ilvl w:val="0"/>
+          <w:numId w:val="13"/>
+        </w:numPr>
+        <w:suppressLineNumbers w:val="0"/>
+        <w:spacing w:before="0" w:beforeAutospacing="1" w:after="0" w:afterAutospacing="1"/>
+        <w:ind w:left="720" w:hanging="360"/>
+      </w:pPr>
+      <w:r>
+        <w:t xml:space="preserve">Select </w:t>
+      </w:r>
+      <w:r>
+        <w:rPr>
+          <w:rStyle w:val="14"/>
+        </w:rPr>
+        <w:t>"New repository"</w:t>
+      </w:r>
+      <w:r>
+        <w:t xml:space="preserve"> </w:t>
+      </w:r>
+    </w:p>
+    <w:p>
+      <w:pPr>
+        <w:keepNext w:val="0"/>
+        <w:keepLines w:val="0"/>
+        <w:widowControl/>
+        <w:numPr>
+          <w:ilvl w:val="0"/>
+          <w:numId w:val="13"/>
+        </w:numPr>
+        <w:suppressLineNumbers w:val="0"/>
+        <w:spacing w:before="0" w:beforeAutospacing="1" w:after="0" w:afterAutospacing="1"/>
+        <w:ind w:left="720" w:hanging="360"/>
+      </w:pPr>
+      <w:r>
+        <w:t xml:space="preserve">Fill details: </w:t>
+      </w:r>
+    </w:p>
+    <w:p>
+      <w:pPr>
+        <w:keepNext w:val="0"/>
+        <w:keepLines w:val="0"/>
+        <w:widowControl/>
+        <w:numPr>
+          <w:ilvl w:val="1"/>
+          <w:numId w:val="14"/>
+        </w:numPr>
+        <w:suppressLineNumbers w:val="0"/>
+        <w:tabs>
+          <w:tab w:val="left" w:pos="1440"/>
+        </w:tabs>
+        <w:spacing w:before="0" w:beforeAutospacing="1" w:after="0" w:afterAutospacing="1"/>
+        <w:ind w:left="1440" w:hanging="360"/>
+      </w:pPr>
+      <w:r>
+        <w:t xml:space="preserve">Repository name </w:t>
+      </w:r>
+    </w:p>
+    <w:p>
+      <w:pPr>
+        <w:keepNext w:val="0"/>
+        <w:keepLines w:val="0"/>
+        <w:widowControl/>
+        <w:numPr>
+          <w:ilvl w:val="1"/>
+          <w:numId w:val="14"/>
+        </w:numPr>
+        <w:suppressLineNumbers w:val="0"/>
+        <w:tabs>
+          <w:tab w:val="left" w:pos="1440"/>
+        </w:tabs>
+        <w:spacing w:before="0" w:beforeAutospacing="1" w:after="0" w:afterAutospacing="1"/>
+        <w:ind w:left="1440" w:hanging="360"/>
+      </w:pPr>
+      <w:r>
+        <w:t xml:space="preserve">Description (optional) </w:t>
+      </w:r>
+    </w:p>
+    <w:p>
+      <w:pPr>
+        <w:keepNext w:val="0"/>
+        <w:keepLines w:val="0"/>
+        <w:widowControl/>
+        <w:numPr>
+          <w:ilvl w:val="0"/>
+          <w:numId w:val="13"/>
+        </w:numPr>
+        <w:suppressLineNumbers w:val="0"/>
+        <w:spacing w:before="0" w:beforeAutospacing="1" w:after="0" w:afterAutospacing="1"/>
+        <w:ind w:left="720" w:hanging="360"/>
+      </w:pPr>
+      <w:r>
+        <w:t xml:space="preserve">Choose: </w:t>
+      </w:r>
+    </w:p>
+    <w:p>
+      <w:pPr>
+        <w:keepNext w:val="0"/>
+        <w:keepLines w:val="0"/>
+        <w:widowControl/>
+        <w:numPr>
+          <w:ilvl w:val="1"/>
+          <w:numId w:val="15"/>
+        </w:numPr>
+        <w:suppressLineNumbers w:val="0"/>
+        <w:tabs>
+          <w:tab w:val="left" w:pos="1440"/>
+        </w:tabs>
+        <w:spacing w:before="0" w:beforeAutospacing="1" w:after="0" w:afterAutospacing="1"/>
+        <w:ind w:left="1440" w:hanging="360"/>
+      </w:pPr>
+      <w:r>
+        <w:t xml:space="preserve">Public / Private </w:t>
+      </w:r>
+    </w:p>
+    <w:p>
+      <w:pPr>
+        <w:keepNext w:val="0"/>
+        <w:keepLines w:val="0"/>
+        <w:widowControl/>
+        <w:numPr>
+          <w:ilvl w:val="0"/>
+          <w:numId w:val="13"/>
+        </w:numPr>
+        <w:suppressLineNumbers w:val="0"/>
+        <w:spacing w:before="0" w:beforeAutospacing="1" w:after="0" w:afterAutospacing="1"/>
+        <w:ind w:left="720" w:hanging="360"/>
+      </w:pPr>
+      <w:r>
+        <w:t xml:space="preserve">(Optional) Tick: </w:t>
+      </w:r>
+    </w:p>
+    <w:p>
+      <w:pPr>
+        <w:keepNext w:val="0"/>
+        <w:keepLines w:val="0"/>
+        <w:widowControl/>
+        <w:numPr>
+          <w:ilvl w:val="1"/>
+          <w:numId w:val="16"/>
+        </w:numPr>
+        <w:suppressLineNumbers w:val="0"/>
+        <w:tabs>
+          <w:tab w:val="left" w:pos="1440"/>
+        </w:tabs>
+        <w:spacing w:before="0" w:beforeAutospacing="1" w:after="0" w:afterAutospacing="1"/>
+        <w:ind w:left="1440" w:hanging="360"/>
+      </w:pPr>
+      <w:r>
+        <w:t xml:space="preserve">Add README </w:t>
+      </w:r>
+    </w:p>
+    <w:p>
+      <w:pPr>
+        <w:keepNext w:val="0"/>
+        <w:keepLines w:val="0"/>
+        <w:widowControl/>
+        <w:numPr>
+          <w:ilvl w:val="0"/>
+          <w:numId w:val="13"/>
+        </w:numPr>
+        <w:suppressLineNumbers w:val="0"/>
+        <w:spacing w:before="0" w:beforeAutospacing="1" w:after="0" w:afterAutospacing="1"/>
+        <w:ind w:left="720" w:hanging="360"/>
+      </w:pPr>
+      <w:r>
+        <w:t xml:space="preserve">Click </w:t>
+      </w:r>
+      <w:r>
+        <w:rPr>
+          <w:rStyle w:val="14"/>
+        </w:rPr>
+        <w:t>Create repository</w:t>
+      </w:r>
+      <w:r>
+        <w:t xml:space="preserve"> </w:t>
+      </w:r>
+    </w:p>
+    <w:p>
+      <w:pPr>
+        <w:keepNext w:val="0"/>
+        <w:keepLines w:val="0"/>
+        <w:widowControl/>
+        <w:suppressLineNumbers w:val="0"/>
+      </w:pPr>
+      <w:r>
+        <w:t>🔹 4. Upload Files to Repository (Easy Method)</w:t>
+      </w:r>
+    </w:p>
+    <w:p>
+      <w:pPr>
+        <w:keepNext w:val="0"/>
+        <w:keepLines w:val="0"/>
+        <w:widowControl/>
+        <w:numPr>
+          <w:ilvl w:val="0"/>
+          <w:numId w:val="17"/>
+        </w:numPr>
+        <w:suppressLineNumbers w:val="0"/>
+        <w:spacing w:before="0" w:beforeAutospacing="1" w:after="0" w:afterAutospacing="1"/>
+        <w:ind w:left="720" w:hanging="360"/>
+      </w:pPr>
+      <w:r>
+        <w:t xml:space="preserve">Open your repository </w:t>
+      </w:r>
+    </w:p>
+    <w:p>
+      <w:pPr>
+        <w:keepNext w:val="0"/>
+        <w:keepLines w:val="0"/>
+        <w:widowControl/>
+        <w:numPr>
+          <w:ilvl w:val="0"/>
+          <w:numId w:val="17"/>
+        </w:numPr>
+        <w:suppressLineNumbers w:val="0"/>
+        <w:spacing w:before="0" w:beforeAutospacing="1" w:after="0" w:afterAutospacing="1"/>
+        <w:ind w:left="720" w:hanging="360"/>
+      </w:pPr>
+      <w:r>
+        <w:t xml:space="preserve">Click </w:t>
+      </w:r>
+      <w:r>
+        <w:rPr>
+          <w:rStyle w:val="14"/>
+        </w:rPr>
+        <w:t>"Add file" → "Upload files"</w:t>
+      </w:r>
+      <w:r>
+        <w:t xml:space="preserve"> </w:t>
+      </w:r>
+    </w:p>
+    <w:p>
+      <w:pPr>
+        <w:keepNext w:val="0"/>
+        <w:keepLines w:val="0"/>
+        <w:widowControl/>
+        <w:numPr>
+          <w:ilvl w:val="0"/>
+          <w:numId w:val="17"/>
+        </w:numPr>
+        <w:suppressLineNumbers w:val="0"/>
+        <w:spacing w:before="0" w:beforeAutospacing="1" w:after="0" w:afterAutospacing="1"/>
+        <w:ind w:left="720" w:hanging="360"/>
+      </w:pPr>
+      <w:r>
+        <w:t xml:space="preserve">Drag &amp; drop files OR click </w:t>
+      </w:r>
+      <w:r>
+        <w:rPr>
+          <w:rStyle w:val="14"/>
+        </w:rPr>
+        <w:t>choose files</w:t>
+      </w:r>
+      <w:r>
+        <w:t xml:space="preserve"> </w:t>
+      </w:r>
+    </w:p>
+    <w:p>
+      <w:pPr>
+        <w:keepNext w:val="0"/>
+        <w:keepLines w:val="0"/>
+        <w:widowControl/>
+        <w:numPr>
+          <w:ilvl w:val="0"/>
+          <w:numId w:val="17"/>
+        </w:numPr>
+        <w:suppressLineNumbers w:val="0"/>
+        <w:spacing w:before="0" w:beforeAutospacing="1" w:after="0" w:afterAutospacing="1"/>
+        <w:ind w:left="720" w:hanging="360"/>
+      </w:pPr>
+      <w:r>
+        <w:t xml:space="preserve">Scroll down </w:t>
+      </w:r>
+    </w:p>
+    <w:p>
+      <w:pPr>
+        <w:keepNext w:val="0"/>
+        <w:keepLines w:val="0"/>
+        <w:widowControl/>
+        <w:numPr>
+          <w:ilvl w:val="0"/>
+          <w:numId w:val="17"/>
+        </w:numPr>
+        <w:suppressLineNumbers w:val="0"/>
+        <w:spacing w:before="0" w:beforeAutospacing="1" w:after="0" w:afterAutospacing="1"/>
+        <w:ind w:left="720" w:hanging="360"/>
+      </w:pPr>
+      <w:r>
+        <w:t xml:space="preserve">Add commit message </w:t>
+      </w:r>
+    </w:p>
+    <w:p>
+      <w:pPr>
+        <w:keepNext w:val="0"/>
+        <w:keepLines w:val="0"/>
+        <w:widowControl/>
+        <w:numPr>
+          <w:ilvl w:val="0"/>
+          <w:numId w:val="17"/>
+        </w:numPr>
+        <w:suppressLineNumbers w:val="0"/>
+        <w:spacing w:before="0" w:beforeAutospacing="1" w:after="0" w:afterAutospacing="1"/>
+        <w:ind w:left="720" w:hanging="360"/>
+      </w:pPr>
+      <w:r>
+        <w:t xml:space="preserve">Click </w:t>
+      </w:r>
+      <w:r>
+        <w:rPr>
+          <w:rStyle w:val="14"/>
+        </w:rPr>
+        <w:t>Commit changes</w:t>
+      </w:r>
+      <w:r>
+        <w:t xml:space="preserve"> </w:t>
+      </w:r>
+    </w:p>
+    <w:p>
+      <w:pPr>
+        <w:pStyle w:val="22"/>
+      </w:pPr>
+      <w:r>
+        <w:t>窗体底端</w:t>
+      </w:r>
+    </w:p>
+    <w:p>
+      <w:pPr>
+        <w:pStyle w:val="13"/>
+        <w:keepNext w:val="0"/>
+        <w:keepLines w:val="0"/>
+        <w:widowControl/>
+        <w:numPr>
+          <w:ilvl w:val="0"/>
+          <w:numId w:val="0"/>
+        </w:numPr>
+        <w:suppressLineNumbers w:val="0"/>
+        <w:tabs>
+          <w:tab w:val="left" w:pos="420"/>
+        </w:tabs>
+        <w:spacing w:before="0" w:beforeAutospacing="1" w:after="0" w:afterAutospacing="1"/>
+        <w:ind w:right="0" w:rightChars="0"/>
+        <w:jc w:val="left"/>
+      </w:pPr>
+      <w:r>
+        <w:drawing>
+          <wp:inline distT="0" distB="0" distL="114300" distR="114300">
+            <wp:extent cx="6176010" cy="3131820"/>
+            <wp:effectExtent l="0" t="0" r="11430" b="7620"/>
+            <wp:docPr id="30" name="Picture 1"/>
+            <wp:cNvGraphicFramePr>
+              <a:graphicFrameLocks xmlns:a="http://schemas.openxmlformats.org/drawingml/2006/main" noChangeAspect="1"/>
+            </wp:cNvGraphicFramePr>
+            <a:graphic xmlns:a="http://schemas.openxmlformats.org/drawingml/2006/main">
+              <a:graphicData uri="http://schemas.openxmlformats.org/drawingml/2006/picture">
+                <pic:pic xmlns:pic="http://schemas.openxmlformats.org/drawingml/2006/picture">
+                  <pic:nvPicPr>
+                    <pic:cNvPr id="30" name="Picture 1"/>
+                    <pic:cNvPicPr>
+                      <a:picLocks noChangeAspect="1"/>
+                    </pic:cNvPicPr>
+                  </pic:nvPicPr>
+                  <pic:blipFill>
+                    <a:blip r:embed="rId38"/>
+                    <a:stretch>
+                      <a:fillRect/>
+                    </a:stretch>
+                  </pic:blipFill>
+                  <pic:spPr>
+                    <a:xfrm>
+                      <a:off x="0" y="0"/>
+                      <a:ext cx="6176010" cy="3131820"/>
+                    </a:xfrm>
+                    <a:prstGeom prst="rect">
+                      <a:avLst/>
+                    </a:prstGeom>
+                    <a:noFill/>
+                    <a:ln>
+                      <a:noFill/>
+                    </a:ln>
+                  </pic:spPr>
+                </pic:pic>
+              </a:graphicData>
+            </a:graphic>
+          </wp:inline>
+        </w:drawing>
+      </w:r>
+    </w:p>
+    <w:p>
+      <w:pPr>
+        <w:pStyle w:val="13"/>
+        <w:keepNext w:val="0"/>
+        <w:keepLines w:val="0"/>
+        <w:widowControl/>
+        <w:numPr>
+          <w:ilvl w:val="0"/>
+          <w:numId w:val="0"/>
+        </w:numPr>
+        <w:suppressLineNumbers w:val="0"/>
+        <w:tabs>
+          <w:tab w:val="left" w:pos="420"/>
+        </w:tabs>
+        <w:spacing w:before="0" w:beforeAutospacing="1" w:after="0" w:afterAutospacing="1"/>
+        <w:ind w:right="0" w:rightChars="0"/>
+        <w:jc w:val="left"/>
+      </w:pPr>
+    </w:p>
+    <w:p>
+      <w:pPr>
+        <w:pStyle w:val="13"/>
+        <w:keepNext w:val="0"/>
+        <w:keepLines w:val="0"/>
+        <w:widowControl/>
+        <w:numPr>
+          <w:ilvl w:val="0"/>
+          <w:numId w:val="0"/>
+        </w:numPr>
+        <w:suppressLineNumbers w:val="0"/>
+        <w:tabs>
+          <w:tab w:val="left" w:pos="420"/>
+        </w:tabs>
+        <w:spacing w:before="0" w:beforeAutospacing="1" w:after="0" w:afterAutospacing="1"/>
+        <w:ind w:right="0" w:rightChars="0"/>
+        <w:jc w:val="left"/>
+      </w:pPr>
+    </w:p>
+    <w:p>
+      <w:pPr>
+        <w:pStyle w:val="13"/>
+        <w:keepNext w:val="0"/>
+        <w:keepLines w:val="0"/>
+        <w:widowControl/>
+        <w:numPr>
+          <w:ilvl w:val="0"/>
+          <w:numId w:val="0"/>
+        </w:numPr>
+        <w:suppressLineNumbers w:val="0"/>
+        <w:tabs>
+          <w:tab w:val="left" w:pos="420"/>
+        </w:tabs>
+        <w:spacing w:before="0" w:beforeAutospacing="1" w:after="0" w:afterAutospacing="1"/>
+        <w:ind w:right="0" w:rightChars="0"/>
+        <w:jc w:val="left"/>
+      </w:pPr>
+    </w:p>
+    <w:p>
+      <w:pPr>
+        <w:pStyle w:val="13"/>
+        <w:keepNext w:val="0"/>
+        <w:keepLines w:val="0"/>
+        <w:widowControl/>
+        <w:numPr>
+          <w:ilvl w:val="0"/>
+          <w:numId w:val="0"/>
+        </w:numPr>
+        <w:suppressLineNumbers w:val="0"/>
+        <w:tabs>
+          <w:tab w:val="left" w:pos="420"/>
+        </w:tabs>
+        <w:spacing w:before="0" w:beforeAutospacing="1" w:after="0" w:afterAutospacing="1"/>
+        <w:ind w:right="0" w:rightChars="0"/>
+        <w:jc w:val="left"/>
+      </w:pPr>
+    </w:p>
+    <w:p>
+      <w:pPr>
+        <w:pStyle w:val="13"/>
+        <w:keepNext w:val="0"/>
+        <w:keepLines w:val="0"/>
+        <w:widowControl/>
+        <w:numPr>
+          <w:ilvl w:val="0"/>
+          <w:numId w:val="0"/>
+        </w:numPr>
+        <w:suppressLineNumbers w:val="0"/>
+        <w:tabs>
+          <w:tab w:val="left" w:pos="420"/>
+        </w:tabs>
+        <w:spacing w:before="0" w:beforeAutospacing="1" w:after="0" w:afterAutospacing="1"/>
+        <w:ind w:right="0" w:rightChars="0"/>
+        <w:jc w:val="left"/>
+      </w:pPr>
+    </w:p>
+    <w:p>
+      <w:pPr>
+        <w:pStyle w:val="13"/>
+        <w:keepNext w:val="0"/>
+        <w:keepLines w:val="0"/>
+        <w:widowControl/>
+        <w:numPr>
+          <w:ilvl w:val="0"/>
+          <w:numId w:val="0"/>
+        </w:numPr>
+        <w:suppressLineNumbers w:val="0"/>
+        <w:tabs>
+          <w:tab w:val="left" w:pos="420"/>
+        </w:tabs>
+        <w:spacing w:before="0" w:beforeAutospacing="1" w:after="0" w:afterAutospacing="1"/>
+        <w:ind w:right="0" w:rightChars="0"/>
+        <w:jc w:val="left"/>
+      </w:pPr>
+    </w:p>
+    <w:p>
+      <w:pPr>
+        <w:pStyle w:val="13"/>
+        <w:keepNext w:val="0"/>
+        <w:keepLines w:val="0"/>
+        <w:widowControl/>
+        <w:numPr>
+          <w:ilvl w:val="0"/>
+          <w:numId w:val="0"/>
+        </w:numPr>
+        <w:suppressLineNumbers w:val="0"/>
+        <w:tabs>
+          <w:tab w:val="left" w:pos="420"/>
+        </w:tabs>
+        <w:spacing w:before="0" w:beforeAutospacing="1" w:after="0" w:afterAutospacing="1"/>
+        <w:ind w:right="0" w:rightChars="0"/>
+        <w:jc w:val="left"/>
+        <w:rPr>
+          <w:rFonts w:hint="default"/>
+          <w:lang w:val="en-IN"/>
+        </w:rPr>
+      </w:pPr>
+      <w:r>
+        <w:rPr>
+          <w:rFonts w:hint="default"/>
+          <w:lang w:val="en-IN"/>
+        </w:rPr>
+        <w:t xml:space="preserve">                                                              WEEK-8</w:t>
+      </w:r>
+    </w:p>
+    <w:p>
+      <w:pPr>
+        <w:pStyle w:val="13"/>
+        <w:keepNext w:val="0"/>
+        <w:keepLines w:val="0"/>
+        <w:widowControl/>
+        <w:numPr>
+          <w:ilvl w:val="0"/>
+          <w:numId w:val="0"/>
+        </w:numPr>
+        <w:suppressLineNumbers w:val="0"/>
+        <w:tabs>
+          <w:tab w:val="left" w:pos="420"/>
+        </w:tabs>
+        <w:spacing w:before="0" w:beforeAutospacing="1" w:after="0" w:afterAutospacing="1"/>
+        <w:ind w:right="0" w:rightChars="0"/>
+        <w:jc w:val="left"/>
+      </w:pPr>
+    </w:p>
+    <w:p>
+      <w:pPr>
+        <w:tabs>
+          <w:tab w:val="left" w:pos="2150"/>
+        </w:tabs>
+        <w:rPr>
+          <w:sz w:val="32"/>
+          <w:szCs w:val="32"/>
+        </w:rPr>
+      </w:pPr>
+      <w:r>
+        <w:rPr>
+          <w:sz w:val="32"/>
+          <w:szCs w:val="32"/>
+        </w:rPr>
+        <w:t>8.A) Aim: create a web page that displays a square that continuously rotates 360     using css animation</w:t>
+      </w:r>
+    </w:p>
+    <w:p>
+      <w:pPr>
+        <w:keepNext w:val="0"/>
+        <w:keepLines w:val="0"/>
+        <w:widowControl/>
+        <w:suppressLineNumbers w:val="0"/>
+        <w:shd w:val="clear" w:fill="1F1F1F"/>
+        <w:spacing w:line="228" w:lineRule="atLeast"/>
+        <w:jc w:val="left"/>
+        <w:rPr>
+          <w:rFonts w:ascii="Consolas" w:hAnsi="Consolas" w:eastAsia="Consolas" w:cs="Consolas"/>
+          <w:b w:val="0"/>
+          <w:bCs w:val="0"/>
+          <w:color w:val="CCCCCC"/>
+          <w:sz w:val="16"/>
+          <w:szCs w:val="16"/>
+        </w:rPr>
+      </w:pPr>
+      <w:r>
+        <w:rPr>
+          <w:rFonts w:hint="default" w:ascii="Consolas" w:hAnsi="Consolas" w:eastAsia="Consolas" w:cs="Consolas"/>
+          <w:b w:val="0"/>
+          <w:bCs w:val="0"/>
+          <w:color w:val="CCCCCC"/>
+          <w:kern w:val="0"/>
+          <w:sz w:val="16"/>
+          <w:szCs w:val="16"/>
+          <w:shd w:val="clear" w:fill="1F1F1F"/>
+          <w:lang w:val="en-US" w:eastAsia="zh-CN" w:bidi="ar"/>
+        </w:rPr>
+        <w:t>av.class.sc u4cse25236</w:t>
+      </w:r>
+    </w:p>
+    <w:p>
+      <w:pPr>
+        <w:keepNext w:val="0"/>
+        <w:keepLines w:val="0"/>
+        <w:widowControl/>
+        <w:suppressLineNumbers w:val="0"/>
+        <w:shd w:val="clear" w:fill="1F1F1F"/>
+        <w:spacing w:line="228" w:lineRule="atLeast"/>
+        <w:jc w:val="left"/>
+        <w:rPr>
+          <w:rFonts w:hint="default" w:ascii="Consolas" w:hAnsi="Consolas" w:eastAsia="Consolas" w:cs="Consolas"/>
+          <w:b w:val="0"/>
+          <w:bCs w:val="0"/>
+          <w:color w:val="CCCCCC"/>
+          <w:sz w:val="16"/>
+          <w:szCs w:val="16"/>
+        </w:rPr>
+      </w:pPr>
+      <w:r>
+        <w:rPr>
+          <w:rFonts w:hint="default" w:ascii="Consolas" w:hAnsi="Consolas" w:eastAsia="Consolas" w:cs="Consolas"/>
+          <w:b w:val="0"/>
+          <w:bCs w:val="0"/>
+          <w:color w:val="808080"/>
+          <w:kern w:val="0"/>
+          <w:sz w:val="16"/>
+          <w:szCs w:val="16"/>
+          <w:shd w:val="clear" w:fill="1F1F1F"/>
+          <w:lang w:val="en-US" w:eastAsia="zh-CN" w:bidi="ar"/>
+        </w:rPr>
+        <w:t>&lt;!</w:t>
+      </w:r>
+      <w:r>
+        <w:rPr>
+          <w:rFonts w:hint="default" w:ascii="Consolas" w:hAnsi="Consolas" w:eastAsia="Consolas" w:cs="Consolas"/>
+          <w:b w:val="0"/>
+          <w:bCs w:val="0"/>
+          <w:color w:val="569CD6"/>
+          <w:kern w:val="0"/>
+          <w:sz w:val="16"/>
+          <w:szCs w:val="16"/>
+          <w:shd w:val="clear" w:fill="1F1F1F"/>
+          <w:lang w:val="en-US" w:eastAsia="zh-CN" w:bidi="ar"/>
+        </w:rPr>
+        <w:t>DOCTYPE</w:t>
+      </w:r>
+      <w:r>
+        <w:rPr>
+          <w:rFonts w:hint="default" w:ascii="Consolas" w:hAnsi="Consolas" w:eastAsia="Consolas" w:cs="Consolas"/>
+          <w:b w:val="0"/>
+          <w:bCs w:val="0"/>
+          <w:color w:val="CCCCCC"/>
+          <w:kern w:val="0"/>
+          <w:sz w:val="16"/>
+          <w:szCs w:val="16"/>
+          <w:shd w:val="clear" w:fill="1F1F1F"/>
+          <w:lang w:val="en-US" w:eastAsia="zh-CN" w:bidi="ar"/>
+        </w:rPr>
+        <w:t xml:space="preserve"> </w:t>
+      </w:r>
+      <w:r>
+        <w:rPr>
+          <w:rFonts w:hint="default" w:ascii="Consolas" w:hAnsi="Consolas" w:eastAsia="Consolas" w:cs="Consolas"/>
+          <w:b w:val="0"/>
+          <w:bCs w:val="0"/>
+          <w:color w:val="9CDCFE"/>
+          <w:kern w:val="0"/>
+          <w:sz w:val="16"/>
+          <w:szCs w:val="16"/>
+          <w:shd w:val="clear" w:fill="1F1F1F"/>
+          <w:lang w:val="en-US" w:eastAsia="zh-CN" w:bidi="ar"/>
+        </w:rPr>
+        <w:t>html</w:t>
+      </w:r>
+      <w:r>
+        <w:rPr>
+          <w:rFonts w:hint="default" w:ascii="Consolas" w:hAnsi="Consolas" w:eastAsia="Consolas" w:cs="Consolas"/>
+          <w:b w:val="0"/>
+          <w:bCs w:val="0"/>
+          <w:color w:val="808080"/>
+          <w:kern w:val="0"/>
+          <w:sz w:val="16"/>
+          <w:szCs w:val="16"/>
+          <w:shd w:val="clear" w:fill="1F1F1F"/>
+          <w:lang w:val="en-US" w:eastAsia="zh-CN" w:bidi="ar"/>
+        </w:rPr>
+        <w:t>&gt;</w:t>
+      </w:r>
+    </w:p>
+    <w:p>
+      <w:pPr>
+        <w:keepNext w:val="0"/>
+        <w:keepLines w:val="0"/>
+        <w:widowControl/>
+        <w:suppressLineNumbers w:val="0"/>
+        <w:shd w:val="clear" w:fill="1F1F1F"/>
+        <w:spacing w:line="228" w:lineRule="atLeast"/>
+        <w:jc w:val="left"/>
+        <w:rPr>
+          <w:rFonts w:hint="default" w:ascii="Consolas" w:hAnsi="Consolas" w:eastAsia="Consolas" w:cs="Consolas"/>
+          <w:b w:val="0"/>
+          <w:bCs w:val="0"/>
+          <w:color w:val="CCCCCC"/>
+          <w:sz w:val="16"/>
+          <w:szCs w:val="16"/>
+        </w:rPr>
+      </w:pPr>
+      <w:r>
+        <w:rPr>
+          <w:rFonts w:hint="default" w:ascii="Consolas" w:hAnsi="Consolas" w:eastAsia="Consolas" w:cs="Consolas"/>
+          <w:b w:val="0"/>
+          <w:bCs w:val="0"/>
+          <w:color w:val="808080"/>
+          <w:kern w:val="0"/>
+          <w:sz w:val="16"/>
+          <w:szCs w:val="16"/>
+          <w:shd w:val="clear" w:fill="1F1F1F"/>
+          <w:lang w:val="en-US" w:eastAsia="zh-CN" w:bidi="ar"/>
+        </w:rPr>
+        <w:t>&lt;</w:t>
+      </w:r>
+      <w:r>
+        <w:rPr>
+          <w:rFonts w:hint="default" w:ascii="Consolas" w:hAnsi="Consolas" w:eastAsia="Consolas" w:cs="Consolas"/>
+          <w:b w:val="0"/>
+          <w:bCs w:val="0"/>
+          <w:color w:val="569CD6"/>
+          <w:kern w:val="0"/>
+          <w:sz w:val="16"/>
+          <w:szCs w:val="16"/>
+          <w:shd w:val="clear" w:fill="1F1F1F"/>
+          <w:lang w:val="en-US" w:eastAsia="zh-CN" w:bidi="ar"/>
+        </w:rPr>
+        <w:t>html</w:t>
+      </w:r>
+      <w:r>
+        <w:rPr>
+          <w:rFonts w:hint="default" w:ascii="Consolas" w:hAnsi="Consolas" w:eastAsia="Consolas" w:cs="Consolas"/>
+          <w:b w:val="0"/>
+          <w:bCs w:val="0"/>
+          <w:color w:val="808080"/>
+          <w:kern w:val="0"/>
+          <w:sz w:val="16"/>
+          <w:szCs w:val="16"/>
+          <w:shd w:val="clear" w:fill="1F1F1F"/>
+          <w:lang w:val="en-US" w:eastAsia="zh-CN" w:bidi="ar"/>
+        </w:rPr>
+        <w:t>&gt;</w:t>
+      </w:r>
+    </w:p>
+    <w:p>
+      <w:pPr>
+        <w:keepNext w:val="0"/>
+        <w:keepLines w:val="0"/>
+        <w:widowControl/>
+        <w:suppressLineNumbers w:val="0"/>
+        <w:shd w:val="clear" w:fill="1F1F1F"/>
+        <w:spacing w:line="228" w:lineRule="atLeast"/>
+        <w:jc w:val="left"/>
+        <w:rPr>
+          <w:rFonts w:hint="default" w:ascii="Consolas" w:hAnsi="Consolas" w:eastAsia="Consolas" w:cs="Consolas"/>
+          <w:b w:val="0"/>
+          <w:bCs w:val="0"/>
+          <w:color w:val="CCCCCC"/>
+          <w:sz w:val="16"/>
+          <w:szCs w:val="16"/>
+        </w:rPr>
+      </w:pPr>
+      <w:r>
+        <w:rPr>
+          <w:rFonts w:hint="default" w:ascii="Consolas" w:hAnsi="Consolas" w:eastAsia="Consolas" w:cs="Consolas"/>
+          <w:b w:val="0"/>
+          <w:bCs w:val="0"/>
+          <w:color w:val="808080"/>
+          <w:kern w:val="0"/>
+          <w:sz w:val="16"/>
+          <w:szCs w:val="16"/>
+          <w:shd w:val="clear" w:fill="1F1F1F"/>
+          <w:lang w:val="en-US" w:eastAsia="zh-CN" w:bidi="ar"/>
+        </w:rPr>
+        <w:t>&lt;</w:t>
+      </w:r>
+      <w:r>
+        <w:rPr>
+          <w:rFonts w:hint="default" w:ascii="Consolas" w:hAnsi="Consolas" w:eastAsia="Consolas" w:cs="Consolas"/>
+          <w:b w:val="0"/>
+          <w:bCs w:val="0"/>
+          <w:color w:val="569CD6"/>
+          <w:kern w:val="0"/>
+          <w:sz w:val="16"/>
+          <w:szCs w:val="16"/>
+          <w:shd w:val="clear" w:fill="1F1F1F"/>
+          <w:lang w:val="en-US" w:eastAsia="zh-CN" w:bidi="ar"/>
+        </w:rPr>
+        <w:t>head</w:t>
+      </w:r>
+      <w:r>
+        <w:rPr>
+          <w:rFonts w:hint="default" w:ascii="Consolas" w:hAnsi="Consolas" w:eastAsia="Consolas" w:cs="Consolas"/>
+          <w:b w:val="0"/>
+          <w:bCs w:val="0"/>
+          <w:color w:val="808080"/>
+          <w:kern w:val="0"/>
+          <w:sz w:val="16"/>
+          <w:szCs w:val="16"/>
+          <w:shd w:val="clear" w:fill="1F1F1F"/>
+          <w:lang w:val="en-US" w:eastAsia="zh-CN" w:bidi="ar"/>
+        </w:rPr>
+        <w:t>&gt;</w:t>
+      </w:r>
+    </w:p>
+    <w:p>
+      <w:pPr>
+        <w:keepNext w:val="0"/>
+        <w:keepLines w:val="0"/>
+        <w:widowControl/>
+        <w:suppressLineNumbers w:val="0"/>
+        <w:shd w:val="clear" w:fill="1F1F1F"/>
+        <w:spacing w:line="228" w:lineRule="atLeast"/>
+        <w:jc w:val="left"/>
+        <w:rPr>
+          <w:rFonts w:hint="default" w:ascii="Consolas" w:hAnsi="Consolas" w:eastAsia="Consolas" w:cs="Consolas"/>
+          <w:b w:val="0"/>
+          <w:bCs w:val="0"/>
+          <w:color w:val="CCCCCC"/>
+          <w:sz w:val="16"/>
+          <w:szCs w:val="16"/>
+        </w:rPr>
+      </w:pPr>
+      <w:r>
+        <w:rPr>
+          <w:rFonts w:hint="default" w:ascii="Consolas" w:hAnsi="Consolas" w:eastAsia="Consolas" w:cs="Consolas"/>
+          <w:b w:val="0"/>
+          <w:bCs w:val="0"/>
+          <w:color w:val="CCCCCC"/>
+          <w:kern w:val="0"/>
+          <w:sz w:val="16"/>
+          <w:szCs w:val="16"/>
+          <w:shd w:val="clear" w:fill="1F1F1F"/>
+          <w:lang w:val="en-US" w:eastAsia="zh-CN" w:bidi="ar"/>
+        </w:rPr>
+        <w:t xml:space="preserve">    </w:t>
+      </w:r>
+      <w:r>
+        <w:rPr>
+          <w:rFonts w:hint="default" w:ascii="Consolas" w:hAnsi="Consolas" w:eastAsia="Consolas" w:cs="Consolas"/>
+          <w:b w:val="0"/>
+          <w:bCs w:val="0"/>
+          <w:color w:val="808080"/>
+          <w:kern w:val="0"/>
+          <w:sz w:val="16"/>
+          <w:szCs w:val="16"/>
+          <w:shd w:val="clear" w:fill="1F1F1F"/>
+          <w:lang w:val="en-US" w:eastAsia="zh-CN" w:bidi="ar"/>
+        </w:rPr>
+        <w:t>&lt;</w:t>
+      </w:r>
+      <w:r>
+        <w:rPr>
+          <w:rFonts w:hint="default" w:ascii="Consolas" w:hAnsi="Consolas" w:eastAsia="Consolas" w:cs="Consolas"/>
+          <w:b w:val="0"/>
+          <w:bCs w:val="0"/>
+          <w:color w:val="569CD6"/>
+          <w:kern w:val="0"/>
+          <w:sz w:val="16"/>
+          <w:szCs w:val="16"/>
+          <w:shd w:val="clear" w:fill="1F1F1F"/>
+          <w:lang w:val="en-US" w:eastAsia="zh-CN" w:bidi="ar"/>
+        </w:rPr>
+        <w:t>title</w:t>
+      </w:r>
+      <w:r>
+        <w:rPr>
+          <w:rFonts w:hint="default" w:ascii="Consolas" w:hAnsi="Consolas" w:eastAsia="Consolas" w:cs="Consolas"/>
+          <w:b w:val="0"/>
+          <w:bCs w:val="0"/>
+          <w:color w:val="808080"/>
+          <w:kern w:val="0"/>
+          <w:sz w:val="16"/>
+          <w:szCs w:val="16"/>
+          <w:shd w:val="clear" w:fill="1F1F1F"/>
+          <w:lang w:val="en-US" w:eastAsia="zh-CN" w:bidi="ar"/>
+        </w:rPr>
+        <w:t>&gt;</w:t>
+      </w:r>
+      <w:r>
+        <w:rPr>
+          <w:rFonts w:hint="default" w:ascii="Consolas" w:hAnsi="Consolas" w:eastAsia="Consolas" w:cs="Consolas"/>
+          <w:b w:val="0"/>
+          <w:bCs w:val="0"/>
+          <w:color w:val="CCCCCC"/>
+          <w:kern w:val="0"/>
+          <w:sz w:val="16"/>
+          <w:szCs w:val="16"/>
+          <w:shd w:val="clear" w:fill="1F1F1F"/>
+          <w:lang w:val="en-US" w:eastAsia="zh-CN" w:bidi="ar"/>
+        </w:rPr>
+        <w:t>Rotating Square</w:t>
+      </w:r>
+      <w:r>
+        <w:rPr>
+          <w:rFonts w:hint="default" w:ascii="Consolas" w:hAnsi="Consolas" w:eastAsia="Consolas" w:cs="Consolas"/>
+          <w:b w:val="0"/>
+          <w:bCs w:val="0"/>
+          <w:color w:val="808080"/>
+          <w:kern w:val="0"/>
+          <w:sz w:val="16"/>
+          <w:szCs w:val="16"/>
+          <w:shd w:val="clear" w:fill="1F1F1F"/>
+          <w:lang w:val="en-US" w:eastAsia="zh-CN" w:bidi="ar"/>
+        </w:rPr>
+        <w:t>&lt;/</w:t>
+      </w:r>
+      <w:r>
+        <w:rPr>
+          <w:rFonts w:hint="default" w:ascii="Consolas" w:hAnsi="Consolas" w:eastAsia="Consolas" w:cs="Consolas"/>
+          <w:b w:val="0"/>
+          <w:bCs w:val="0"/>
+          <w:color w:val="569CD6"/>
+          <w:kern w:val="0"/>
+          <w:sz w:val="16"/>
+          <w:szCs w:val="16"/>
+          <w:shd w:val="clear" w:fill="1F1F1F"/>
+          <w:lang w:val="en-US" w:eastAsia="zh-CN" w:bidi="ar"/>
+        </w:rPr>
+        <w:t>title</w:t>
+      </w:r>
+      <w:r>
+        <w:rPr>
+          <w:rFonts w:hint="default" w:ascii="Consolas" w:hAnsi="Consolas" w:eastAsia="Consolas" w:cs="Consolas"/>
+          <w:b w:val="0"/>
+          <w:bCs w:val="0"/>
+          <w:color w:val="808080"/>
+          <w:kern w:val="0"/>
+          <w:sz w:val="16"/>
+          <w:szCs w:val="16"/>
+          <w:shd w:val="clear" w:fill="1F1F1F"/>
+          <w:lang w:val="en-US" w:eastAsia="zh-CN" w:bidi="ar"/>
+        </w:rPr>
+        <w:t>&gt;</w:t>
+      </w:r>
+    </w:p>
+    <w:p>
+      <w:pPr>
+        <w:keepNext w:val="0"/>
+        <w:keepLines w:val="0"/>
+        <w:widowControl/>
+        <w:suppressLineNumbers w:val="0"/>
+        <w:shd w:val="clear" w:fill="1F1F1F"/>
+        <w:spacing w:line="228" w:lineRule="atLeast"/>
+        <w:jc w:val="left"/>
+        <w:rPr>
+          <w:rFonts w:hint="default" w:ascii="Consolas" w:hAnsi="Consolas" w:eastAsia="Consolas" w:cs="Consolas"/>
+          <w:b w:val="0"/>
+          <w:bCs w:val="0"/>
+          <w:color w:val="CCCCCC"/>
+          <w:sz w:val="16"/>
+          <w:szCs w:val="16"/>
+        </w:rPr>
+      </w:pPr>
+    </w:p>
+    <w:p>
+      <w:pPr>
+        <w:keepNext w:val="0"/>
+        <w:keepLines w:val="0"/>
+        <w:widowControl/>
+        <w:suppressLineNumbers w:val="0"/>
+        <w:shd w:val="clear" w:fill="1F1F1F"/>
+        <w:spacing w:line="228" w:lineRule="atLeast"/>
+        <w:jc w:val="left"/>
+        <w:rPr>
+          <w:rFonts w:hint="default" w:ascii="Consolas" w:hAnsi="Consolas" w:eastAsia="Consolas" w:cs="Consolas"/>
+          <w:b w:val="0"/>
+          <w:bCs w:val="0"/>
+          <w:color w:val="CCCCCC"/>
+          <w:sz w:val="16"/>
+          <w:szCs w:val="16"/>
+        </w:rPr>
+      </w:pPr>
+      <w:r>
+        <w:rPr>
+          <w:rFonts w:hint="default" w:ascii="Consolas" w:hAnsi="Consolas" w:eastAsia="Consolas" w:cs="Consolas"/>
+          <w:b w:val="0"/>
+          <w:bCs w:val="0"/>
+          <w:color w:val="CCCCCC"/>
+          <w:kern w:val="0"/>
+          <w:sz w:val="16"/>
+          <w:szCs w:val="16"/>
+          <w:shd w:val="clear" w:fill="1F1F1F"/>
+          <w:lang w:val="en-US" w:eastAsia="zh-CN" w:bidi="ar"/>
+        </w:rPr>
+        <w:t xml:space="preserve">    </w:t>
+      </w:r>
+      <w:r>
+        <w:rPr>
+          <w:rFonts w:hint="default" w:ascii="Consolas" w:hAnsi="Consolas" w:eastAsia="Consolas" w:cs="Consolas"/>
+          <w:b w:val="0"/>
+          <w:bCs w:val="0"/>
+          <w:color w:val="808080"/>
+          <w:kern w:val="0"/>
+          <w:sz w:val="16"/>
+          <w:szCs w:val="16"/>
+          <w:shd w:val="clear" w:fill="1F1F1F"/>
+          <w:lang w:val="en-US" w:eastAsia="zh-CN" w:bidi="ar"/>
+        </w:rPr>
+        <w:t>&lt;</w:t>
+      </w:r>
+      <w:r>
+        <w:rPr>
+          <w:rFonts w:hint="default" w:ascii="Consolas" w:hAnsi="Consolas" w:eastAsia="Consolas" w:cs="Consolas"/>
+          <w:b w:val="0"/>
+          <w:bCs w:val="0"/>
+          <w:color w:val="569CD6"/>
+          <w:kern w:val="0"/>
+          <w:sz w:val="16"/>
+          <w:szCs w:val="16"/>
+          <w:shd w:val="clear" w:fill="1F1F1F"/>
+          <w:lang w:val="en-US" w:eastAsia="zh-CN" w:bidi="ar"/>
+        </w:rPr>
+        <w:t>style</w:t>
+      </w:r>
+      <w:r>
+        <w:rPr>
+          <w:rFonts w:hint="default" w:ascii="Consolas" w:hAnsi="Consolas" w:eastAsia="Consolas" w:cs="Consolas"/>
+          <w:b w:val="0"/>
+          <w:bCs w:val="0"/>
+          <w:color w:val="808080"/>
+          <w:kern w:val="0"/>
+          <w:sz w:val="16"/>
+          <w:szCs w:val="16"/>
+          <w:shd w:val="clear" w:fill="1F1F1F"/>
+          <w:lang w:val="en-US" w:eastAsia="zh-CN" w:bidi="ar"/>
+        </w:rPr>
+        <w:t>&gt;</w:t>
+      </w:r>
+    </w:p>
+    <w:p>
+      <w:pPr>
+        <w:keepNext w:val="0"/>
+        <w:keepLines w:val="0"/>
+        <w:widowControl/>
+        <w:suppressLineNumbers w:val="0"/>
+        <w:shd w:val="clear" w:fill="1F1F1F"/>
+        <w:spacing w:line="228" w:lineRule="atLeast"/>
+        <w:jc w:val="left"/>
+        <w:rPr>
+          <w:rFonts w:hint="default" w:ascii="Consolas" w:hAnsi="Consolas" w:eastAsia="Consolas" w:cs="Consolas"/>
+          <w:b w:val="0"/>
+          <w:bCs w:val="0"/>
+          <w:color w:val="CCCCCC"/>
+          <w:sz w:val="16"/>
+          <w:szCs w:val="16"/>
+        </w:rPr>
+      </w:pPr>
+      <w:r>
+        <w:rPr>
+          <w:rFonts w:hint="default" w:ascii="Consolas" w:hAnsi="Consolas" w:eastAsia="Consolas" w:cs="Consolas"/>
+          <w:b w:val="0"/>
+          <w:bCs w:val="0"/>
+          <w:color w:val="D4D4D4"/>
+          <w:kern w:val="0"/>
+          <w:sz w:val="16"/>
+          <w:szCs w:val="16"/>
+          <w:shd w:val="clear" w:fill="1F1F1F"/>
+          <w:lang w:val="en-US" w:eastAsia="zh-CN" w:bidi="ar"/>
+        </w:rPr>
+        <w:t xml:space="preserve">        </w:t>
+      </w:r>
+      <w:r>
+        <w:rPr>
+          <w:rFonts w:hint="default" w:ascii="Consolas" w:hAnsi="Consolas" w:eastAsia="Consolas" w:cs="Consolas"/>
+          <w:b w:val="0"/>
+          <w:bCs w:val="0"/>
+          <w:color w:val="D7BA7D"/>
+          <w:kern w:val="0"/>
+          <w:sz w:val="16"/>
+          <w:szCs w:val="16"/>
+          <w:shd w:val="clear" w:fill="1F1F1F"/>
+          <w:lang w:val="en-US" w:eastAsia="zh-CN" w:bidi="ar"/>
+        </w:rPr>
+        <w:t>body</w:t>
+      </w:r>
+      <w:r>
+        <w:rPr>
+          <w:rFonts w:hint="default" w:ascii="Consolas" w:hAnsi="Consolas" w:eastAsia="Consolas" w:cs="Consolas"/>
+          <w:b w:val="0"/>
+          <w:bCs w:val="0"/>
+          <w:color w:val="D4D4D4"/>
+          <w:kern w:val="0"/>
+          <w:sz w:val="16"/>
+          <w:szCs w:val="16"/>
+          <w:shd w:val="clear" w:fill="1F1F1F"/>
+          <w:lang w:val="en-US" w:eastAsia="zh-CN" w:bidi="ar"/>
+        </w:rPr>
+        <w:t xml:space="preserve"> {</w:t>
+      </w:r>
+    </w:p>
+    <w:p>
+      <w:pPr>
+        <w:keepNext w:val="0"/>
+        <w:keepLines w:val="0"/>
+        <w:widowControl/>
+        <w:suppressLineNumbers w:val="0"/>
+        <w:shd w:val="clear" w:fill="1F1F1F"/>
+        <w:spacing w:line="228" w:lineRule="atLeast"/>
+        <w:jc w:val="left"/>
+        <w:rPr>
+          <w:rFonts w:hint="default" w:ascii="Consolas" w:hAnsi="Consolas" w:eastAsia="Consolas" w:cs="Consolas"/>
+          <w:b w:val="0"/>
+          <w:bCs w:val="0"/>
+          <w:color w:val="CCCCCC"/>
+          <w:sz w:val="16"/>
+          <w:szCs w:val="16"/>
+        </w:rPr>
+      </w:pPr>
+      <w:r>
+        <w:rPr>
+          <w:rFonts w:hint="default" w:ascii="Consolas" w:hAnsi="Consolas" w:eastAsia="Consolas" w:cs="Consolas"/>
+          <w:b w:val="0"/>
+          <w:bCs w:val="0"/>
+          <w:color w:val="D4D4D4"/>
+          <w:kern w:val="0"/>
+          <w:sz w:val="16"/>
+          <w:szCs w:val="16"/>
+          <w:shd w:val="clear" w:fill="1F1F1F"/>
+          <w:lang w:val="en-US" w:eastAsia="zh-CN" w:bidi="ar"/>
+        </w:rPr>
+        <w:t xml:space="preserve">            </w:t>
+      </w:r>
+      <w:r>
+        <w:rPr>
+          <w:rFonts w:hint="default" w:ascii="Consolas" w:hAnsi="Consolas" w:eastAsia="Consolas" w:cs="Consolas"/>
+          <w:b w:val="0"/>
+          <w:bCs w:val="0"/>
+          <w:color w:val="9CDCFE"/>
+          <w:kern w:val="0"/>
+          <w:sz w:val="16"/>
+          <w:szCs w:val="16"/>
+          <w:shd w:val="clear" w:fill="1F1F1F"/>
+          <w:lang w:val="en-US" w:eastAsia="zh-CN" w:bidi="ar"/>
+        </w:rPr>
+        <w:t>text-align</w:t>
+      </w:r>
+      <w:r>
+        <w:rPr>
+          <w:rFonts w:hint="default" w:ascii="Consolas" w:hAnsi="Consolas" w:eastAsia="Consolas" w:cs="Consolas"/>
+          <w:b w:val="0"/>
+          <w:bCs w:val="0"/>
+          <w:color w:val="D4D4D4"/>
+          <w:kern w:val="0"/>
+          <w:sz w:val="16"/>
+          <w:szCs w:val="16"/>
+          <w:shd w:val="clear" w:fill="1F1F1F"/>
+          <w:lang w:val="en-US" w:eastAsia="zh-CN" w:bidi="ar"/>
+        </w:rPr>
+        <w:t xml:space="preserve">: </w:t>
+      </w:r>
+      <w:r>
+        <w:rPr>
+          <w:rFonts w:hint="default" w:ascii="Consolas" w:hAnsi="Consolas" w:eastAsia="Consolas" w:cs="Consolas"/>
+          <w:b w:val="0"/>
+          <w:bCs w:val="0"/>
+          <w:color w:val="CE9178"/>
+          <w:kern w:val="0"/>
+          <w:sz w:val="16"/>
+          <w:szCs w:val="16"/>
+          <w:shd w:val="clear" w:fill="1F1F1F"/>
+          <w:lang w:val="en-US" w:eastAsia="zh-CN" w:bidi="ar"/>
+        </w:rPr>
+        <w:t>center</w:t>
+      </w:r>
+      <w:r>
+        <w:rPr>
+          <w:rFonts w:hint="default" w:ascii="Consolas" w:hAnsi="Consolas" w:eastAsia="Consolas" w:cs="Consolas"/>
+          <w:b w:val="0"/>
+          <w:bCs w:val="0"/>
+          <w:color w:val="D4D4D4"/>
+          <w:kern w:val="0"/>
+          <w:sz w:val="16"/>
+          <w:szCs w:val="16"/>
+          <w:shd w:val="clear" w:fill="1F1F1F"/>
+          <w:lang w:val="en-US" w:eastAsia="zh-CN" w:bidi="ar"/>
+        </w:rPr>
+        <w:t>;</w:t>
+      </w:r>
+    </w:p>
+    <w:p>
+      <w:pPr>
+        <w:keepNext w:val="0"/>
+        <w:keepLines w:val="0"/>
+        <w:widowControl/>
+        <w:suppressLineNumbers w:val="0"/>
+        <w:shd w:val="clear" w:fill="1F1F1F"/>
+        <w:spacing w:line="228" w:lineRule="atLeast"/>
+        <w:jc w:val="left"/>
+        <w:rPr>
+          <w:rFonts w:hint="default" w:ascii="Consolas" w:hAnsi="Consolas" w:eastAsia="Consolas" w:cs="Consolas"/>
+          <w:b w:val="0"/>
+          <w:bCs w:val="0"/>
+          <w:color w:val="CCCCCC"/>
+          <w:sz w:val="16"/>
+          <w:szCs w:val="16"/>
+        </w:rPr>
+      </w:pPr>
+      <w:r>
+        <w:rPr>
+          <w:rFonts w:hint="default" w:ascii="Consolas" w:hAnsi="Consolas" w:eastAsia="Consolas" w:cs="Consolas"/>
+          <w:b w:val="0"/>
+          <w:bCs w:val="0"/>
+          <w:color w:val="D4D4D4"/>
+          <w:kern w:val="0"/>
+          <w:sz w:val="16"/>
+          <w:szCs w:val="16"/>
+          <w:shd w:val="clear" w:fill="1F1F1F"/>
+          <w:lang w:val="en-US" w:eastAsia="zh-CN" w:bidi="ar"/>
+        </w:rPr>
+        <w:t xml:space="preserve">            </w:t>
+      </w:r>
+      <w:r>
+        <w:rPr>
+          <w:rFonts w:hint="default" w:ascii="Consolas" w:hAnsi="Consolas" w:eastAsia="Consolas" w:cs="Consolas"/>
+          <w:b w:val="0"/>
+          <w:bCs w:val="0"/>
+          <w:color w:val="9CDCFE"/>
+          <w:kern w:val="0"/>
+          <w:sz w:val="16"/>
+          <w:szCs w:val="16"/>
+          <w:shd w:val="clear" w:fill="1F1F1F"/>
+          <w:lang w:val="en-US" w:eastAsia="zh-CN" w:bidi="ar"/>
+        </w:rPr>
+        <w:t>margin-top</w:t>
+      </w:r>
+      <w:r>
+        <w:rPr>
+          <w:rFonts w:hint="default" w:ascii="Consolas" w:hAnsi="Consolas" w:eastAsia="Consolas" w:cs="Consolas"/>
+          <w:b w:val="0"/>
+          <w:bCs w:val="0"/>
+          <w:color w:val="D4D4D4"/>
+          <w:kern w:val="0"/>
+          <w:sz w:val="16"/>
+          <w:szCs w:val="16"/>
+          <w:shd w:val="clear" w:fill="1F1F1F"/>
+          <w:lang w:val="en-US" w:eastAsia="zh-CN" w:bidi="ar"/>
+        </w:rPr>
+        <w:t xml:space="preserve">: </w:t>
+      </w:r>
+      <w:r>
+        <w:rPr>
+          <w:rFonts w:hint="default" w:ascii="Consolas" w:hAnsi="Consolas" w:eastAsia="Consolas" w:cs="Consolas"/>
+          <w:b w:val="0"/>
+          <w:bCs w:val="0"/>
+          <w:color w:val="B5CEA8"/>
+          <w:kern w:val="0"/>
+          <w:sz w:val="16"/>
+          <w:szCs w:val="16"/>
+          <w:shd w:val="clear" w:fill="1F1F1F"/>
+          <w:lang w:val="en-US" w:eastAsia="zh-CN" w:bidi="ar"/>
+        </w:rPr>
+        <w:t>100px</w:t>
+      </w:r>
+      <w:r>
+        <w:rPr>
+          <w:rFonts w:hint="default" w:ascii="Consolas" w:hAnsi="Consolas" w:eastAsia="Consolas" w:cs="Consolas"/>
+          <w:b w:val="0"/>
+          <w:bCs w:val="0"/>
+          <w:color w:val="D4D4D4"/>
+          <w:kern w:val="0"/>
+          <w:sz w:val="16"/>
+          <w:szCs w:val="16"/>
+          <w:shd w:val="clear" w:fill="1F1F1F"/>
+          <w:lang w:val="en-US" w:eastAsia="zh-CN" w:bidi="ar"/>
+        </w:rPr>
+        <w:t>;</w:t>
+      </w:r>
+    </w:p>
+    <w:p>
+      <w:pPr>
+        <w:keepNext w:val="0"/>
+        <w:keepLines w:val="0"/>
+        <w:widowControl/>
+        <w:suppressLineNumbers w:val="0"/>
+        <w:shd w:val="clear" w:fill="1F1F1F"/>
+        <w:spacing w:line="228" w:lineRule="atLeast"/>
+        <w:jc w:val="left"/>
+        <w:rPr>
+          <w:rFonts w:hint="default" w:ascii="Consolas" w:hAnsi="Consolas" w:eastAsia="Consolas" w:cs="Consolas"/>
+          <w:b w:val="0"/>
+          <w:bCs w:val="0"/>
+          <w:color w:val="CCCCCC"/>
+          <w:sz w:val="16"/>
+          <w:szCs w:val="16"/>
+        </w:rPr>
+      </w:pPr>
+      <w:r>
+        <w:rPr>
+          <w:rFonts w:hint="default" w:ascii="Consolas" w:hAnsi="Consolas" w:eastAsia="Consolas" w:cs="Consolas"/>
+          <w:b w:val="0"/>
+          <w:bCs w:val="0"/>
+          <w:color w:val="D4D4D4"/>
+          <w:kern w:val="0"/>
+          <w:sz w:val="16"/>
+          <w:szCs w:val="16"/>
+          <w:shd w:val="clear" w:fill="1F1F1F"/>
+          <w:lang w:val="en-US" w:eastAsia="zh-CN" w:bidi="ar"/>
+        </w:rPr>
+        <w:t xml:space="preserve">            </w:t>
+      </w:r>
+      <w:r>
+        <w:rPr>
+          <w:rFonts w:hint="default" w:ascii="Consolas" w:hAnsi="Consolas" w:eastAsia="Consolas" w:cs="Consolas"/>
+          <w:b w:val="0"/>
+          <w:bCs w:val="0"/>
+          <w:color w:val="9CDCFE"/>
+          <w:kern w:val="0"/>
+          <w:sz w:val="16"/>
+          <w:szCs w:val="16"/>
+          <w:shd w:val="clear" w:fill="1F1F1F"/>
+          <w:lang w:val="en-US" w:eastAsia="zh-CN" w:bidi="ar"/>
+        </w:rPr>
+        <w:t>font-family</w:t>
+      </w:r>
+      <w:r>
+        <w:rPr>
+          <w:rFonts w:hint="default" w:ascii="Consolas" w:hAnsi="Consolas" w:eastAsia="Consolas" w:cs="Consolas"/>
+          <w:b w:val="0"/>
+          <w:bCs w:val="0"/>
+          <w:color w:val="D4D4D4"/>
+          <w:kern w:val="0"/>
+          <w:sz w:val="16"/>
+          <w:szCs w:val="16"/>
+          <w:shd w:val="clear" w:fill="1F1F1F"/>
+          <w:lang w:val="en-US" w:eastAsia="zh-CN" w:bidi="ar"/>
+        </w:rPr>
+        <w:t xml:space="preserve">: </w:t>
+      </w:r>
+      <w:r>
+        <w:rPr>
+          <w:rFonts w:hint="default" w:ascii="Consolas" w:hAnsi="Consolas" w:eastAsia="Consolas" w:cs="Consolas"/>
+          <w:b w:val="0"/>
+          <w:bCs w:val="0"/>
+          <w:color w:val="CE9178"/>
+          <w:kern w:val="0"/>
+          <w:sz w:val="16"/>
+          <w:szCs w:val="16"/>
+          <w:shd w:val="clear" w:fill="1F1F1F"/>
+          <w:lang w:val="en-US" w:eastAsia="zh-CN" w:bidi="ar"/>
+        </w:rPr>
+        <w:t>Arial</w:t>
+      </w:r>
+      <w:r>
+        <w:rPr>
+          <w:rFonts w:hint="default" w:ascii="Consolas" w:hAnsi="Consolas" w:eastAsia="Consolas" w:cs="Consolas"/>
+          <w:b w:val="0"/>
+          <w:bCs w:val="0"/>
+          <w:color w:val="D4D4D4"/>
+          <w:kern w:val="0"/>
+          <w:sz w:val="16"/>
+          <w:szCs w:val="16"/>
+          <w:shd w:val="clear" w:fill="1F1F1F"/>
+          <w:lang w:val="en-US" w:eastAsia="zh-CN" w:bidi="ar"/>
+        </w:rPr>
+        <w:t>;</w:t>
+      </w:r>
+    </w:p>
+    <w:p>
+      <w:pPr>
+        <w:keepNext w:val="0"/>
+        <w:keepLines w:val="0"/>
+        <w:widowControl/>
+        <w:suppressLineNumbers w:val="0"/>
+        <w:shd w:val="clear" w:fill="1F1F1F"/>
+        <w:spacing w:line="228" w:lineRule="atLeast"/>
+        <w:jc w:val="left"/>
+        <w:rPr>
+          <w:rFonts w:hint="default" w:ascii="Consolas" w:hAnsi="Consolas" w:eastAsia="Consolas" w:cs="Consolas"/>
+          <w:b w:val="0"/>
+          <w:bCs w:val="0"/>
+          <w:color w:val="CCCCCC"/>
+          <w:sz w:val="16"/>
+          <w:szCs w:val="16"/>
+        </w:rPr>
+      </w:pPr>
+      <w:r>
+        <w:rPr>
+          <w:rFonts w:hint="default" w:ascii="Consolas" w:hAnsi="Consolas" w:eastAsia="Consolas" w:cs="Consolas"/>
+          <w:b w:val="0"/>
+          <w:bCs w:val="0"/>
+          <w:color w:val="D4D4D4"/>
+          <w:kern w:val="0"/>
+          <w:sz w:val="16"/>
+          <w:szCs w:val="16"/>
+          <w:shd w:val="clear" w:fill="1F1F1F"/>
+          <w:lang w:val="en-US" w:eastAsia="zh-CN" w:bidi="ar"/>
+        </w:rPr>
+        <w:t>        }</w:t>
+      </w:r>
+    </w:p>
+    <w:p>
+      <w:pPr>
+        <w:keepNext w:val="0"/>
+        <w:keepLines w:val="0"/>
+        <w:widowControl/>
+        <w:suppressLineNumbers w:val="0"/>
+        <w:shd w:val="clear" w:fill="1F1F1F"/>
+        <w:spacing w:line="228" w:lineRule="atLeast"/>
+        <w:jc w:val="left"/>
+        <w:rPr>
+          <w:rFonts w:hint="default" w:ascii="Consolas" w:hAnsi="Consolas" w:eastAsia="Consolas" w:cs="Consolas"/>
+          <w:b w:val="0"/>
+          <w:bCs w:val="0"/>
+          <w:color w:val="CCCCCC"/>
+          <w:sz w:val="16"/>
+          <w:szCs w:val="16"/>
+        </w:rPr>
+      </w:pPr>
+      <w:r>
+        <w:rPr>
+          <w:rFonts w:hint="default" w:ascii="Consolas" w:hAnsi="Consolas" w:eastAsia="Consolas" w:cs="Consolas"/>
+          <w:b w:val="0"/>
+          <w:bCs w:val="0"/>
+          <w:color w:val="D4D4D4"/>
+          <w:kern w:val="0"/>
+          <w:sz w:val="16"/>
+          <w:szCs w:val="16"/>
+          <w:shd w:val="clear" w:fill="1F1F1F"/>
+          <w:lang w:val="en-US" w:eastAsia="zh-CN" w:bidi="ar"/>
+        </w:rPr>
+        <w:t xml:space="preserve">        </w:t>
+      </w:r>
+      <w:r>
+        <w:rPr>
+          <w:rFonts w:hint="default" w:ascii="Consolas" w:hAnsi="Consolas" w:eastAsia="Consolas" w:cs="Consolas"/>
+          <w:b w:val="0"/>
+          <w:bCs w:val="0"/>
+          <w:color w:val="D7BA7D"/>
+          <w:kern w:val="0"/>
+          <w:sz w:val="16"/>
+          <w:szCs w:val="16"/>
+          <w:shd w:val="clear" w:fill="1F1F1F"/>
+          <w:lang w:val="en-US" w:eastAsia="zh-CN" w:bidi="ar"/>
+        </w:rPr>
+        <w:t>h1</w:t>
+      </w:r>
+      <w:r>
+        <w:rPr>
+          <w:rFonts w:hint="default" w:ascii="Consolas" w:hAnsi="Consolas" w:eastAsia="Consolas" w:cs="Consolas"/>
+          <w:b w:val="0"/>
+          <w:bCs w:val="0"/>
+          <w:color w:val="D4D4D4"/>
+          <w:kern w:val="0"/>
+          <w:sz w:val="16"/>
+          <w:szCs w:val="16"/>
+          <w:shd w:val="clear" w:fill="1F1F1F"/>
+          <w:lang w:val="en-US" w:eastAsia="zh-CN" w:bidi="ar"/>
+        </w:rPr>
+        <w:t xml:space="preserve"> {</w:t>
+      </w:r>
+    </w:p>
+    <w:p>
+      <w:pPr>
+        <w:keepNext w:val="0"/>
+        <w:keepLines w:val="0"/>
+        <w:widowControl/>
+        <w:suppressLineNumbers w:val="0"/>
+        <w:shd w:val="clear" w:fill="1F1F1F"/>
+        <w:spacing w:line="228" w:lineRule="atLeast"/>
+        <w:jc w:val="left"/>
+        <w:rPr>
+          <w:rFonts w:hint="default" w:ascii="Consolas" w:hAnsi="Consolas" w:eastAsia="Consolas" w:cs="Consolas"/>
+          <w:b w:val="0"/>
+          <w:bCs w:val="0"/>
+          <w:color w:val="CCCCCC"/>
+          <w:sz w:val="16"/>
+          <w:szCs w:val="16"/>
+        </w:rPr>
+      </w:pPr>
+      <w:r>
+        <w:rPr>
+          <w:rFonts w:hint="default" w:ascii="Consolas" w:hAnsi="Consolas" w:eastAsia="Consolas" w:cs="Consolas"/>
+          <w:b w:val="0"/>
+          <w:bCs w:val="0"/>
+          <w:color w:val="D4D4D4"/>
+          <w:kern w:val="0"/>
+          <w:sz w:val="16"/>
+          <w:szCs w:val="16"/>
+          <w:shd w:val="clear" w:fill="1F1F1F"/>
+          <w:lang w:val="en-US" w:eastAsia="zh-CN" w:bidi="ar"/>
+        </w:rPr>
+        <w:t xml:space="preserve">            </w:t>
+      </w:r>
+      <w:r>
+        <w:rPr>
+          <w:rFonts w:hint="default" w:ascii="Consolas" w:hAnsi="Consolas" w:eastAsia="Consolas" w:cs="Consolas"/>
+          <w:b w:val="0"/>
+          <w:bCs w:val="0"/>
+          <w:color w:val="9CDCFE"/>
+          <w:kern w:val="0"/>
+          <w:sz w:val="16"/>
+          <w:szCs w:val="16"/>
+          <w:shd w:val="clear" w:fill="1F1F1F"/>
+          <w:lang w:val="en-US" w:eastAsia="zh-CN" w:bidi="ar"/>
+        </w:rPr>
+        <w:t>margin-bottom</w:t>
+      </w:r>
+      <w:r>
+        <w:rPr>
+          <w:rFonts w:hint="default" w:ascii="Consolas" w:hAnsi="Consolas" w:eastAsia="Consolas" w:cs="Consolas"/>
+          <w:b w:val="0"/>
+          <w:bCs w:val="0"/>
+          <w:color w:val="D4D4D4"/>
+          <w:kern w:val="0"/>
+          <w:sz w:val="16"/>
+          <w:szCs w:val="16"/>
+          <w:shd w:val="clear" w:fill="1F1F1F"/>
+          <w:lang w:val="en-US" w:eastAsia="zh-CN" w:bidi="ar"/>
+        </w:rPr>
+        <w:t xml:space="preserve">: </w:t>
+      </w:r>
+      <w:r>
+        <w:rPr>
+          <w:rFonts w:hint="default" w:ascii="Consolas" w:hAnsi="Consolas" w:eastAsia="Consolas" w:cs="Consolas"/>
+          <w:b w:val="0"/>
+          <w:bCs w:val="0"/>
+          <w:color w:val="B5CEA8"/>
+          <w:kern w:val="0"/>
+          <w:sz w:val="16"/>
+          <w:szCs w:val="16"/>
+          <w:shd w:val="clear" w:fill="1F1F1F"/>
+          <w:lang w:val="en-US" w:eastAsia="zh-CN" w:bidi="ar"/>
+        </w:rPr>
+        <w:t>40px</w:t>
+      </w:r>
+      <w:r>
+        <w:rPr>
+          <w:rFonts w:hint="default" w:ascii="Consolas" w:hAnsi="Consolas" w:eastAsia="Consolas" w:cs="Consolas"/>
+          <w:b w:val="0"/>
+          <w:bCs w:val="0"/>
+          <w:color w:val="D4D4D4"/>
+          <w:kern w:val="0"/>
+          <w:sz w:val="16"/>
+          <w:szCs w:val="16"/>
+          <w:shd w:val="clear" w:fill="1F1F1F"/>
+          <w:lang w:val="en-US" w:eastAsia="zh-CN" w:bidi="ar"/>
+        </w:rPr>
+        <w:t>;</w:t>
+      </w:r>
+    </w:p>
+    <w:p>
+      <w:pPr>
+        <w:keepNext w:val="0"/>
+        <w:keepLines w:val="0"/>
+        <w:widowControl/>
+        <w:suppressLineNumbers w:val="0"/>
+        <w:shd w:val="clear" w:fill="1F1F1F"/>
+        <w:spacing w:line="228" w:lineRule="atLeast"/>
+        <w:jc w:val="left"/>
+        <w:rPr>
+          <w:rFonts w:hint="default" w:ascii="Consolas" w:hAnsi="Consolas" w:eastAsia="Consolas" w:cs="Consolas"/>
+          <w:b w:val="0"/>
+          <w:bCs w:val="0"/>
+          <w:color w:val="CCCCCC"/>
+          <w:sz w:val="16"/>
+          <w:szCs w:val="16"/>
+        </w:rPr>
+      </w:pPr>
+      <w:r>
+        <w:rPr>
+          <w:rFonts w:hint="default" w:ascii="Consolas" w:hAnsi="Consolas" w:eastAsia="Consolas" w:cs="Consolas"/>
+          <w:b w:val="0"/>
+          <w:bCs w:val="0"/>
+          <w:color w:val="D4D4D4"/>
+          <w:kern w:val="0"/>
+          <w:sz w:val="16"/>
+          <w:szCs w:val="16"/>
+          <w:shd w:val="clear" w:fill="1F1F1F"/>
+          <w:lang w:val="en-US" w:eastAsia="zh-CN" w:bidi="ar"/>
+        </w:rPr>
+        <w:t>        }</w:t>
+      </w:r>
+    </w:p>
+    <w:p>
+      <w:pPr>
+        <w:keepNext w:val="0"/>
+        <w:keepLines w:val="0"/>
+        <w:widowControl/>
+        <w:suppressLineNumbers w:val="0"/>
+        <w:shd w:val="clear" w:fill="1F1F1F"/>
+        <w:spacing w:line="228" w:lineRule="atLeast"/>
+        <w:jc w:val="left"/>
+        <w:rPr>
+          <w:rFonts w:hint="default" w:ascii="Consolas" w:hAnsi="Consolas" w:eastAsia="Consolas" w:cs="Consolas"/>
+          <w:b w:val="0"/>
+          <w:bCs w:val="0"/>
+          <w:color w:val="CCCCCC"/>
+          <w:sz w:val="16"/>
+          <w:szCs w:val="16"/>
+        </w:rPr>
+      </w:pPr>
+      <w:r>
+        <w:rPr>
+          <w:rFonts w:hint="default" w:ascii="Consolas" w:hAnsi="Consolas" w:eastAsia="Consolas" w:cs="Consolas"/>
+          <w:b w:val="0"/>
+          <w:bCs w:val="0"/>
+          <w:color w:val="D4D4D4"/>
+          <w:kern w:val="0"/>
+          <w:sz w:val="16"/>
+          <w:szCs w:val="16"/>
+          <w:shd w:val="clear" w:fill="1F1F1F"/>
+          <w:lang w:val="en-US" w:eastAsia="zh-CN" w:bidi="ar"/>
+        </w:rPr>
+        <w:t xml:space="preserve">        </w:t>
+      </w:r>
+      <w:r>
+        <w:rPr>
+          <w:rFonts w:hint="default" w:ascii="Consolas" w:hAnsi="Consolas" w:eastAsia="Consolas" w:cs="Consolas"/>
+          <w:b w:val="0"/>
+          <w:bCs w:val="0"/>
+          <w:color w:val="D7BA7D"/>
+          <w:kern w:val="0"/>
+          <w:sz w:val="16"/>
+          <w:szCs w:val="16"/>
+          <w:shd w:val="clear" w:fill="1F1F1F"/>
+          <w:lang w:val="en-US" w:eastAsia="zh-CN" w:bidi="ar"/>
+        </w:rPr>
+        <w:t>.box</w:t>
+      </w:r>
+      <w:r>
+        <w:rPr>
+          <w:rFonts w:hint="default" w:ascii="Consolas" w:hAnsi="Consolas" w:eastAsia="Consolas" w:cs="Consolas"/>
+          <w:b w:val="0"/>
+          <w:bCs w:val="0"/>
+          <w:color w:val="D4D4D4"/>
+          <w:kern w:val="0"/>
+          <w:sz w:val="16"/>
+          <w:szCs w:val="16"/>
+          <w:shd w:val="clear" w:fill="1F1F1F"/>
+          <w:lang w:val="en-US" w:eastAsia="zh-CN" w:bidi="ar"/>
+        </w:rPr>
+        <w:t xml:space="preserve"> {</w:t>
+      </w:r>
+    </w:p>
+    <w:p>
+      <w:pPr>
+        <w:keepNext w:val="0"/>
+        <w:keepLines w:val="0"/>
+        <w:widowControl/>
+        <w:suppressLineNumbers w:val="0"/>
+        <w:shd w:val="clear" w:fill="1F1F1F"/>
+        <w:spacing w:line="228" w:lineRule="atLeast"/>
+        <w:jc w:val="left"/>
+        <w:rPr>
+          <w:rFonts w:hint="default" w:ascii="Consolas" w:hAnsi="Consolas" w:eastAsia="Consolas" w:cs="Consolas"/>
+          <w:b w:val="0"/>
+          <w:bCs w:val="0"/>
+          <w:color w:val="CCCCCC"/>
+          <w:sz w:val="16"/>
+          <w:szCs w:val="16"/>
+        </w:rPr>
+      </w:pPr>
+      <w:r>
+        <w:rPr>
+          <w:rFonts w:hint="default" w:ascii="Consolas" w:hAnsi="Consolas" w:eastAsia="Consolas" w:cs="Consolas"/>
+          <w:b w:val="0"/>
+          <w:bCs w:val="0"/>
+          <w:color w:val="D4D4D4"/>
+          <w:kern w:val="0"/>
+          <w:sz w:val="16"/>
+          <w:szCs w:val="16"/>
+          <w:shd w:val="clear" w:fill="1F1F1F"/>
+          <w:lang w:val="en-US" w:eastAsia="zh-CN" w:bidi="ar"/>
+        </w:rPr>
+        <w:t xml:space="preserve">            </w:t>
+      </w:r>
+      <w:r>
+        <w:rPr>
+          <w:rFonts w:hint="default" w:ascii="Consolas" w:hAnsi="Consolas" w:eastAsia="Consolas" w:cs="Consolas"/>
+          <w:b w:val="0"/>
+          <w:bCs w:val="0"/>
+          <w:color w:val="9CDCFE"/>
+          <w:kern w:val="0"/>
+          <w:sz w:val="16"/>
+          <w:szCs w:val="16"/>
+          <w:shd w:val="clear" w:fill="1F1F1F"/>
+          <w:lang w:val="en-US" w:eastAsia="zh-CN" w:bidi="ar"/>
+        </w:rPr>
+        <w:t>width</w:t>
+      </w:r>
+      <w:r>
+        <w:rPr>
+          <w:rFonts w:hint="default" w:ascii="Consolas" w:hAnsi="Consolas" w:eastAsia="Consolas" w:cs="Consolas"/>
+          <w:b w:val="0"/>
+          <w:bCs w:val="0"/>
+          <w:color w:val="D4D4D4"/>
+          <w:kern w:val="0"/>
+          <w:sz w:val="16"/>
+          <w:szCs w:val="16"/>
+          <w:shd w:val="clear" w:fill="1F1F1F"/>
+          <w:lang w:val="en-US" w:eastAsia="zh-CN" w:bidi="ar"/>
+        </w:rPr>
+        <w:t xml:space="preserve">: </w:t>
+      </w:r>
+      <w:r>
+        <w:rPr>
+          <w:rFonts w:hint="default" w:ascii="Consolas" w:hAnsi="Consolas" w:eastAsia="Consolas" w:cs="Consolas"/>
+          <w:b w:val="0"/>
+          <w:bCs w:val="0"/>
+          <w:color w:val="B5CEA8"/>
+          <w:kern w:val="0"/>
+          <w:sz w:val="16"/>
+          <w:szCs w:val="16"/>
+          <w:shd w:val="clear" w:fill="1F1F1F"/>
+          <w:lang w:val="en-US" w:eastAsia="zh-CN" w:bidi="ar"/>
+        </w:rPr>
+        <w:t>120px</w:t>
+      </w:r>
+      <w:r>
+        <w:rPr>
+          <w:rFonts w:hint="default" w:ascii="Consolas" w:hAnsi="Consolas" w:eastAsia="Consolas" w:cs="Consolas"/>
+          <w:b w:val="0"/>
+          <w:bCs w:val="0"/>
+          <w:color w:val="D4D4D4"/>
+          <w:kern w:val="0"/>
+          <w:sz w:val="16"/>
+          <w:szCs w:val="16"/>
+          <w:shd w:val="clear" w:fill="1F1F1F"/>
+          <w:lang w:val="en-US" w:eastAsia="zh-CN" w:bidi="ar"/>
+        </w:rPr>
+        <w:t>;</w:t>
+      </w:r>
+    </w:p>
+    <w:p>
+      <w:pPr>
+        <w:keepNext w:val="0"/>
+        <w:keepLines w:val="0"/>
+        <w:widowControl/>
+        <w:suppressLineNumbers w:val="0"/>
+        <w:shd w:val="clear" w:fill="1F1F1F"/>
+        <w:spacing w:line="228" w:lineRule="atLeast"/>
+        <w:jc w:val="left"/>
+        <w:rPr>
+          <w:rFonts w:hint="default" w:ascii="Consolas" w:hAnsi="Consolas" w:eastAsia="Consolas" w:cs="Consolas"/>
+          <w:b w:val="0"/>
+          <w:bCs w:val="0"/>
+          <w:color w:val="CCCCCC"/>
+          <w:sz w:val="16"/>
+          <w:szCs w:val="16"/>
+        </w:rPr>
+      </w:pPr>
+      <w:r>
+        <w:rPr>
+          <w:rFonts w:hint="default" w:ascii="Consolas" w:hAnsi="Consolas" w:eastAsia="Consolas" w:cs="Consolas"/>
+          <w:b w:val="0"/>
+          <w:bCs w:val="0"/>
+          <w:color w:val="D4D4D4"/>
+          <w:kern w:val="0"/>
+          <w:sz w:val="16"/>
+          <w:szCs w:val="16"/>
+          <w:shd w:val="clear" w:fill="1F1F1F"/>
+          <w:lang w:val="en-US" w:eastAsia="zh-CN" w:bidi="ar"/>
+        </w:rPr>
+        <w:t xml:space="preserve">            </w:t>
+      </w:r>
+      <w:r>
+        <w:rPr>
+          <w:rFonts w:hint="default" w:ascii="Consolas" w:hAnsi="Consolas" w:eastAsia="Consolas" w:cs="Consolas"/>
+          <w:b w:val="0"/>
+          <w:bCs w:val="0"/>
+          <w:color w:val="9CDCFE"/>
+          <w:kern w:val="0"/>
+          <w:sz w:val="16"/>
+          <w:szCs w:val="16"/>
+          <w:shd w:val="clear" w:fill="1F1F1F"/>
+          <w:lang w:val="en-US" w:eastAsia="zh-CN" w:bidi="ar"/>
+        </w:rPr>
+        <w:t>height</w:t>
+      </w:r>
+      <w:r>
+        <w:rPr>
+          <w:rFonts w:hint="default" w:ascii="Consolas" w:hAnsi="Consolas" w:eastAsia="Consolas" w:cs="Consolas"/>
+          <w:b w:val="0"/>
+          <w:bCs w:val="0"/>
+          <w:color w:val="D4D4D4"/>
+          <w:kern w:val="0"/>
+          <w:sz w:val="16"/>
+          <w:szCs w:val="16"/>
+          <w:shd w:val="clear" w:fill="1F1F1F"/>
+          <w:lang w:val="en-US" w:eastAsia="zh-CN" w:bidi="ar"/>
+        </w:rPr>
+        <w:t xml:space="preserve">: </w:t>
+      </w:r>
+      <w:r>
+        <w:rPr>
+          <w:rFonts w:hint="default" w:ascii="Consolas" w:hAnsi="Consolas" w:eastAsia="Consolas" w:cs="Consolas"/>
+          <w:b w:val="0"/>
+          <w:bCs w:val="0"/>
+          <w:color w:val="B5CEA8"/>
+          <w:kern w:val="0"/>
+          <w:sz w:val="16"/>
+          <w:szCs w:val="16"/>
+          <w:shd w:val="clear" w:fill="1F1F1F"/>
+          <w:lang w:val="en-US" w:eastAsia="zh-CN" w:bidi="ar"/>
+        </w:rPr>
+        <w:t>120px</w:t>
+      </w:r>
+      <w:r>
+        <w:rPr>
+          <w:rFonts w:hint="default" w:ascii="Consolas" w:hAnsi="Consolas" w:eastAsia="Consolas" w:cs="Consolas"/>
+          <w:b w:val="0"/>
+          <w:bCs w:val="0"/>
+          <w:color w:val="D4D4D4"/>
+          <w:kern w:val="0"/>
+          <w:sz w:val="16"/>
+          <w:szCs w:val="16"/>
+          <w:shd w:val="clear" w:fill="1F1F1F"/>
+          <w:lang w:val="en-US" w:eastAsia="zh-CN" w:bidi="ar"/>
+        </w:rPr>
+        <w:t>;</w:t>
+      </w:r>
+    </w:p>
+    <w:p>
+      <w:pPr>
+        <w:keepNext w:val="0"/>
+        <w:keepLines w:val="0"/>
+        <w:widowControl/>
+        <w:suppressLineNumbers w:val="0"/>
+        <w:shd w:val="clear" w:fill="1F1F1F"/>
+        <w:spacing w:line="228" w:lineRule="atLeast"/>
+        <w:jc w:val="left"/>
+        <w:rPr>
+          <w:rFonts w:hint="default" w:ascii="Consolas" w:hAnsi="Consolas" w:eastAsia="Consolas" w:cs="Consolas"/>
+          <w:b w:val="0"/>
+          <w:bCs w:val="0"/>
+          <w:color w:val="CCCCCC"/>
+          <w:sz w:val="16"/>
+          <w:szCs w:val="16"/>
+        </w:rPr>
+      </w:pPr>
+      <w:r>
+        <w:rPr>
+          <w:rFonts w:hint="default" w:ascii="Consolas" w:hAnsi="Consolas" w:eastAsia="Consolas" w:cs="Consolas"/>
+          <w:b w:val="0"/>
+          <w:bCs w:val="0"/>
+          <w:color w:val="D4D4D4"/>
+          <w:kern w:val="0"/>
+          <w:sz w:val="16"/>
+          <w:szCs w:val="16"/>
+          <w:shd w:val="clear" w:fill="1F1F1F"/>
+          <w:lang w:val="en-US" w:eastAsia="zh-CN" w:bidi="ar"/>
+        </w:rPr>
+        <w:t xml:space="preserve">            </w:t>
+      </w:r>
+      <w:r>
+        <w:rPr>
+          <w:rFonts w:hint="default" w:ascii="Consolas" w:hAnsi="Consolas" w:eastAsia="Consolas" w:cs="Consolas"/>
+          <w:b w:val="0"/>
+          <w:bCs w:val="0"/>
+          <w:color w:val="9CDCFE"/>
+          <w:kern w:val="0"/>
+          <w:sz w:val="16"/>
+          <w:szCs w:val="16"/>
+          <w:shd w:val="clear" w:fill="1F1F1F"/>
+          <w:lang w:val="en-US" w:eastAsia="zh-CN" w:bidi="ar"/>
+        </w:rPr>
+        <w:t>background-color</w:t>
+      </w:r>
+      <w:r>
+        <w:rPr>
+          <w:rFonts w:hint="default" w:ascii="Consolas" w:hAnsi="Consolas" w:eastAsia="Consolas" w:cs="Consolas"/>
+          <w:b w:val="0"/>
+          <w:bCs w:val="0"/>
+          <w:color w:val="D4D4D4"/>
+          <w:kern w:val="0"/>
+          <w:sz w:val="16"/>
+          <w:szCs w:val="16"/>
+          <w:shd w:val="clear" w:fill="1F1F1F"/>
+          <w:lang w:val="en-US" w:eastAsia="zh-CN" w:bidi="ar"/>
+        </w:rPr>
+        <w:t xml:space="preserve">: </w:t>
+      </w:r>
+      <w:r>
+        <w:rPr>
+          <w:rFonts w:hint="default" w:ascii="Consolas" w:hAnsi="Consolas" w:eastAsia="Consolas" w:cs="Consolas"/>
+          <w:b w:val="0"/>
+          <w:bCs w:val="0"/>
+          <w:color w:val="CE9178"/>
+          <w:kern w:val="0"/>
+          <w:sz w:val="16"/>
+          <w:szCs w:val="16"/>
+          <w:shd w:val="clear" w:fill="1F1F1F"/>
+          <w:lang w:val="en-US" w:eastAsia="zh-CN" w:bidi="ar"/>
+        </w:rPr>
+        <w:t>red</w:t>
+      </w:r>
+      <w:r>
+        <w:rPr>
+          <w:rFonts w:hint="default" w:ascii="Consolas" w:hAnsi="Consolas" w:eastAsia="Consolas" w:cs="Consolas"/>
+          <w:b w:val="0"/>
+          <w:bCs w:val="0"/>
+          <w:color w:val="D4D4D4"/>
+          <w:kern w:val="0"/>
+          <w:sz w:val="16"/>
+          <w:szCs w:val="16"/>
+          <w:shd w:val="clear" w:fill="1F1F1F"/>
+          <w:lang w:val="en-US" w:eastAsia="zh-CN" w:bidi="ar"/>
+        </w:rPr>
+        <w:t>;</w:t>
+      </w:r>
+    </w:p>
+    <w:p>
+      <w:pPr>
+        <w:keepNext w:val="0"/>
+        <w:keepLines w:val="0"/>
+        <w:widowControl/>
+        <w:suppressLineNumbers w:val="0"/>
+        <w:shd w:val="clear" w:fill="1F1F1F"/>
+        <w:spacing w:line="228" w:lineRule="atLeast"/>
+        <w:jc w:val="left"/>
+        <w:rPr>
+          <w:rFonts w:hint="default" w:ascii="Consolas" w:hAnsi="Consolas" w:eastAsia="Consolas" w:cs="Consolas"/>
+          <w:b w:val="0"/>
+          <w:bCs w:val="0"/>
+          <w:color w:val="CCCCCC"/>
+          <w:sz w:val="16"/>
+          <w:szCs w:val="16"/>
+        </w:rPr>
+      </w:pPr>
+      <w:r>
+        <w:rPr>
+          <w:rFonts w:hint="default" w:ascii="Consolas" w:hAnsi="Consolas" w:eastAsia="Consolas" w:cs="Consolas"/>
+          <w:b w:val="0"/>
+          <w:bCs w:val="0"/>
+          <w:color w:val="D4D4D4"/>
+          <w:kern w:val="0"/>
+          <w:sz w:val="16"/>
+          <w:szCs w:val="16"/>
+          <w:shd w:val="clear" w:fill="1F1F1F"/>
+          <w:lang w:val="en-US" w:eastAsia="zh-CN" w:bidi="ar"/>
+        </w:rPr>
+        <w:t xml:space="preserve">            </w:t>
+      </w:r>
+      <w:r>
+        <w:rPr>
+          <w:rFonts w:hint="default" w:ascii="Consolas" w:hAnsi="Consolas" w:eastAsia="Consolas" w:cs="Consolas"/>
+          <w:b w:val="0"/>
+          <w:bCs w:val="0"/>
+          <w:color w:val="9CDCFE"/>
+          <w:kern w:val="0"/>
+          <w:sz w:val="16"/>
+          <w:szCs w:val="16"/>
+          <w:shd w:val="clear" w:fill="1F1F1F"/>
+          <w:lang w:val="en-US" w:eastAsia="zh-CN" w:bidi="ar"/>
+        </w:rPr>
+        <w:t>margin</w:t>
+      </w:r>
+      <w:r>
+        <w:rPr>
+          <w:rFonts w:hint="default" w:ascii="Consolas" w:hAnsi="Consolas" w:eastAsia="Consolas" w:cs="Consolas"/>
+          <w:b w:val="0"/>
+          <w:bCs w:val="0"/>
+          <w:color w:val="D4D4D4"/>
+          <w:kern w:val="0"/>
+          <w:sz w:val="16"/>
+          <w:szCs w:val="16"/>
+          <w:shd w:val="clear" w:fill="1F1F1F"/>
+          <w:lang w:val="en-US" w:eastAsia="zh-CN" w:bidi="ar"/>
+        </w:rPr>
+        <w:t xml:space="preserve">: </w:t>
+      </w:r>
+      <w:r>
+        <w:rPr>
+          <w:rFonts w:hint="default" w:ascii="Consolas" w:hAnsi="Consolas" w:eastAsia="Consolas" w:cs="Consolas"/>
+          <w:b w:val="0"/>
+          <w:bCs w:val="0"/>
+          <w:color w:val="CE9178"/>
+          <w:kern w:val="0"/>
+          <w:sz w:val="16"/>
+          <w:szCs w:val="16"/>
+          <w:shd w:val="clear" w:fill="1F1F1F"/>
+          <w:lang w:val="en-US" w:eastAsia="zh-CN" w:bidi="ar"/>
+        </w:rPr>
+        <w:t>auto</w:t>
+      </w:r>
+      <w:r>
+        <w:rPr>
+          <w:rFonts w:hint="default" w:ascii="Consolas" w:hAnsi="Consolas" w:eastAsia="Consolas" w:cs="Consolas"/>
+          <w:b w:val="0"/>
+          <w:bCs w:val="0"/>
+          <w:color w:val="D4D4D4"/>
+          <w:kern w:val="0"/>
+          <w:sz w:val="16"/>
+          <w:szCs w:val="16"/>
+          <w:shd w:val="clear" w:fill="1F1F1F"/>
+          <w:lang w:val="en-US" w:eastAsia="zh-CN" w:bidi="ar"/>
+        </w:rPr>
+        <w:t>;</w:t>
+      </w:r>
+    </w:p>
+    <w:p>
+      <w:pPr>
+        <w:keepNext w:val="0"/>
+        <w:keepLines w:val="0"/>
+        <w:widowControl/>
+        <w:suppressLineNumbers w:val="0"/>
+        <w:shd w:val="clear" w:fill="1F1F1F"/>
+        <w:spacing w:line="228" w:lineRule="atLeast"/>
+        <w:jc w:val="left"/>
+        <w:rPr>
+          <w:rFonts w:hint="default" w:ascii="Consolas" w:hAnsi="Consolas" w:eastAsia="Consolas" w:cs="Consolas"/>
+          <w:b w:val="0"/>
+          <w:bCs w:val="0"/>
+          <w:color w:val="CCCCCC"/>
+          <w:sz w:val="16"/>
+          <w:szCs w:val="16"/>
+        </w:rPr>
+      </w:pPr>
+      <w:r>
+        <w:rPr>
+          <w:rFonts w:hint="default" w:ascii="Consolas" w:hAnsi="Consolas" w:eastAsia="Consolas" w:cs="Consolas"/>
+          <w:b w:val="0"/>
+          <w:bCs w:val="0"/>
+          <w:color w:val="D4D4D4"/>
+          <w:kern w:val="0"/>
+          <w:sz w:val="16"/>
+          <w:szCs w:val="16"/>
+          <w:shd w:val="clear" w:fill="1F1F1F"/>
+          <w:lang w:val="en-US" w:eastAsia="zh-CN" w:bidi="ar"/>
+        </w:rPr>
+        <w:t xml:space="preserve">            </w:t>
+      </w:r>
+      <w:r>
+        <w:rPr>
+          <w:rFonts w:hint="default" w:ascii="Consolas" w:hAnsi="Consolas" w:eastAsia="Consolas" w:cs="Consolas"/>
+          <w:b w:val="0"/>
+          <w:bCs w:val="0"/>
+          <w:color w:val="6A9955"/>
+          <w:kern w:val="0"/>
+          <w:sz w:val="16"/>
+          <w:szCs w:val="16"/>
+          <w:shd w:val="clear" w:fill="1F1F1F"/>
+          <w:lang w:val="en-US" w:eastAsia="zh-CN" w:bidi="ar"/>
+        </w:rPr>
+        <w:t>/* animation applied */</w:t>
+      </w:r>
+    </w:p>
+    <w:p>
+      <w:pPr>
+        <w:keepNext w:val="0"/>
+        <w:keepLines w:val="0"/>
+        <w:widowControl/>
+        <w:suppressLineNumbers w:val="0"/>
+        <w:shd w:val="clear" w:fill="1F1F1F"/>
+        <w:spacing w:line="228" w:lineRule="atLeast"/>
+        <w:jc w:val="left"/>
+        <w:rPr>
+          <w:rFonts w:hint="default" w:ascii="Consolas" w:hAnsi="Consolas" w:eastAsia="Consolas" w:cs="Consolas"/>
+          <w:b w:val="0"/>
+          <w:bCs w:val="0"/>
+          <w:color w:val="CCCCCC"/>
+          <w:sz w:val="16"/>
+          <w:szCs w:val="16"/>
+        </w:rPr>
+      </w:pPr>
+      <w:r>
+        <w:rPr>
+          <w:rFonts w:hint="default" w:ascii="Consolas" w:hAnsi="Consolas" w:eastAsia="Consolas" w:cs="Consolas"/>
+          <w:b w:val="0"/>
+          <w:bCs w:val="0"/>
+          <w:color w:val="D4D4D4"/>
+          <w:kern w:val="0"/>
+          <w:sz w:val="16"/>
+          <w:szCs w:val="16"/>
+          <w:shd w:val="clear" w:fill="1F1F1F"/>
+          <w:lang w:val="en-US" w:eastAsia="zh-CN" w:bidi="ar"/>
+        </w:rPr>
+        <w:t xml:space="preserve">            </w:t>
+      </w:r>
+      <w:r>
+        <w:rPr>
+          <w:rFonts w:hint="default" w:ascii="Consolas" w:hAnsi="Consolas" w:eastAsia="Consolas" w:cs="Consolas"/>
+          <w:b w:val="0"/>
+          <w:bCs w:val="0"/>
+          <w:color w:val="9CDCFE"/>
+          <w:kern w:val="0"/>
+          <w:sz w:val="16"/>
+          <w:szCs w:val="16"/>
+          <w:shd w:val="clear" w:fill="1F1F1F"/>
+          <w:lang w:val="en-US" w:eastAsia="zh-CN" w:bidi="ar"/>
+        </w:rPr>
+        <w:t>animation</w:t>
+      </w:r>
+      <w:r>
+        <w:rPr>
+          <w:rFonts w:hint="default" w:ascii="Consolas" w:hAnsi="Consolas" w:eastAsia="Consolas" w:cs="Consolas"/>
+          <w:b w:val="0"/>
+          <w:bCs w:val="0"/>
+          <w:color w:val="D4D4D4"/>
+          <w:kern w:val="0"/>
+          <w:sz w:val="16"/>
+          <w:szCs w:val="16"/>
+          <w:shd w:val="clear" w:fill="1F1F1F"/>
+          <w:lang w:val="en-US" w:eastAsia="zh-CN" w:bidi="ar"/>
+        </w:rPr>
+        <w:t xml:space="preserve">: spin </w:t>
+      </w:r>
+      <w:r>
+        <w:rPr>
+          <w:rFonts w:hint="default" w:ascii="Consolas" w:hAnsi="Consolas" w:eastAsia="Consolas" w:cs="Consolas"/>
+          <w:b w:val="0"/>
+          <w:bCs w:val="0"/>
+          <w:color w:val="B5CEA8"/>
+          <w:kern w:val="0"/>
+          <w:sz w:val="16"/>
+          <w:szCs w:val="16"/>
+          <w:shd w:val="clear" w:fill="1F1F1F"/>
+          <w:lang w:val="en-US" w:eastAsia="zh-CN" w:bidi="ar"/>
+        </w:rPr>
+        <w:t>3s</w:t>
+      </w:r>
+      <w:r>
+        <w:rPr>
+          <w:rFonts w:hint="default" w:ascii="Consolas" w:hAnsi="Consolas" w:eastAsia="Consolas" w:cs="Consolas"/>
+          <w:b w:val="0"/>
+          <w:bCs w:val="0"/>
+          <w:color w:val="D4D4D4"/>
+          <w:kern w:val="0"/>
+          <w:sz w:val="16"/>
+          <w:szCs w:val="16"/>
+          <w:shd w:val="clear" w:fill="1F1F1F"/>
+          <w:lang w:val="en-US" w:eastAsia="zh-CN" w:bidi="ar"/>
+        </w:rPr>
+        <w:t xml:space="preserve"> </w:t>
+      </w:r>
+      <w:r>
+        <w:rPr>
+          <w:rFonts w:hint="default" w:ascii="Consolas" w:hAnsi="Consolas" w:eastAsia="Consolas" w:cs="Consolas"/>
+          <w:b w:val="0"/>
+          <w:bCs w:val="0"/>
+          <w:color w:val="CE9178"/>
+          <w:kern w:val="0"/>
+          <w:sz w:val="16"/>
+          <w:szCs w:val="16"/>
+          <w:shd w:val="clear" w:fill="1F1F1F"/>
+          <w:lang w:val="en-US" w:eastAsia="zh-CN" w:bidi="ar"/>
+        </w:rPr>
+        <w:t>linear</w:t>
+      </w:r>
+      <w:r>
+        <w:rPr>
+          <w:rFonts w:hint="default" w:ascii="Consolas" w:hAnsi="Consolas" w:eastAsia="Consolas" w:cs="Consolas"/>
+          <w:b w:val="0"/>
+          <w:bCs w:val="0"/>
+          <w:color w:val="D4D4D4"/>
+          <w:kern w:val="0"/>
+          <w:sz w:val="16"/>
+          <w:szCs w:val="16"/>
+          <w:shd w:val="clear" w:fill="1F1F1F"/>
+          <w:lang w:val="en-US" w:eastAsia="zh-CN" w:bidi="ar"/>
+        </w:rPr>
+        <w:t xml:space="preserve"> </w:t>
+      </w:r>
+      <w:r>
+        <w:rPr>
+          <w:rFonts w:hint="default" w:ascii="Consolas" w:hAnsi="Consolas" w:eastAsia="Consolas" w:cs="Consolas"/>
+          <w:b w:val="0"/>
+          <w:bCs w:val="0"/>
+          <w:color w:val="CE9178"/>
+          <w:kern w:val="0"/>
+          <w:sz w:val="16"/>
+          <w:szCs w:val="16"/>
+          <w:shd w:val="clear" w:fill="1F1F1F"/>
+          <w:lang w:val="en-US" w:eastAsia="zh-CN" w:bidi="ar"/>
+        </w:rPr>
+        <w:t>infinite</w:t>
+      </w:r>
+      <w:r>
+        <w:rPr>
+          <w:rFonts w:hint="default" w:ascii="Consolas" w:hAnsi="Consolas" w:eastAsia="Consolas" w:cs="Consolas"/>
+          <w:b w:val="0"/>
+          <w:bCs w:val="0"/>
+          <w:color w:val="D4D4D4"/>
+          <w:kern w:val="0"/>
+          <w:sz w:val="16"/>
+          <w:szCs w:val="16"/>
+          <w:shd w:val="clear" w:fill="1F1F1F"/>
+          <w:lang w:val="en-US" w:eastAsia="zh-CN" w:bidi="ar"/>
+        </w:rPr>
+        <w:t>;</w:t>
+      </w:r>
+    </w:p>
+    <w:p>
+      <w:pPr>
+        <w:keepNext w:val="0"/>
+        <w:keepLines w:val="0"/>
+        <w:widowControl/>
+        <w:suppressLineNumbers w:val="0"/>
+        <w:shd w:val="clear" w:fill="1F1F1F"/>
+        <w:spacing w:line="228" w:lineRule="atLeast"/>
+        <w:jc w:val="left"/>
+        <w:rPr>
+          <w:rFonts w:hint="default" w:ascii="Consolas" w:hAnsi="Consolas" w:eastAsia="Consolas" w:cs="Consolas"/>
+          <w:b w:val="0"/>
+          <w:bCs w:val="0"/>
+          <w:color w:val="CCCCCC"/>
+          <w:sz w:val="16"/>
+          <w:szCs w:val="16"/>
+        </w:rPr>
+      </w:pPr>
+      <w:r>
+        <w:rPr>
+          <w:rFonts w:hint="default" w:ascii="Consolas" w:hAnsi="Consolas" w:eastAsia="Consolas" w:cs="Consolas"/>
+          <w:b w:val="0"/>
+          <w:bCs w:val="0"/>
+          <w:color w:val="D4D4D4"/>
+          <w:kern w:val="0"/>
+          <w:sz w:val="16"/>
+          <w:szCs w:val="16"/>
+          <w:shd w:val="clear" w:fill="1F1F1F"/>
+          <w:lang w:val="en-US" w:eastAsia="zh-CN" w:bidi="ar"/>
+        </w:rPr>
+        <w:t>        }</w:t>
+      </w:r>
+    </w:p>
+    <w:p>
+      <w:pPr>
+        <w:keepNext w:val="0"/>
+        <w:keepLines w:val="0"/>
+        <w:widowControl/>
+        <w:suppressLineNumbers w:val="0"/>
+        <w:shd w:val="clear" w:fill="1F1F1F"/>
+        <w:spacing w:line="228" w:lineRule="atLeast"/>
+        <w:jc w:val="left"/>
+        <w:rPr>
+          <w:rFonts w:hint="default" w:ascii="Consolas" w:hAnsi="Consolas" w:eastAsia="Consolas" w:cs="Consolas"/>
+          <w:b w:val="0"/>
+          <w:bCs w:val="0"/>
+          <w:color w:val="CCCCCC"/>
+          <w:sz w:val="16"/>
+          <w:szCs w:val="16"/>
+        </w:rPr>
+      </w:pPr>
+      <w:r>
+        <w:rPr>
+          <w:rFonts w:hint="default" w:ascii="Consolas" w:hAnsi="Consolas" w:eastAsia="Consolas" w:cs="Consolas"/>
+          <w:b w:val="0"/>
+          <w:bCs w:val="0"/>
+          <w:color w:val="D4D4D4"/>
+          <w:kern w:val="0"/>
+          <w:sz w:val="16"/>
+          <w:szCs w:val="16"/>
+          <w:shd w:val="clear" w:fill="1F1F1F"/>
+          <w:lang w:val="en-US" w:eastAsia="zh-CN" w:bidi="ar"/>
+        </w:rPr>
+        <w:t xml:space="preserve">        </w:t>
+      </w:r>
+      <w:r>
+        <w:rPr>
+          <w:rFonts w:hint="default" w:ascii="Consolas" w:hAnsi="Consolas" w:eastAsia="Consolas" w:cs="Consolas"/>
+          <w:b w:val="0"/>
+          <w:bCs w:val="0"/>
+          <w:color w:val="6A9955"/>
+          <w:kern w:val="0"/>
+          <w:sz w:val="16"/>
+          <w:szCs w:val="16"/>
+          <w:shd w:val="clear" w:fill="1F1F1F"/>
+          <w:lang w:val="en-US" w:eastAsia="zh-CN" w:bidi="ar"/>
+        </w:rPr>
+        <w:t>/* keyframes for rotation */</w:t>
+      </w:r>
+    </w:p>
+    <w:p>
+      <w:pPr>
+        <w:keepNext w:val="0"/>
+        <w:keepLines w:val="0"/>
+        <w:widowControl/>
+        <w:suppressLineNumbers w:val="0"/>
+        <w:shd w:val="clear" w:fill="1F1F1F"/>
+        <w:spacing w:line="228" w:lineRule="atLeast"/>
+        <w:jc w:val="left"/>
+        <w:rPr>
+          <w:rFonts w:hint="default" w:ascii="Consolas" w:hAnsi="Consolas" w:eastAsia="Consolas" w:cs="Consolas"/>
+          <w:b w:val="0"/>
+          <w:bCs w:val="0"/>
+          <w:color w:val="CCCCCC"/>
+          <w:sz w:val="16"/>
+          <w:szCs w:val="16"/>
+        </w:rPr>
+      </w:pPr>
+      <w:r>
+        <w:rPr>
+          <w:rFonts w:hint="default" w:ascii="Consolas" w:hAnsi="Consolas" w:eastAsia="Consolas" w:cs="Consolas"/>
+          <w:b w:val="0"/>
+          <w:bCs w:val="0"/>
+          <w:color w:val="D4D4D4"/>
+          <w:kern w:val="0"/>
+          <w:sz w:val="16"/>
+          <w:szCs w:val="16"/>
+          <w:shd w:val="clear" w:fill="1F1F1F"/>
+          <w:lang w:val="en-US" w:eastAsia="zh-CN" w:bidi="ar"/>
+        </w:rPr>
+        <w:t xml:space="preserve">        </w:t>
+      </w:r>
+      <w:r>
+        <w:rPr>
+          <w:rFonts w:hint="default" w:ascii="Consolas" w:hAnsi="Consolas" w:eastAsia="Consolas" w:cs="Consolas"/>
+          <w:b w:val="0"/>
+          <w:bCs w:val="0"/>
+          <w:color w:val="C586C0"/>
+          <w:kern w:val="0"/>
+          <w:sz w:val="16"/>
+          <w:szCs w:val="16"/>
+          <w:shd w:val="clear" w:fill="1F1F1F"/>
+          <w:lang w:val="en-US" w:eastAsia="zh-CN" w:bidi="ar"/>
+        </w:rPr>
+        <w:t>@keyframes</w:t>
+      </w:r>
+      <w:r>
+        <w:rPr>
+          <w:rFonts w:hint="default" w:ascii="Consolas" w:hAnsi="Consolas" w:eastAsia="Consolas" w:cs="Consolas"/>
+          <w:b w:val="0"/>
+          <w:bCs w:val="0"/>
+          <w:color w:val="D4D4D4"/>
+          <w:kern w:val="0"/>
+          <w:sz w:val="16"/>
+          <w:szCs w:val="16"/>
+          <w:shd w:val="clear" w:fill="1F1F1F"/>
+          <w:lang w:val="en-US" w:eastAsia="zh-CN" w:bidi="ar"/>
+        </w:rPr>
+        <w:t xml:space="preserve"> </w:t>
+      </w:r>
+      <w:r>
+        <w:rPr>
+          <w:rFonts w:hint="default" w:ascii="Consolas" w:hAnsi="Consolas" w:eastAsia="Consolas" w:cs="Consolas"/>
+          <w:b w:val="0"/>
+          <w:bCs w:val="0"/>
+          <w:color w:val="9CDCFE"/>
+          <w:kern w:val="0"/>
+          <w:sz w:val="16"/>
+          <w:szCs w:val="16"/>
+          <w:shd w:val="clear" w:fill="1F1F1F"/>
+          <w:lang w:val="en-US" w:eastAsia="zh-CN" w:bidi="ar"/>
+        </w:rPr>
+        <w:t>spin</w:t>
+      </w:r>
+      <w:r>
+        <w:rPr>
+          <w:rFonts w:hint="default" w:ascii="Consolas" w:hAnsi="Consolas" w:eastAsia="Consolas" w:cs="Consolas"/>
+          <w:b w:val="0"/>
+          <w:bCs w:val="0"/>
+          <w:color w:val="D4D4D4"/>
+          <w:kern w:val="0"/>
+          <w:sz w:val="16"/>
+          <w:szCs w:val="16"/>
+          <w:shd w:val="clear" w:fill="1F1F1F"/>
+          <w:lang w:val="en-US" w:eastAsia="zh-CN" w:bidi="ar"/>
+        </w:rPr>
+        <w:t xml:space="preserve"> {</w:t>
+      </w:r>
+    </w:p>
+    <w:p>
+      <w:pPr>
+        <w:keepNext w:val="0"/>
+        <w:keepLines w:val="0"/>
+        <w:widowControl/>
+        <w:suppressLineNumbers w:val="0"/>
+        <w:shd w:val="clear" w:fill="1F1F1F"/>
+        <w:spacing w:line="228" w:lineRule="atLeast"/>
+        <w:jc w:val="left"/>
+        <w:rPr>
+          <w:rFonts w:hint="default" w:ascii="Consolas" w:hAnsi="Consolas" w:eastAsia="Consolas" w:cs="Consolas"/>
+          <w:b w:val="0"/>
+          <w:bCs w:val="0"/>
+          <w:color w:val="CCCCCC"/>
+          <w:sz w:val="16"/>
+          <w:szCs w:val="16"/>
+        </w:rPr>
+      </w:pPr>
+      <w:r>
+        <w:rPr>
+          <w:rFonts w:hint="default" w:ascii="Consolas" w:hAnsi="Consolas" w:eastAsia="Consolas" w:cs="Consolas"/>
+          <w:b w:val="0"/>
+          <w:bCs w:val="0"/>
+          <w:color w:val="D4D4D4"/>
+          <w:kern w:val="0"/>
+          <w:sz w:val="16"/>
+          <w:szCs w:val="16"/>
+          <w:shd w:val="clear" w:fill="1F1F1F"/>
+          <w:lang w:val="en-US" w:eastAsia="zh-CN" w:bidi="ar"/>
+        </w:rPr>
+        <w:t>            0% {</w:t>
+      </w:r>
+    </w:p>
+    <w:p>
+      <w:pPr>
+        <w:keepNext w:val="0"/>
+        <w:keepLines w:val="0"/>
+        <w:widowControl/>
+        <w:suppressLineNumbers w:val="0"/>
+        <w:shd w:val="clear" w:fill="1F1F1F"/>
+        <w:spacing w:line="228" w:lineRule="atLeast"/>
+        <w:jc w:val="left"/>
+        <w:rPr>
+          <w:rFonts w:hint="default" w:ascii="Consolas" w:hAnsi="Consolas" w:eastAsia="Consolas" w:cs="Consolas"/>
+          <w:b w:val="0"/>
+          <w:bCs w:val="0"/>
+          <w:color w:val="CCCCCC"/>
+          <w:sz w:val="16"/>
+          <w:szCs w:val="16"/>
+        </w:rPr>
+      </w:pPr>
+      <w:r>
+        <w:rPr>
+          <w:rFonts w:hint="default" w:ascii="Consolas" w:hAnsi="Consolas" w:eastAsia="Consolas" w:cs="Consolas"/>
+          <w:b w:val="0"/>
+          <w:bCs w:val="0"/>
+          <w:color w:val="D4D4D4"/>
+          <w:kern w:val="0"/>
+          <w:sz w:val="16"/>
+          <w:szCs w:val="16"/>
+          <w:shd w:val="clear" w:fill="1F1F1F"/>
+          <w:lang w:val="en-US" w:eastAsia="zh-CN" w:bidi="ar"/>
+        </w:rPr>
+        <w:t xml:space="preserve">                </w:t>
+      </w:r>
+      <w:r>
+        <w:rPr>
+          <w:rFonts w:hint="default" w:ascii="Consolas" w:hAnsi="Consolas" w:eastAsia="Consolas" w:cs="Consolas"/>
+          <w:b w:val="0"/>
+          <w:bCs w:val="0"/>
+          <w:color w:val="9CDCFE"/>
+          <w:kern w:val="0"/>
+          <w:sz w:val="16"/>
+          <w:szCs w:val="16"/>
+          <w:shd w:val="clear" w:fill="1F1F1F"/>
+          <w:lang w:val="en-US" w:eastAsia="zh-CN" w:bidi="ar"/>
+        </w:rPr>
+        <w:t>transform</w:t>
+      </w:r>
+      <w:r>
+        <w:rPr>
+          <w:rFonts w:hint="default" w:ascii="Consolas" w:hAnsi="Consolas" w:eastAsia="Consolas" w:cs="Consolas"/>
+          <w:b w:val="0"/>
+          <w:bCs w:val="0"/>
+          <w:color w:val="D4D4D4"/>
+          <w:kern w:val="0"/>
+          <w:sz w:val="16"/>
+          <w:szCs w:val="16"/>
+          <w:shd w:val="clear" w:fill="1F1F1F"/>
+          <w:lang w:val="en-US" w:eastAsia="zh-CN" w:bidi="ar"/>
+        </w:rPr>
+        <w:t xml:space="preserve">: </w:t>
+      </w:r>
+      <w:r>
+        <w:rPr>
+          <w:rFonts w:hint="default" w:ascii="Consolas" w:hAnsi="Consolas" w:eastAsia="Consolas" w:cs="Consolas"/>
+          <w:b w:val="0"/>
+          <w:bCs w:val="0"/>
+          <w:color w:val="DCDCAA"/>
+          <w:kern w:val="0"/>
+          <w:sz w:val="16"/>
+          <w:szCs w:val="16"/>
+          <w:shd w:val="clear" w:fill="1F1F1F"/>
+          <w:lang w:val="en-US" w:eastAsia="zh-CN" w:bidi="ar"/>
+        </w:rPr>
+        <w:t>rotate</w:t>
+      </w:r>
+      <w:r>
+        <w:rPr>
+          <w:rFonts w:hint="default" w:ascii="Consolas" w:hAnsi="Consolas" w:eastAsia="Consolas" w:cs="Consolas"/>
+          <w:b w:val="0"/>
+          <w:bCs w:val="0"/>
+          <w:color w:val="D4D4D4"/>
+          <w:kern w:val="0"/>
+          <w:sz w:val="16"/>
+          <w:szCs w:val="16"/>
+          <w:shd w:val="clear" w:fill="1F1F1F"/>
+          <w:lang w:val="en-US" w:eastAsia="zh-CN" w:bidi="ar"/>
+        </w:rPr>
+        <w:t>(</w:t>
+      </w:r>
+      <w:r>
+        <w:rPr>
+          <w:rFonts w:hint="default" w:ascii="Consolas" w:hAnsi="Consolas" w:eastAsia="Consolas" w:cs="Consolas"/>
+          <w:b w:val="0"/>
+          <w:bCs w:val="0"/>
+          <w:color w:val="B5CEA8"/>
+          <w:kern w:val="0"/>
+          <w:sz w:val="16"/>
+          <w:szCs w:val="16"/>
+          <w:shd w:val="clear" w:fill="1F1F1F"/>
+          <w:lang w:val="en-US" w:eastAsia="zh-CN" w:bidi="ar"/>
+        </w:rPr>
+        <w:t>0deg</w:t>
+      </w:r>
+      <w:r>
+        <w:rPr>
+          <w:rFonts w:hint="default" w:ascii="Consolas" w:hAnsi="Consolas" w:eastAsia="Consolas" w:cs="Consolas"/>
+          <w:b w:val="0"/>
+          <w:bCs w:val="0"/>
+          <w:color w:val="D4D4D4"/>
+          <w:kern w:val="0"/>
+          <w:sz w:val="16"/>
+          <w:szCs w:val="16"/>
+          <w:shd w:val="clear" w:fill="1F1F1F"/>
+          <w:lang w:val="en-US" w:eastAsia="zh-CN" w:bidi="ar"/>
+        </w:rPr>
+        <w:t>);</w:t>
+      </w:r>
+    </w:p>
+    <w:p>
+      <w:pPr>
+        <w:keepNext w:val="0"/>
+        <w:keepLines w:val="0"/>
+        <w:widowControl/>
+        <w:suppressLineNumbers w:val="0"/>
+        <w:shd w:val="clear" w:fill="1F1F1F"/>
+        <w:spacing w:line="228" w:lineRule="atLeast"/>
+        <w:jc w:val="left"/>
+        <w:rPr>
+          <w:rFonts w:hint="default" w:ascii="Consolas" w:hAnsi="Consolas" w:eastAsia="Consolas" w:cs="Consolas"/>
+          <w:b w:val="0"/>
+          <w:bCs w:val="0"/>
+          <w:color w:val="CCCCCC"/>
+          <w:sz w:val="16"/>
+          <w:szCs w:val="16"/>
+        </w:rPr>
+      </w:pPr>
+      <w:r>
+        <w:rPr>
+          <w:rFonts w:hint="default" w:ascii="Consolas" w:hAnsi="Consolas" w:eastAsia="Consolas" w:cs="Consolas"/>
+          <w:b w:val="0"/>
+          <w:bCs w:val="0"/>
+          <w:color w:val="D4D4D4"/>
+          <w:kern w:val="0"/>
+          <w:sz w:val="16"/>
+          <w:szCs w:val="16"/>
+          <w:shd w:val="clear" w:fill="1F1F1F"/>
+          <w:lang w:val="en-US" w:eastAsia="zh-CN" w:bidi="ar"/>
+        </w:rPr>
+        <w:t>            }</w:t>
+      </w:r>
+    </w:p>
+    <w:p>
+      <w:pPr>
+        <w:keepNext w:val="0"/>
+        <w:keepLines w:val="0"/>
+        <w:widowControl/>
+        <w:suppressLineNumbers w:val="0"/>
+        <w:shd w:val="clear" w:fill="1F1F1F"/>
+        <w:spacing w:line="228" w:lineRule="atLeast"/>
+        <w:jc w:val="left"/>
+        <w:rPr>
+          <w:rFonts w:hint="default" w:ascii="Consolas" w:hAnsi="Consolas" w:eastAsia="Consolas" w:cs="Consolas"/>
+          <w:b w:val="0"/>
+          <w:bCs w:val="0"/>
+          <w:color w:val="CCCCCC"/>
+          <w:sz w:val="16"/>
+          <w:szCs w:val="16"/>
+        </w:rPr>
+      </w:pPr>
+      <w:r>
+        <w:rPr>
+          <w:rFonts w:hint="default" w:ascii="Consolas" w:hAnsi="Consolas" w:eastAsia="Consolas" w:cs="Consolas"/>
+          <w:b w:val="0"/>
+          <w:bCs w:val="0"/>
+          <w:color w:val="D4D4D4"/>
+          <w:kern w:val="0"/>
+          <w:sz w:val="16"/>
+          <w:szCs w:val="16"/>
+          <w:shd w:val="clear" w:fill="1F1F1F"/>
+          <w:lang w:val="en-US" w:eastAsia="zh-CN" w:bidi="ar"/>
+        </w:rPr>
+        <w:t>            100% {</w:t>
+      </w:r>
+    </w:p>
+    <w:p>
+      <w:pPr>
+        <w:keepNext w:val="0"/>
+        <w:keepLines w:val="0"/>
+        <w:widowControl/>
+        <w:suppressLineNumbers w:val="0"/>
+        <w:shd w:val="clear" w:fill="1F1F1F"/>
+        <w:spacing w:line="228" w:lineRule="atLeast"/>
+        <w:jc w:val="left"/>
+        <w:rPr>
+          <w:rFonts w:hint="default" w:ascii="Consolas" w:hAnsi="Consolas" w:eastAsia="Consolas" w:cs="Consolas"/>
+          <w:b w:val="0"/>
+          <w:bCs w:val="0"/>
+          <w:color w:val="CCCCCC"/>
+          <w:sz w:val="16"/>
+          <w:szCs w:val="16"/>
+        </w:rPr>
+      </w:pPr>
+      <w:r>
+        <w:rPr>
+          <w:rFonts w:hint="default" w:ascii="Consolas" w:hAnsi="Consolas" w:eastAsia="Consolas" w:cs="Consolas"/>
+          <w:b w:val="0"/>
+          <w:bCs w:val="0"/>
+          <w:color w:val="D4D4D4"/>
+          <w:kern w:val="0"/>
+          <w:sz w:val="16"/>
+          <w:szCs w:val="16"/>
+          <w:shd w:val="clear" w:fill="1F1F1F"/>
+          <w:lang w:val="en-US" w:eastAsia="zh-CN" w:bidi="ar"/>
+        </w:rPr>
+        <w:t xml:space="preserve">                </w:t>
+      </w:r>
+      <w:r>
+        <w:rPr>
+          <w:rFonts w:hint="default" w:ascii="Consolas" w:hAnsi="Consolas" w:eastAsia="Consolas" w:cs="Consolas"/>
+          <w:b w:val="0"/>
+          <w:bCs w:val="0"/>
+          <w:color w:val="9CDCFE"/>
+          <w:kern w:val="0"/>
+          <w:sz w:val="16"/>
+          <w:szCs w:val="16"/>
+          <w:shd w:val="clear" w:fill="1F1F1F"/>
+          <w:lang w:val="en-US" w:eastAsia="zh-CN" w:bidi="ar"/>
+        </w:rPr>
+        <w:t>transform</w:t>
+      </w:r>
+      <w:r>
+        <w:rPr>
+          <w:rFonts w:hint="default" w:ascii="Consolas" w:hAnsi="Consolas" w:eastAsia="Consolas" w:cs="Consolas"/>
+          <w:b w:val="0"/>
+          <w:bCs w:val="0"/>
+          <w:color w:val="D4D4D4"/>
+          <w:kern w:val="0"/>
+          <w:sz w:val="16"/>
+          <w:szCs w:val="16"/>
+          <w:shd w:val="clear" w:fill="1F1F1F"/>
+          <w:lang w:val="en-US" w:eastAsia="zh-CN" w:bidi="ar"/>
+        </w:rPr>
+        <w:t xml:space="preserve">: </w:t>
+      </w:r>
+      <w:r>
+        <w:rPr>
+          <w:rFonts w:hint="default" w:ascii="Consolas" w:hAnsi="Consolas" w:eastAsia="Consolas" w:cs="Consolas"/>
+          <w:b w:val="0"/>
+          <w:bCs w:val="0"/>
+          <w:color w:val="DCDCAA"/>
+          <w:kern w:val="0"/>
+          <w:sz w:val="16"/>
+          <w:szCs w:val="16"/>
+          <w:shd w:val="clear" w:fill="1F1F1F"/>
+          <w:lang w:val="en-US" w:eastAsia="zh-CN" w:bidi="ar"/>
+        </w:rPr>
+        <w:t>rotate</w:t>
+      </w:r>
+      <w:r>
+        <w:rPr>
+          <w:rFonts w:hint="default" w:ascii="Consolas" w:hAnsi="Consolas" w:eastAsia="Consolas" w:cs="Consolas"/>
+          <w:b w:val="0"/>
+          <w:bCs w:val="0"/>
+          <w:color w:val="D4D4D4"/>
+          <w:kern w:val="0"/>
+          <w:sz w:val="16"/>
+          <w:szCs w:val="16"/>
+          <w:shd w:val="clear" w:fill="1F1F1F"/>
+          <w:lang w:val="en-US" w:eastAsia="zh-CN" w:bidi="ar"/>
+        </w:rPr>
+        <w:t>(</w:t>
+      </w:r>
+      <w:r>
+        <w:rPr>
+          <w:rFonts w:hint="default" w:ascii="Consolas" w:hAnsi="Consolas" w:eastAsia="Consolas" w:cs="Consolas"/>
+          <w:b w:val="0"/>
+          <w:bCs w:val="0"/>
+          <w:color w:val="B5CEA8"/>
+          <w:kern w:val="0"/>
+          <w:sz w:val="16"/>
+          <w:szCs w:val="16"/>
+          <w:shd w:val="clear" w:fill="1F1F1F"/>
+          <w:lang w:val="en-US" w:eastAsia="zh-CN" w:bidi="ar"/>
+        </w:rPr>
+        <w:t>360deg</w:t>
+      </w:r>
+      <w:r>
+        <w:rPr>
+          <w:rFonts w:hint="default" w:ascii="Consolas" w:hAnsi="Consolas" w:eastAsia="Consolas" w:cs="Consolas"/>
+          <w:b w:val="0"/>
+          <w:bCs w:val="0"/>
+          <w:color w:val="D4D4D4"/>
+          <w:kern w:val="0"/>
+          <w:sz w:val="16"/>
+          <w:szCs w:val="16"/>
+          <w:shd w:val="clear" w:fill="1F1F1F"/>
+          <w:lang w:val="en-US" w:eastAsia="zh-CN" w:bidi="ar"/>
+        </w:rPr>
+        <w:t>);</w:t>
+      </w:r>
+    </w:p>
+    <w:p>
+      <w:pPr>
+        <w:keepNext w:val="0"/>
+        <w:keepLines w:val="0"/>
+        <w:widowControl/>
+        <w:suppressLineNumbers w:val="0"/>
+        <w:shd w:val="clear" w:fill="1F1F1F"/>
+        <w:spacing w:line="228" w:lineRule="atLeast"/>
+        <w:jc w:val="left"/>
+        <w:rPr>
+          <w:rFonts w:hint="default" w:ascii="Consolas" w:hAnsi="Consolas" w:eastAsia="Consolas" w:cs="Consolas"/>
+          <w:b w:val="0"/>
+          <w:bCs w:val="0"/>
+          <w:color w:val="CCCCCC"/>
+          <w:sz w:val="16"/>
+          <w:szCs w:val="16"/>
+        </w:rPr>
+      </w:pPr>
+      <w:r>
+        <w:rPr>
+          <w:rFonts w:hint="default" w:ascii="Consolas" w:hAnsi="Consolas" w:eastAsia="Consolas" w:cs="Consolas"/>
+          <w:b w:val="0"/>
+          <w:bCs w:val="0"/>
+          <w:color w:val="D4D4D4"/>
+          <w:kern w:val="0"/>
+          <w:sz w:val="16"/>
+          <w:szCs w:val="16"/>
+          <w:shd w:val="clear" w:fill="1F1F1F"/>
+          <w:lang w:val="en-US" w:eastAsia="zh-CN" w:bidi="ar"/>
+        </w:rPr>
+        <w:t>            }</w:t>
+      </w:r>
+    </w:p>
+    <w:p>
+      <w:pPr>
+        <w:keepNext w:val="0"/>
+        <w:keepLines w:val="0"/>
+        <w:widowControl/>
+        <w:suppressLineNumbers w:val="0"/>
+        <w:shd w:val="clear" w:fill="1F1F1F"/>
+        <w:spacing w:line="228" w:lineRule="atLeast"/>
+        <w:jc w:val="left"/>
+        <w:rPr>
+          <w:rFonts w:hint="default" w:ascii="Consolas" w:hAnsi="Consolas" w:eastAsia="Consolas" w:cs="Consolas"/>
+          <w:b w:val="0"/>
+          <w:bCs w:val="0"/>
+          <w:color w:val="CCCCCC"/>
+          <w:sz w:val="16"/>
+          <w:szCs w:val="16"/>
+        </w:rPr>
+      </w:pPr>
+      <w:r>
+        <w:rPr>
+          <w:rFonts w:hint="default" w:ascii="Consolas" w:hAnsi="Consolas" w:eastAsia="Consolas" w:cs="Consolas"/>
+          <w:b w:val="0"/>
+          <w:bCs w:val="0"/>
+          <w:color w:val="D4D4D4"/>
+          <w:kern w:val="0"/>
+          <w:sz w:val="16"/>
+          <w:szCs w:val="16"/>
+          <w:shd w:val="clear" w:fill="1F1F1F"/>
+          <w:lang w:val="en-US" w:eastAsia="zh-CN" w:bidi="ar"/>
+        </w:rPr>
+        <w:t>        }</w:t>
+      </w:r>
+    </w:p>
+    <w:p>
+      <w:pPr>
+        <w:keepNext w:val="0"/>
+        <w:keepLines w:val="0"/>
+        <w:widowControl/>
+        <w:suppressLineNumbers w:val="0"/>
+        <w:shd w:val="clear" w:fill="1F1F1F"/>
+        <w:spacing w:line="228" w:lineRule="atLeast"/>
+        <w:jc w:val="left"/>
+        <w:rPr>
+          <w:rFonts w:hint="default" w:ascii="Consolas" w:hAnsi="Consolas" w:eastAsia="Consolas" w:cs="Consolas"/>
+          <w:b w:val="0"/>
+          <w:bCs w:val="0"/>
+          <w:color w:val="CCCCCC"/>
+          <w:sz w:val="16"/>
+          <w:szCs w:val="16"/>
+        </w:rPr>
+      </w:pPr>
+      <w:r>
+        <w:rPr>
+          <w:rFonts w:hint="default" w:ascii="Consolas" w:hAnsi="Consolas" w:eastAsia="Consolas" w:cs="Consolas"/>
+          <w:b w:val="0"/>
+          <w:bCs w:val="0"/>
+          <w:color w:val="D4D4D4"/>
+          <w:kern w:val="0"/>
+          <w:sz w:val="16"/>
+          <w:szCs w:val="16"/>
+          <w:shd w:val="clear" w:fill="1F1F1F"/>
+          <w:lang w:val="en-US" w:eastAsia="zh-CN" w:bidi="ar"/>
+        </w:rPr>
+        <w:t xml:space="preserve">    </w:t>
+      </w:r>
+      <w:r>
+        <w:rPr>
+          <w:rFonts w:hint="default" w:ascii="Consolas" w:hAnsi="Consolas" w:eastAsia="Consolas" w:cs="Consolas"/>
+          <w:b w:val="0"/>
+          <w:bCs w:val="0"/>
+          <w:color w:val="808080"/>
+          <w:kern w:val="0"/>
+          <w:sz w:val="16"/>
+          <w:szCs w:val="16"/>
+          <w:shd w:val="clear" w:fill="1F1F1F"/>
+          <w:lang w:val="en-US" w:eastAsia="zh-CN" w:bidi="ar"/>
+        </w:rPr>
+        <w:t>&lt;/</w:t>
+      </w:r>
+      <w:r>
+        <w:rPr>
+          <w:rFonts w:hint="default" w:ascii="Consolas" w:hAnsi="Consolas" w:eastAsia="Consolas" w:cs="Consolas"/>
+          <w:b w:val="0"/>
+          <w:bCs w:val="0"/>
+          <w:color w:val="569CD6"/>
+          <w:kern w:val="0"/>
+          <w:sz w:val="16"/>
+          <w:szCs w:val="16"/>
+          <w:shd w:val="clear" w:fill="1F1F1F"/>
+          <w:lang w:val="en-US" w:eastAsia="zh-CN" w:bidi="ar"/>
+        </w:rPr>
+        <w:t>style</w:t>
+      </w:r>
+      <w:r>
+        <w:rPr>
+          <w:rFonts w:hint="default" w:ascii="Consolas" w:hAnsi="Consolas" w:eastAsia="Consolas" w:cs="Consolas"/>
+          <w:b w:val="0"/>
+          <w:bCs w:val="0"/>
+          <w:color w:val="808080"/>
+          <w:kern w:val="0"/>
+          <w:sz w:val="16"/>
+          <w:szCs w:val="16"/>
+          <w:shd w:val="clear" w:fill="1F1F1F"/>
+          <w:lang w:val="en-US" w:eastAsia="zh-CN" w:bidi="ar"/>
+        </w:rPr>
+        <w:t>&gt;</w:t>
+      </w:r>
+    </w:p>
+    <w:p>
+      <w:pPr>
+        <w:keepNext w:val="0"/>
+        <w:keepLines w:val="0"/>
+        <w:widowControl/>
+        <w:suppressLineNumbers w:val="0"/>
+        <w:shd w:val="clear" w:fill="1F1F1F"/>
+        <w:spacing w:line="228" w:lineRule="atLeast"/>
+        <w:jc w:val="left"/>
+        <w:rPr>
+          <w:rFonts w:hint="default" w:ascii="Consolas" w:hAnsi="Consolas" w:eastAsia="Consolas" w:cs="Consolas"/>
+          <w:b w:val="0"/>
+          <w:bCs w:val="0"/>
+          <w:color w:val="CCCCCC"/>
+          <w:sz w:val="16"/>
+          <w:szCs w:val="16"/>
+        </w:rPr>
+      </w:pPr>
+      <w:r>
+        <w:rPr>
+          <w:rFonts w:hint="default" w:ascii="Consolas" w:hAnsi="Consolas" w:eastAsia="Consolas" w:cs="Consolas"/>
+          <w:b w:val="0"/>
+          <w:bCs w:val="0"/>
+          <w:color w:val="808080"/>
+          <w:kern w:val="0"/>
+          <w:sz w:val="16"/>
+          <w:szCs w:val="16"/>
+          <w:shd w:val="clear" w:fill="1F1F1F"/>
+          <w:lang w:val="en-US" w:eastAsia="zh-CN" w:bidi="ar"/>
+        </w:rPr>
+        <w:t>&lt;/</w:t>
+      </w:r>
+      <w:r>
+        <w:rPr>
+          <w:rFonts w:hint="default" w:ascii="Consolas" w:hAnsi="Consolas" w:eastAsia="Consolas" w:cs="Consolas"/>
+          <w:b w:val="0"/>
+          <w:bCs w:val="0"/>
+          <w:color w:val="569CD6"/>
+          <w:kern w:val="0"/>
+          <w:sz w:val="16"/>
+          <w:szCs w:val="16"/>
+          <w:shd w:val="clear" w:fill="1F1F1F"/>
+          <w:lang w:val="en-US" w:eastAsia="zh-CN" w:bidi="ar"/>
+        </w:rPr>
+        <w:t>head</w:t>
+      </w:r>
+      <w:r>
+        <w:rPr>
+          <w:rFonts w:hint="default" w:ascii="Consolas" w:hAnsi="Consolas" w:eastAsia="Consolas" w:cs="Consolas"/>
+          <w:b w:val="0"/>
+          <w:bCs w:val="0"/>
+          <w:color w:val="808080"/>
+          <w:kern w:val="0"/>
+          <w:sz w:val="16"/>
+          <w:szCs w:val="16"/>
+          <w:shd w:val="clear" w:fill="1F1F1F"/>
+          <w:lang w:val="en-US" w:eastAsia="zh-CN" w:bidi="ar"/>
+        </w:rPr>
+        <w:t>&gt;</w:t>
+      </w:r>
+    </w:p>
+    <w:p>
+      <w:pPr>
+        <w:keepNext w:val="0"/>
+        <w:keepLines w:val="0"/>
+        <w:widowControl/>
+        <w:suppressLineNumbers w:val="0"/>
+        <w:shd w:val="clear" w:fill="1F1F1F"/>
+        <w:spacing w:line="228" w:lineRule="atLeast"/>
+        <w:jc w:val="left"/>
+        <w:rPr>
+          <w:rFonts w:hint="default" w:ascii="Consolas" w:hAnsi="Consolas" w:eastAsia="Consolas" w:cs="Consolas"/>
+          <w:b w:val="0"/>
+          <w:bCs w:val="0"/>
+          <w:color w:val="CCCCCC"/>
+          <w:sz w:val="16"/>
+          <w:szCs w:val="16"/>
+        </w:rPr>
+      </w:pPr>
+      <w:r>
+        <w:rPr>
+          <w:rFonts w:hint="default" w:ascii="Consolas" w:hAnsi="Consolas" w:eastAsia="Consolas" w:cs="Consolas"/>
+          <w:b w:val="0"/>
+          <w:bCs w:val="0"/>
+          <w:color w:val="808080"/>
+          <w:kern w:val="0"/>
+          <w:sz w:val="16"/>
+          <w:szCs w:val="16"/>
+          <w:shd w:val="clear" w:fill="1F1F1F"/>
+          <w:lang w:val="en-US" w:eastAsia="zh-CN" w:bidi="ar"/>
+        </w:rPr>
+        <w:t>&lt;</w:t>
+      </w:r>
+      <w:r>
+        <w:rPr>
+          <w:rFonts w:hint="default" w:ascii="Consolas" w:hAnsi="Consolas" w:eastAsia="Consolas" w:cs="Consolas"/>
+          <w:b w:val="0"/>
+          <w:bCs w:val="0"/>
+          <w:color w:val="569CD6"/>
+          <w:kern w:val="0"/>
+          <w:sz w:val="16"/>
+          <w:szCs w:val="16"/>
+          <w:shd w:val="clear" w:fill="1F1F1F"/>
+          <w:lang w:val="en-US" w:eastAsia="zh-CN" w:bidi="ar"/>
+        </w:rPr>
+        <w:t>body</w:t>
+      </w:r>
+      <w:r>
+        <w:rPr>
+          <w:rFonts w:hint="default" w:ascii="Consolas" w:hAnsi="Consolas" w:eastAsia="Consolas" w:cs="Consolas"/>
+          <w:b w:val="0"/>
+          <w:bCs w:val="0"/>
+          <w:color w:val="808080"/>
+          <w:kern w:val="0"/>
+          <w:sz w:val="16"/>
+          <w:szCs w:val="16"/>
+          <w:shd w:val="clear" w:fill="1F1F1F"/>
+          <w:lang w:val="en-US" w:eastAsia="zh-CN" w:bidi="ar"/>
+        </w:rPr>
+        <w:t>&gt;</w:t>
+      </w:r>
+    </w:p>
+    <w:p>
+      <w:pPr>
+        <w:keepNext w:val="0"/>
+        <w:keepLines w:val="0"/>
+        <w:widowControl/>
+        <w:suppressLineNumbers w:val="0"/>
+        <w:shd w:val="clear" w:fill="1F1F1F"/>
+        <w:spacing w:line="228" w:lineRule="atLeast"/>
+        <w:jc w:val="left"/>
+        <w:rPr>
+          <w:rFonts w:hint="default" w:ascii="Consolas" w:hAnsi="Consolas" w:eastAsia="Consolas" w:cs="Consolas"/>
+          <w:b w:val="0"/>
+          <w:bCs w:val="0"/>
+          <w:color w:val="CCCCCC"/>
+          <w:sz w:val="16"/>
+          <w:szCs w:val="16"/>
+        </w:rPr>
+      </w:pPr>
+      <w:r>
+        <w:rPr>
+          <w:rFonts w:hint="default" w:ascii="Consolas" w:hAnsi="Consolas" w:eastAsia="Consolas" w:cs="Consolas"/>
+          <w:b w:val="0"/>
+          <w:bCs w:val="0"/>
+          <w:color w:val="CCCCCC"/>
+          <w:kern w:val="0"/>
+          <w:sz w:val="16"/>
+          <w:szCs w:val="16"/>
+          <w:shd w:val="clear" w:fill="1F1F1F"/>
+          <w:lang w:val="en-US" w:eastAsia="zh-CN" w:bidi="ar"/>
+        </w:rPr>
+        <w:t xml:space="preserve">    </w:t>
+      </w:r>
+      <w:r>
+        <w:rPr>
+          <w:rFonts w:hint="default" w:ascii="Consolas" w:hAnsi="Consolas" w:eastAsia="Consolas" w:cs="Consolas"/>
+          <w:b w:val="0"/>
+          <w:bCs w:val="0"/>
+          <w:color w:val="808080"/>
+          <w:kern w:val="0"/>
+          <w:sz w:val="16"/>
+          <w:szCs w:val="16"/>
+          <w:shd w:val="clear" w:fill="1F1F1F"/>
+          <w:lang w:val="en-US" w:eastAsia="zh-CN" w:bidi="ar"/>
+        </w:rPr>
+        <w:t>&lt;</w:t>
+      </w:r>
+      <w:r>
+        <w:rPr>
+          <w:rFonts w:hint="default" w:ascii="Consolas" w:hAnsi="Consolas" w:eastAsia="Consolas" w:cs="Consolas"/>
+          <w:b w:val="0"/>
+          <w:bCs w:val="0"/>
+          <w:color w:val="569CD6"/>
+          <w:kern w:val="0"/>
+          <w:sz w:val="16"/>
+          <w:szCs w:val="16"/>
+          <w:shd w:val="clear" w:fill="1F1F1F"/>
+          <w:lang w:val="en-US" w:eastAsia="zh-CN" w:bidi="ar"/>
+        </w:rPr>
+        <w:t>h1</w:t>
+      </w:r>
+      <w:r>
+        <w:rPr>
+          <w:rFonts w:hint="default" w:ascii="Consolas" w:hAnsi="Consolas" w:eastAsia="Consolas" w:cs="Consolas"/>
+          <w:b w:val="0"/>
+          <w:bCs w:val="0"/>
+          <w:color w:val="808080"/>
+          <w:kern w:val="0"/>
+          <w:sz w:val="16"/>
+          <w:szCs w:val="16"/>
+          <w:shd w:val="clear" w:fill="1F1F1F"/>
+          <w:lang w:val="en-US" w:eastAsia="zh-CN" w:bidi="ar"/>
+        </w:rPr>
+        <w:t>&gt;</w:t>
+      </w:r>
+      <w:r>
+        <w:rPr>
+          <w:rFonts w:hint="default" w:ascii="Consolas" w:hAnsi="Consolas" w:eastAsia="Consolas" w:cs="Consolas"/>
+          <w:b w:val="0"/>
+          <w:bCs w:val="0"/>
+          <w:color w:val="CCCCCC"/>
+          <w:kern w:val="0"/>
+          <w:sz w:val="16"/>
+          <w:szCs w:val="16"/>
+          <w:shd w:val="clear" w:fill="1F1F1F"/>
+          <w:lang w:val="en-US" w:eastAsia="zh-CN" w:bidi="ar"/>
+        </w:rPr>
+        <w:t>Rotating Square</w:t>
+      </w:r>
+      <w:r>
+        <w:rPr>
+          <w:rFonts w:hint="default" w:ascii="Consolas" w:hAnsi="Consolas" w:eastAsia="Consolas" w:cs="Consolas"/>
+          <w:b w:val="0"/>
+          <w:bCs w:val="0"/>
+          <w:color w:val="808080"/>
+          <w:kern w:val="0"/>
+          <w:sz w:val="16"/>
+          <w:szCs w:val="16"/>
+          <w:shd w:val="clear" w:fill="1F1F1F"/>
+          <w:lang w:val="en-US" w:eastAsia="zh-CN" w:bidi="ar"/>
+        </w:rPr>
+        <w:t>&lt;/</w:t>
+      </w:r>
+      <w:r>
+        <w:rPr>
+          <w:rFonts w:hint="default" w:ascii="Consolas" w:hAnsi="Consolas" w:eastAsia="Consolas" w:cs="Consolas"/>
+          <w:b w:val="0"/>
+          <w:bCs w:val="0"/>
+          <w:color w:val="569CD6"/>
+          <w:kern w:val="0"/>
+          <w:sz w:val="16"/>
+          <w:szCs w:val="16"/>
+          <w:shd w:val="clear" w:fill="1F1F1F"/>
+          <w:lang w:val="en-US" w:eastAsia="zh-CN" w:bidi="ar"/>
+        </w:rPr>
+        <w:t>h1</w:t>
+      </w:r>
+      <w:r>
+        <w:rPr>
+          <w:rFonts w:hint="default" w:ascii="Consolas" w:hAnsi="Consolas" w:eastAsia="Consolas" w:cs="Consolas"/>
+          <w:b w:val="0"/>
+          <w:bCs w:val="0"/>
+          <w:color w:val="808080"/>
+          <w:kern w:val="0"/>
+          <w:sz w:val="16"/>
+          <w:szCs w:val="16"/>
+          <w:shd w:val="clear" w:fill="1F1F1F"/>
+          <w:lang w:val="en-US" w:eastAsia="zh-CN" w:bidi="ar"/>
+        </w:rPr>
+        <w:t>&gt;</w:t>
+      </w:r>
+    </w:p>
+    <w:p>
+      <w:pPr>
+        <w:keepNext w:val="0"/>
+        <w:keepLines w:val="0"/>
+        <w:widowControl/>
+        <w:suppressLineNumbers w:val="0"/>
+        <w:shd w:val="clear" w:fill="1F1F1F"/>
+        <w:spacing w:line="228" w:lineRule="atLeast"/>
+        <w:jc w:val="left"/>
+        <w:rPr>
+          <w:rFonts w:hint="default" w:ascii="Consolas" w:hAnsi="Consolas" w:eastAsia="Consolas" w:cs="Consolas"/>
+          <w:b w:val="0"/>
+          <w:bCs w:val="0"/>
+          <w:color w:val="CCCCCC"/>
+          <w:sz w:val="16"/>
+          <w:szCs w:val="16"/>
+        </w:rPr>
+      </w:pPr>
+      <w:r>
+        <w:rPr>
+          <w:rFonts w:hint="default" w:ascii="Consolas" w:hAnsi="Consolas" w:eastAsia="Consolas" w:cs="Consolas"/>
+          <w:b w:val="0"/>
+          <w:bCs w:val="0"/>
+          <w:color w:val="CCCCCC"/>
+          <w:kern w:val="0"/>
+          <w:sz w:val="16"/>
+          <w:szCs w:val="16"/>
+          <w:shd w:val="clear" w:fill="1F1F1F"/>
+          <w:lang w:val="en-US" w:eastAsia="zh-CN" w:bidi="ar"/>
+        </w:rPr>
+        <w:t xml:space="preserve">    </w:t>
+      </w:r>
+      <w:r>
+        <w:rPr>
+          <w:rFonts w:hint="default" w:ascii="Consolas" w:hAnsi="Consolas" w:eastAsia="Consolas" w:cs="Consolas"/>
+          <w:b w:val="0"/>
+          <w:bCs w:val="0"/>
+          <w:color w:val="808080"/>
+          <w:kern w:val="0"/>
+          <w:sz w:val="16"/>
+          <w:szCs w:val="16"/>
+          <w:shd w:val="clear" w:fill="1F1F1F"/>
+          <w:lang w:val="en-US" w:eastAsia="zh-CN" w:bidi="ar"/>
+        </w:rPr>
+        <w:t>&lt;</w:t>
+      </w:r>
+      <w:r>
+        <w:rPr>
+          <w:rFonts w:hint="default" w:ascii="Consolas" w:hAnsi="Consolas" w:eastAsia="Consolas" w:cs="Consolas"/>
+          <w:b w:val="0"/>
+          <w:bCs w:val="0"/>
+          <w:color w:val="569CD6"/>
+          <w:kern w:val="0"/>
+          <w:sz w:val="16"/>
+          <w:szCs w:val="16"/>
+          <w:shd w:val="clear" w:fill="1F1F1F"/>
+          <w:lang w:val="en-US" w:eastAsia="zh-CN" w:bidi="ar"/>
+        </w:rPr>
+        <w:t>div</w:t>
+      </w:r>
+      <w:r>
+        <w:rPr>
+          <w:rFonts w:hint="default" w:ascii="Consolas" w:hAnsi="Consolas" w:eastAsia="Consolas" w:cs="Consolas"/>
+          <w:b w:val="0"/>
+          <w:bCs w:val="0"/>
+          <w:color w:val="CCCCCC"/>
+          <w:kern w:val="0"/>
+          <w:sz w:val="16"/>
+          <w:szCs w:val="16"/>
+          <w:shd w:val="clear" w:fill="1F1F1F"/>
+          <w:lang w:val="en-US" w:eastAsia="zh-CN" w:bidi="ar"/>
+        </w:rPr>
+        <w:t xml:space="preserve"> </w:t>
+      </w:r>
+      <w:r>
+        <w:rPr>
+          <w:rFonts w:hint="default" w:ascii="Consolas" w:hAnsi="Consolas" w:eastAsia="Consolas" w:cs="Consolas"/>
+          <w:b w:val="0"/>
+          <w:bCs w:val="0"/>
+          <w:color w:val="9CDCFE"/>
+          <w:kern w:val="0"/>
+          <w:sz w:val="16"/>
+          <w:szCs w:val="16"/>
+          <w:shd w:val="clear" w:fill="1F1F1F"/>
+          <w:lang w:val="en-US" w:eastAsia="zh-CN" w:bidi="ar"/>
+        </w:rPr>
+        <w:t>class</w:t>
+      </w:r>
+      <w:r>
+        <w:rPr>
+          <w:rFonts w:hint="default" w:ascii="Consolas" w:hAnsi="Consolas" w:eastAsia="Consolas" w:cs="Consolas"/>
+          <w:b w:val="0"/>
+          <w:bCs w:val="0"/>
+          <w:color w:val="CCCCCC"/>
+          <w:kern w:val="0"/>
+          <w:sz w:val="16"/>
+          <w:szCs w:val="16"/>
+          <w:shd w:val="clear" w:fill="1F1F1F"/>
+          <w:lang w:val="en-US" w:eastAsia="zh-CN" w:bidi="ar"/>
+        </w:rPr>
+        <w:t>=</w:t>
+      </w:r>
+      <w:r>
+        <w:rPr>
+          <w:rFonts w:hint="default" w:ascii="Consolas" w:hAnsi="Consolas" w:eastAsia="Consolas" w:cs="Consolas"/>
+          <w:b w:val="0"/>
+          <w:bCs w:val="0"/>
+          <w:color w:val="CE9178"/>
+          <w:kern w:val="0"/>
+          <w:sz w:val="16"/>
+          <w:szCs w:val="16"/>
+          <w:shd w:val="clear" w:fill="1F1F1F"/>
+          <w:lang w:val="en-US" w:eastAsia="zh-CN" w:bidi="ar"/>
+        </w:rPr>
+        <w:t>"box"</w:t>
+      </w:r>
+      <w:r>
+        <w:rPr>
+          <w:rFonts w:hint="default" w:ascii="Consolas" w:hAnsi="Consolas" w:eastAsia="Consolas" w:cs="Consolas"/>
+          <w:b w:val="0"/>
+          <w:bCs w:val="0"/>
+          <w:color w:val="808080"/>
+          <w:kern w:val="0"/>
+          <w:sz w:val="16"/>
+          <w:szCs w:val="16"/>
+          <w:shd w:val="clear" w:fill="1F1F1F"/>
+          <w:lang w:val="en-US" w:eastAsia="zh-CN" w:bidi="ar"/>
+        </w:rPr>
+        <w:t>&gt;&lt;/</w:t>
+      </w:r>
+      <w:r>
+        <w:rPr>
+          <w:rFonts w:hint="default" w:ascii="Consolas" w:hAnsi="Consolas" w:eastAsia="Consolas" w:cs="Consolas"/>
+          <w:b w:val="0"/>
+          <w:bCs w:val="0"/>
+          <w:color w:val="569CD6"/>
+          <w:kern w:val="0"/>
+          <w:sz w:val="16"/>
+          <w:szCs w:val="16"/>
+          <w:shd w:val="clear" w:fill="1F1F1F"/>
+          <w:lang w:val="en-US" w:eastAsia="zh-CN" w:bidi="ar"/>
+        </w:rPr>
+        <w:t>div</w:t>
+      </w:r>
+      <w:r>
+        <w:rPr>
+          <w:rFonts w:hint="default" w:ascii="Consolas" w:hAnsi="Consolas" w:eastAsia="Consolas" w:cs="Consolas"/>
+          <w:b w:val="0"/>
+          <w:bCs w:val="0"/>
+          <w:color w:val="808080"/>
+          <w:kern w:val="0"/>
+          <w:sz w:val="16"/>
+          <w:szCs w:val="16"/>
+          <w:shd w:val="clear" w:fill="1F1F1F"/>
+          <w:lang w:val="en-US" w:eastAsia="zh-CN" w:bidi="ar"/>
+        </w:rPr>
+        <w:t>&gt;</w:t>
+      </w:r>
+    </w:p>
+    <w:p>
+      <w:pPr>
+        <w:keepNext w:val="0"/>
+        <w:keepLines w:val="0"/>
+        <w:widowControl/>
+        <w:suppressLineNumbers w:val="0"/>
+        <w:shd w:val="clear" w:fill="1F1F1F"/>
+        <w:spacing w:line="228" w:lineRule="atLeast"/>
+        <w:jc w:val="left"/>
+        <w:rPr>
+          <w:rFonts w:hint="default" w:ascii="Consolas" w:hAnsi="Consolas" w:eastAsia="Consolas" w:cs="Consolas"/>
+          <w:b w:val="0"/>
+          <w:bCs w:val="0"/>
+          <w:color w:val="CCCCCC"/>
+          <w:sz w:val="16"/>
+          <w:szCs w:val="16"/>
+        </w:rPr>
+      </w:pPr>
+      <w:r>
+        <w:rPr>
+          <w:rFonts w:hint="default" w:ascii="Consolas" w:hAnsi="Consolas" w:eastAsia="Consolas" w:cs="Consolas"/>
+          <w:b w:val="0"/>
+          <w:bCs w:val="0"/>
+          <w:color w:val="808080"/>
+          <w:kern w:val="0"/>
+          <w:sz w:val="16"/>
+          <w:szCs w:val="16"/>
+          <w:shd w:val="clear" w:fill="1F1F1F"/>
+          <w:lang w:val="en-US" w:eastAsia="zh-CN" w:bidi="ar"/>
+        </w:rPr>
+        <w:t>&lt;/</w:t>
+      </w:r>
+      <w:r>
+        <w:rPr>
+          <w:rFonts w:hint="default" w:ascii="Consolas" w:hAnsi="Consolas" w:eastAsia="Consolas" w:cs="Consolas"/>
+          <w:b w:val="0"/>
+          <w:bCs w:val="0"/>
+          <w:color w:val="569CD6"/>
+          <w:kern w:val="0"/>
+          <w:sz w:val="16"/>
+          <w:szCs w:val="16"/>
+          <w:shd w:val="clear" w:fill="1F1F1F"/>
+          <w:lang w:val="en-US" w:eastAsia="zh-CN" w:bidi="ar"/>
+        </w:rPr>
+        <w:t>body</w:t>
+      </w:r>
+      <w:r>
+        <w:rPr>
+          <w:rFonts w:hint="default" w:ascii="Consolas" w:hAnsi="Consolas" w:eastAsia="Consolas" w:cs="Consolas"/>
+          <w:b w:val="0"/>
+          <w:bCs w:val="0"/>
+          <w:color w:val="808080"/>
+          <w:kern w:val="0"/>
+          <w:sz w:val="16"/>
+          <w:szCs w:val="16"/>
+          <w:shd w:val="clear" w:fill="1F1F1F"/>
+          <w:lang w:val="en-US" w:eastAsia="zh-CN" w:bidi="ar"/>
+        </w:rPr>
+        <w:t>&gt;</w:t>
+      </w:r>
+    </w:p>
+    <w:p>
+      <w:pPr>
+        <w:keepNext w:val="0"/>
+        <w:keepLines w:val="0"/>
+        <w:widowControl/>
+        <w:suppressLineNumbers w:val="0"/>
+        <w:shd w:val="clear" w:fill="1F1F1F"/>
+        <w:spacing w:line="228" w:lineRule="atLeast"/>
+        <w:jc w:val="left"/>
+        <w:rPr>
+          <w:rFonts w:hint="default" w:ascii="Consolas" w:hAnsi="Consolas" w:eastAsia="Consolas" w:cs="Consolas"/>
+          <w:b w:val="0"/>
+          <w:bCs w:val="0"/>
+          <w:color w:val="CCCCCC"/>
+          <w:sz w:val="16"/>
+          <w:szCs w:val="16"/>
+        </w:rPr>
+      </w:pPr>
+      <w:r>
+        <w:rPr>
+          <w:rFonts w:hint="default" w:ascii="Consolas" w:hAnsi="Consolas" w:eastAsia="Consolas" w:cs="Consolas"/>
+          <w:b w:val="0"/>
+          <w:bCs w:val="0"/>
+          <w:color w:val="808080"/>
+          <w:kern w:val="0"/>
+          <w:sz w:val="16"/>
+          <w:szCs w:val="16"/>
+          <w:shd w:val="clear" w:fill="1F1F1F"/>
+          <w:lang w:val="en-US" w:eastAsia="zh-CN" w:bidi="ar"/>
+        </w:rPr>
+        <w:t>&lt;/</w:t>
+      </w:r>
+      <w:r>
+        <w:rPr>
+          <w:rFonts w:hint="default" w:ascii="Consolas" w:hAnsi="Consolas" w:eastAsia="Consolas" w:cs="Consolas"/>
+          <w:b w:val="0"/>
+          <w:bCs w:val="0"/>
+          <w:color w:val="569CD6"/>
+          <w:kern w:val="0"/>
+          <w:sz w:val="16"/>
+          <w:szCs w:val="16"/>
+          <w:shd w:val="clear" w:fill="1F1F1F"/>
+          <w:lang w:val="en-US" w:eastAsia="zh-CN" w:bidi="ar"/>
+        </w:rPr>
+        <w:t>html</w:t>
+      </w:r>
+      <w:r>
+        <w:rPr>
+          <w:rFonts w:hint="default" w:ascii="Consolas" w:hAnsi="Consolas" w:eastAsia="Consolas" w:cs="Consolas"/>
+          <w:b w:val="0"/>
+          <w:bCs w:val="0"/>
+          <w:color w:val="808080"/>
+          <w:kern w:val="0"/>
+          <w:sz w:val="16"/>
+          <w:szCs w:val="16"/>
+          <w:shd w:val="clear" w:fill="1F1F1F"/>
+          <w:lang w:val="en-US" w:eastAsia="zh-CN" w:bidi="ar"/>
+        </w:rPr>
+        <w:t>&gt;</w:t>
+      </w:r>
+    </w:p>
+    <w:p>
+      <w:pPr>
+        <w:keepNext w:val="0"/>
+        <w:keepLines w:val="0"/>
+        <w:widowControl/>
+        <w:suppressLineNumbers w:val="0"/>
+        <w:jc w:val="left"/>
+      </w:pPr>
+    </w:p>
+    <w:p>
+      <w:pPr>
+        <w:tabs>
+          <w:tab w:val="left" w:pos="2150"/>
+        </w:tabs>
+        <w:rPr>
+          <w:sz w:val="32"/>
+          <w:szCs w:val="32"/>
+        </w:rPr>
+      </w:pPr>
+    </w:p>
+    <w:p>
+      <w:pPr>
+        <w:pStyle w:val="13"/>
+        <w:keepNext w:val="0"/>
+        <w:keepLines w:val="0"/>
+        <w:widowControl/>
+        <w:numPr>
+          <w:ilvl w:val="0"/>
+          <w:numId w:val="0"/>
+        </w:numPr>
+        <w:suppressLineNumbers w:val="0"/>
+        <w:tabs>
+          <w:tab w:val="left" w:pos="420"/>
+        </w:tabs>
+        <w:spacing w:before="0" w:beforeAutospacing="1" w:after="0" w:afterAutospacing="1"/>
+        <w:ind w:right="0" w:rightChars="0"/>
+        <w:jc w:val="left"/>
+        <w:rPr>
+          <w:rFonts w:hint="default"/>
+          <w:lang w:val="en-IN"/>
+        </w:rPr>
+      </w:pPr>
+      <w:r>
+        <w:rPr>
+          <w:rFonts w:hint="default"/>
+          <w:lang w:val="en-IN"/>
+        </w:rPr>
+        <w:t xml:space="preserve">  OUTPUT:</w:t>
+      </w:r>
+    </w:p>
+    <w:p>
+      <w:pPr>
+        <w:pStyle w:val="13"/>
+        <w:keepNext w:val="0"/>
+        <w:keepLines w:val="0"/>
+        <w:widowControl/>
+        <w:numPr>
+          <w:ilvl w:val="0"/>
+          <w:numId w:val="0"/>
+        </w:numPr>
+        <w:suppressLineNumbers w:val="0"/>
+        <w:tabs>
+          <w:tab w:val="left" w:pos="420"/>
+        </w:tabs>
+        <w:spacing w:before="0" w:beforeAutospacing="1" w:after="0" w:afterAutospacing="1"/>
+        <w:ind w:right="0" w:rightChars="0"/>
+        <w:jc w:val="left"/>
+      </w:pPr>
+      <w:r>
+        <w:drawing>
+          <wp:inline distT="0" distB="0" distL="114300" distR="114300">
+            <wp:extent cx="5282565" cy="3536315"/>
+            <wp:effectExtent l="0" t="0" r="5715" b="14605"/>
+            <wp:docPr id="31" name="Picture 1"/>
+            <wp:cNvGraphicFramePr>
+              <a:graphicFrameLocks xmlns:a="http://schemas.openxmlformats.org/drawingml/2006/main" noChangeAspect="1"/>
+            </wp:cNvGraphicFramePr>
+            <a:graphic xmlns:a="http://schemas.openxmlformats.org/drawingml/2006/main">
+              <a:graphicData uri="http://schemas.openxmlformats.org/drawingml/2006/picture">
+                <pic:pic xmlns:pic="http://schemas.openxmlformats.org/drawingml/2006/picture">
+                  <pic:nvPicPr>
+                    <pic:cNvPr id="31" name="Picture 1"/>
+                    <pic:cNvPicPr>
+                      <a:picLocks noChangeAspect="1"/>
+                    </pic:cNvPicPr>
+                  </pic:nvPicPr>
+                  <pic:blipFill>
+                    <a:blip r:embed="rId39"/>
+                    <a:stretch>
+                      <a:fillRect/>
+                    </a:stretch>
+                  </pic:blipFill>
+                  <pic:spPr>
+                    <a:xfrm>
+                      <a:off x="0" y="0"/>
+                      <a:ext cx="5282565" cy="3536315"/>
+                    </a:xfrm>
+                    <a:prstGeom prst="rect">
+                      <a:avLst/>
+                    </a:prstGeom>
+                    <a:noFill/>
+                    <a:ln>
+                      <a:noFill/>
+                    </a:ln>
+                  </pic:spPr>
+                </pic:pic>
+              </a:graphicData>
+            </a:graphic>
+          </wp:inline>
+        </w:drawing>
+      </w:r>
+    </w:p>
+    <w:p>
+      <w:pPr>
+        <w:pStyle w:val="13"/>
+        <w:keepNext w:val="0"/>
+        <w:keepLines w:val="0"/>
+        <w:widowControl/>
+        <w:numPr>
+          <w:ilvl w:val="0"/>
+          <w:numId w:val="0"/>
+        </w:numPr>
+        <w:suppressLineNumbers w:val="0"/>
+        <w:tabs>
+          <w:tab w:val="left" w:pos="420"/>
+        </w:tabs>
+        <w:spacing w:before="0" w:beforeAutospacing="1" w:after="0" w:afterAutospacing="1"/>
+        <w:ind w:right="0" w:rightChars="0"/>
+        <w:jc w:val="left"/>
+      </w:pPr>
+    </w:p>
+    <w:p>
+      <w:pPr>
+        <w:tabs>
+          <w:tab w:val="left" w:pos="6720"/>
+        </w:tabs>
+        <w:rPr>
+          <w:sz w:val="28"/>
+          <w:szCs w:val="28"/>
+        </w:rPr>
+      </w:pPr>
+      <w:r>
+        <w:rPr>
+          <w:sz w:val="28"/>
+          <w:szCs w:val="28"/>
+        </w:rPr>
+        <w:t>8.B)Aim :create a ball that moves up and down continuously using css animation</w:t>
+      </w:r>
+    </w:p>
+    <w:p>
+      <w:pPr>
+        <w:tabs>
+          <w:tab w:val="left" w:pos="6720"/>
+        </w:tabs>
+        <w:rPr>
+          <w:sz w:val="32"/>
+          <w:szCs w:val="32"/>
+        </w:rPr>
+      </w:pPr>
+      <w:r>
+        <w:rPr>
+          <w:sz w:val="32"/>
+          <w:szCs w:val="32"/>
+        </w:rPr>
+        <w:t>&lt;!DOCTYPE html&gt;</w:t>
+      </w:r>
+    </w:p>
+    <w:p>
+      <w:pPr>
+        <w:tabs>
+          <w:tab w:val="left" w:pos="6720"/>
+        </w:tabs>
+        <w:rPr>
+          <w:sz w:val="32"/>
+          <w:szCs w:val="32"/>
+        </w:rPr>
+      </w:pPr>
+      <w:r>
+        <w:rPr>
+          <w:sz w:val="32"/>
+          <w:szCs w:val="32"/>
+        </w:rPr>
+        <w:t>&lt;html&gt;</w:t>
+      </w:r>
+    </w:p>
+    <w:p>
+      <w:pPr>
+        <w:tabs>
+          <w:tab w:val="left" w:pos="6720"/>
+        </w:tabs>
+        <w:rPr>
+          <w:sz w:val="32"/>
+          <w:szCs w:val="32"/>
+        </w:rPr>
+      </w:pPr>
+      <w:r>
+        <w:rPr>
+          <w:sz w:val="32"/>
+          <w:szCs w:val="32"/>
+        </w:rPr>
+        <w:t>&lt;head&gt;</w:t>
+      </w:r>
+    </w:p>
+    <w:p>
+      <w:pPr>
+        <w:tabs>
+          <w:tab w:val="left" w:pos="6720"/>
+        </w:tabs>
+        <w:rPr>
+          <w:sz w:val="32"/>
+          <w:szCs w:val="32"/>
+        </w:rPr>
+      </w:pPr>
+      <w:r>
+        <w:rPr>
+          <w:sz w:val="32"/>
+          <w:szCs w:val="32"/>
+        </w:rPr>
+        <w:t xml:space="preserve">    &lt;title&gt;Moving Ball&lt;/title&gt;</w:t>
+      </w:r>
+    </w:p>
+    <w:p>
+      <w:pPr>
+        <w:tabs>
+          <w:tab w:val="left" w:pos="6720"/>
+        </w:tabs>
+        <w:rPr>
+          <w:sz w:val="32"/>
+          <w:szCs w:val="32"/>
+        </w:rPr>
+      </w:pPr>
+    </w:p>
+    <w:p>
+      <w:pPr>
+        <w:tabs>
+          <w:tab w:val="left" w:pos="6720"/>
+        </w:tabs>
+        <w:rPr>
+          <w:sz w:val="32"/>
+          <w:szCs w:val="32"/>
+        </w:rPr>
+      </w:pPr>
+      <w:r>
+        <w:rPr>
+          <w:sz w:val="32"/>
+          <w:szCs w:val="32"/>
+        </w:rPr>
+        <w:t xml:space="preserve">    &lt;style&gt;</w:t>
+      </w:r>
+    </w:p>
+    <w:p>
+      <w:pPr>
+        <w:tabs>
+          <w:tab w:val="left" w:pos="6720"/>
+        </w:tabs>
+        <w:rPr>
+          <w:sz w:val="32"/>
+          <w:szCs w:val="32"/>
+        </w:rPr>
+      </w:pPr>
+      <w:r>
+        <w:rPr>
+          <w:sz w:val="32"/>
+          <w:szCs w:val="32"/>
+        </w:rPr>
+        <w:t xml:space="preserve">        body {</w:t>
+      </w:r>
+    </w:p>
+    <w:p>
+      <w:pPr>
+        <w:tabs>
+          <w:tab w:val="left" w:pos="6720"/>
+        </w:tabs>
+        <w:rPr>
+          <w:sz w:val="32"/>
+          <w:szCs w:val="32"/>
+        </w:rPr>
+      </w:pPr>
+      <w:r>
+        <w:rPr>
+          <w:sz w:val="32"/>
+          <w:szCs w:val="32"/>
+        </w:rPr>
+        <w:t xml:space="preserve">            text-align: center;</w:t>
+      </w:r>
+    </w:p>
+    <w:p>
+      <w:pPr>
+        <w:tabs>
+          <w:tab w:val="left" w:pos="6720"/>
+        </w:tabs>
+        <w:rPr>
+          <w:sz w:val="32"/>
+          <w:szCs w:val="32"/>
+        </w:rPr>
+      </w:pPr>
+      <w:r>
+        <w:rPr>
+          <w:sz w:val="32"/>
+          <w:szCs w:val="32"/>
+        </w:rPr>
+        <w:t xml:space="preserve">            margin-top: 100px;</w:t>
+      </w:r>
+    </w:p>
+    <w:p>
+      <w:pPr>
+        <w:tabs>
+          <w:tab w:val="left" w:pos="6720"/>
+        </w:tabs>
+        <w:rPr>
+          <w:sz w:val="32"/>
+          <w:szCs w:val="32"/>
+        </w:rPr>
+      </w:pPr>
+      <w:r>
+        <w:rPr>
+          <w:sz w:val="32"/>
+          <w:szCs w:val="32"/>
+        </w:rPr>
+        <w:t xml:space="preserve">            font-family: Arial;</w:t>
+      </w:r>
+    </w:p>
+    <w:p>
+      <w:pPr>
+        <w:tabs>
+          <w:tab w:val="left" w:pos="6720"/>
+        </w:tabs>
+        <w:rPr>
+          <w:sz w:val="32"/>
+          <w:szCs w:val="32"/>
+        </w:rPr>
+      </w:pPr>
+      <w:r>
+        <w:rPr>
+          <w:sz w:val="32"/>
+          <w:szCs w:val="32"/>
+        </w:rPr>
+        <w:t xml:space="preserve">        }</w:t>
+      </w:r>
+    </w:p>
+    <w:p>
+      <w:pPr>
+        <w:tabs>
+          <w:tab w:val="left" w:pos="6720"/>
+        </w:tabs>
+        <w:rPr>
+          <w:sz w:val="32"/>
+          <w:szCs w:val="32"/>
+        </w:rPr>
+      </w:pPr>
+    </w:p>
+    <w:p>
+      <w:pPr>
+        <w:tabs>
+          <w:tab w:val="left" w:pos="6720"/>
+        </w:tabs>
+        <w:rPr>
+          <w:sz w:val="32"/>
+          <w:szCs w:val="32"/>
+        </w:rPr>
+      </w:pPr>
+      <w:r>
+        <w:rPr>
+          <w:sz w:val="32"/>
+          <w:szCs w:val="32"/>
+        </w:rPr>
+        <w:t xml:space="preserve">        h1 {</w:t>
+      </w:r>
+    </w:p>
+    <w:p>
+      <w:pPr>
+        <w:tabs>
+          <w:tab w:val="left" w:pos="6720"/>
+        </w:tabs>
+        <w:rPr>
+          <w:sz w:val="32"/>
+          <w:szCs w:val="32"/>
+        </w:rPr>
+      </w:pPr>
+      <w:r>
+        <w:rPr>
+          <w:sz w:val="32"/>
+          <w:szCs w:val="32"/>
+        </w:rPr>
+        <w:t xml:space="preserve">            margin-bottom: 40px;</w:t>
+      </w:r>
+    </w:p>
+    <w:p>
+      <w:pPr>
+        <w:tabs>
+          <w:tab w:val="left" w:pos="6720"/>
+        </w:tabs>
+        <w:rPr>
+          <w:sz w:val="32"/>
+          <w:szCs w:val="32"/>
+        </w:rPr>
+      </w:pPr>
+      <w:r>
+        <w:rPr>
+          <w:sz w:val="32"/>
+          <w:szCs w:val="32"/>
+        </w:rPr>
+        <w:t xml:space="preserve">        }</w:t>
+      </w:r>
+    </w:p>
+    <w:p>
+      <w:pPr>
+        <w:tabs>
+          <w:tab w:val="left" w:pos="6720"/>
+        </w:tabs>
+        <w:rPr>
+          <w:sz w:val="32"/>
+          <w:szCs w:val="32"/>
+        </w:rPr>
+      </w:pPr>
+    </w:p>
+    <w:p>
+      <w:pPr>
+        <w:tabs>
+          <w:tab w:val="left" w:pos="6720"/>
+        </w:tabs>
+        <w:rPr>
+          <w:sz w:val="32"/>
+          <w:szCs w:val="32"/>
+        </w:rPr>
+      </w:pPr>
+      <w:r>
+        <w:rPr>
+          <w:sz w:val="32"/>
+          <w:szCs w:val="32"/>
+        </w:rPr>
+        <w:t xml:space="preserve">        .ball {</w:t>
+      </w:r>
+    </w:p>
+    <w:p>
+      <w:pPr>
+        <w:tabs>
+          <w:tab w:val="left" w:pos="6720"/>
+        </w:tabs>
+        <w:rPr>
+          <w:sz w:val="32"/>
+          <w:szCs w:val="32"/>
+        </w:rPr>
+      </w:pPr>
+      <w:r>
+        <w:rPr>
+          <w:sz w:val="32"/>
+          <w:szCs w:val="32"/>
+        </w:rPr>
+        <w:t xml:space="preserve">            width: 100px;</w:t>
+      </w:r>
+    </w:p>
+    <w:p>
+      <w:pPr>
+        <w:tabs>
+          <w:tab w:val="left" w:pos="6720"/>
+        </w:tabs>
+        <w:rPr>
+          <w:sz w:val="32"/>
+          <w:szCs w:val="32"/>
+        </w:rPr>
+      </w:pPr>
+      <w:r>
+        <w:rPr>
+          <w:sz w:val="32"/>
+          <w:szCs w:val="32"/>
+        </w:rPr>
+        <w:t xml:space="preserve">            height: 100px;</w:t>
+      </w:r>
+    </w:p>
+    <w:p>
+      <w:pPr>
+        <w:tabs>
+          <w:tab w:val="left" w:pos="6720"/>
+        </w:tabs>
+        <w:rPr>
+          <w:sz w:val="32"/>
+          <w:szCs w:val="32"/>
+        </w:rPr>
+      </w:pPr>
+      <w:r>
+        <w:rPr>
+          <w:sz w:val="32"/>
+          <w:szCs w:val="32"/>
+        </w:rPr>
+        <w:t xml:space="preserve">            background-color: green;</w:t>
+      </w:r>
+    </w:p>
+    <w:p>
+      <w:pPr>
+        <w:tabs>
+          <w:tab w:val="left" w:pos="6720"/>
+        </w:tabs>
+        <w:rPr>
+          <w:sz w:val="32"/>
+          <w:szCs w:val="32"/>
+        </w:rPr>
+      </w:pPr>
+      <w:r>
+        <w:rPr>
+          <w:sz w:val="32"/>
+          <w:szCs w:val="32"/>
+        </w:rPr>
+        <w:t xml:space="preserve">            border-radius: 50%;</w:t>
+      </w:r>
+    </w:p>
+    <w:p>
+      <w:pPr>
+        <w:tabs>
+          <w:tab w:val="left" w:pos="6720"/>
+        </w:tabs>
+        <w:rPr>
+          <w:sz w:val="32"/>
+          <w:szCs w:val="32"/>
+        </w:rPr>
+      </w:pPr>
+      <w:r>
+        <w:rPr>
+          <w:sz w:val="32"/>
+          <w:szCs w:val="32"/>
+        </w:rPr>
+        <w:t xml:space="preserve">            margin: auto;</w:t>
+      </w:r>
+    </w:p>
+    <w:p>
+      <w:pPr>
+        <w:tabs>
+          <w:tab w:val="left" w:pos="6720"/>
+        </w:tabs>
+        <w:rPr>
+          <w:sz w:val="32"/>
+          <w:szCs w:val="32"/>
+        </w:rPr>
+      </w:pPr>
+    </w:p>
+    <w:p>
+      <w:pPr>
+        <w:tabs>
+          <w:tab w:val="left" w:pos="6720"/>
+        </w:tabs>
+        <w:rPr>
+          <w:sz w:val="32"/>
+          <w:szCs w:val="32"/>
+        </w:rPr>
+      </w:pPr>
+      <w:r>
+        <w:rPr>
+          <w:sz w:val="32"/>
+          <w:szCs w:val="32"/>
+        </w:rPr>
+        <w:t xml:space="preserve">            /* animation */</w:t>
+      </w:r>
+    </w:p>
+    <w:p>
+      <w:pPr>
+        <w:tabs>
+          <w:tab w:val="left" w:pos="6720"/>
+        </w:tabs>
+        <w:rPr>
+          <w:sz w:val="32"/>
+          <w:szCs w:val="32"/>
+        </w:rPr>
+      </w:pPr>
+      <w:r>
+        <w:rPr>
+          <w:sz w:val="32"/>
+          <w:szCs w:val="32"/>
+        </w:rPr>
+        <w:t xml:space="preserve">            animation: moveUpDown 2s infinite;</w:t>
+      </w:r>
+    </w:p>
+    <w:p>
+      <w:pPr>
+        <w:tabs>
+          <w:tab w:val="left" w:pos="6720"/>
+        </w:tabs>
+        <w:rPr>
+          <w:sz w:val="32"/>
+          <w:szCs w:val="32"/>
+        </w:rPr>
+      </w:pPr>
+      <w:r>
+        <w:rPr>
+          <w:sz w:val="32"/>
+          <w:szCs w:val="32"/>
+        </w:rPr>
+        <w:t xml:space="preserve">        }</w:t>
+      </w:r>
+    </w:p>
+    <w:p>
+      <w:pPr>
+        <w:tabs>
+          <w:tab w:val="left" w:pos="6720"/>
+        </w:tabs>
+        <w:rPr>
+          <w:sz w:val="32"/>
+          <w:szCs w:val="32"/>
+        </w:rPr>
+      </w:pPr>
+    </w:p>
+    <w:p>
+      <w:pPr>
+        <w:tabs>
+          <w:tab w:val="left" w:pos="6720"/>
+        </w:tabs>
+        <w:rPr>
+          <w:sz w:val="32"/>
+          <w:szCs w:val="32"/>
+        </w:rPr>
+      </w:pPr>
+      <w:r>
+        <w:rPr>
+          <w:sz w:val="32"/>
+          <w:szCs w:val="32"/>
+        </w:rPr>
+        <w:t xml:space="preserve">        /* keyframes */</w:t>
+      </w:r>
+    </w:p>
+    <w:p>
+      <w:pPr>
+        <w:tabs>
+          <w:tab w:val="left" w:pos="6720"/>
+        </w:tabs>
+        <w:rPr>
+          <w:sz w:val="32"/>
+          <w:szCs w:val="32"/>
+        </w:rPr>
+      </w:pPr>
+      <w:r>
+        <w:rPr>
+          <w:sz w:val="32"/>
+          <w:szCs w:val="32"/>
+        </w:rPr>
+        <w:t xml:space="preserve">        @keyframes moveUpDown {</w:t>
+      </w:r>
+    </w:p>
+    <w:p>
+      <w:pPr>
+        <w:tabs>
+          <w:tab w:val="left" w:pos="6720"/>
+        </w:tabs>
+        <w:rPr>
+          <w:sz w:val="32"/>
+          <w:szCs w:val="32"/>
+        </w:rPr>
+      </w:pPr>
+      <w:r>
+        <w:rPr>
+          <w:sz w:val="32"/>
+          <w:szCs w:val="32"/>
+        </w:rPr>
+        <w:t xml:space="preserve">            0% {</w:t>
+      </w:r>
+    </w:p>
+    <w:p>
+      <w:pPr>
+        <w:tabs>
+          <w:tab w:val="left" w:pos="6720"/>
+        </w:tabs>
+        <w:rPr>
+          <w:sz w:val="32"/>
+          <w:szCs w:val="32"/>
+        </w:rPr>
+      </w:pPr>
+      <w:r>
+        <w:rPr>
+          <w:sz w:val="32"/>
+          <w:szCs w:val="32"/>
+        </w:rPr>
+        <w:t xml:space="preserve">                transform: translateY(0);</w:t>
+      </w:r>
+    </w:p>
+    <w:p>
+      <w:pPr>
+        <w:tabs>
+          <w:tab w:val="left" w:pos="6720"/>
+        </w:tabs>
+        <w:rPr>
+          <w:sz w:val="32"/>
+          <w:szCs w:val="32"/>
+        </w:rPr>
+      </w:pPr>
+      <w:r>
+        <w:rPr>
+          <w:sz w:val="32"/>
+          <w:szCs w:val="32"/>
+        </w:rPr>
+        <w:t xml:space="preserve">            }</w:t>
+      </w:r>
+    </w:p>
+    <w:p>
+      <w:pPr>
+        <w:tabs>
+          <w:tab w:val="left" w:pos="6720"/>
+        </w:tabs>
+        <w:rPr>
+          <w:sz w:val="32"/>
+          <w:szCs w:val="32"/>
+        </w:rPr>
+      </w:pPr>
+      <w:r>
+        <w:rPr>
+          <w:sz w:val="32"/>
+          <w:szCs w:val="32"/>
+        </w:rPr>
+        <w:t xml:space="preserve">            50% {</w:t>
+      </w:r>
+    </w:p>
+    <w:p>
+      <w:pPr>
+        <w:tabs>
+          <w:tab w:val="left" w:pos="6720"/>
+        </w:tabs>
+        <w:rPr>
+          <w:sz w:val="32"/>
+          <w:szCs w:val="32"/>
+        </w:rPr>
+      </w:pPr>
+      <w:r>
+        <w:rPr>
+          <w:sz w:val="32"/>
+          <w:szCs w:val="32"/>
+        </w:rPr>
+        <w:t xml:space="preserve">                transform: translateY(-150px);</w:t>
+      </w:r>
+    </w:p>
+    <w:p>
+      <w:pPr>
+        <w:tabs>
+          <w:tab w:val="left" w:pos="6720"/>
+        </w:tabs>
+        <w:rPr>
+          <w:sz w:val="32"/>
+          <w:szCs w:val="32"/>
+        </w:rPr>
+      </w:pPr>
+      <w:r>
+        <w:rPr>
+          <w:sz w:val="32"/>
+          <w:szCs w:val="32"/>
+        </w:rPr>
+        <w:t xml:space="preserve">            }</w:t>
+      </w:r>
+    </w:p>
+    <w:p>
+      <w:pPr>
+        <w:tabs>
+          <w:tab w:val="left" w:pos="6720"/>
+        </w:tabs>
+        <w:rPr>
+          <w:sz w:val="32"/>
+          <w:szCs w:val="32"/>
+        </w:rPr>
+      </w:pPr>
+      <w:r>
+        <w:rPr>
+          <w:sz w:val="32"/>
+          <w:szCs w:val="32"/>
+        </w:rPr>
+        <w:t xml:space="preserve">            100% {</w:t>
+      </w:r>
+    </w:p>
+    <w:p>
+      <w:pPr>
+        <w:tabs>
+          <w:tab w:val="left" w:pos="6720"/>
+        </w:tabs>
+        <w:rPr>
+          <w:sz w:val="32"/>
+          <w:szCs w:val="32"/>
+        </w:rPr>
+      </w:pPr>
+      <w:r>
+        <w:rPr>
+          <w:sz w:val="32"/>
+          <w:szCs w:val="32"/>
+        </w:rPr>
+        <w:t xml:space="preserve">                transform: translateY(0);</w:t>
+      </w:r>
+    </w:p>
+    <w:p>
+      <w:pPr>
+        <w:tabs>
+          <w:tab w:val="left" w:pos="6720"/>
+        </w:tabs>
+        <w:rPr>
+          <w:sz w:val="32"/>
+          <w:szCs w:val="32"/>
+        </w:rPr>
+      </w:pPr>
+      <w:r>
+        <w:rPr>
+          <w:sz w:val="32"/>
+          <w:szCs w:val="32"/>
+        </w:rPr>
+        <w:t xml:space="preserve">            }</w:t>
+      </w:r>
+    </w:p>
+    <w:p>
+      <w:pPr>
+        <w:tabs>
+          <w:tab w:val="left" w:pos="6720"/>
+        </w:tabs>
+        <w:rPr>
+          <w:sz w:val="32"/>
+          <w:szCs w:val="32"/>
+        </w:rPr>
+      </w:pPr>
+      <w:r>
+        <w:rPr>
+          <w:sz w:val="32"/>
+          <w:szCs w:val="32"/>
+        </w:rPr>
+        <w:t xml:space="preserve">        }</w:t>
+      </w:r>
+    </w:p>
+    <w:p>
+      <w:pPr>
+        <w:tabs>
+          <w:tab w:val="left" w:pos="6720"/>
+        </w:tabs>
+        <w:rPr>
+          <w:sz w:val="32"/>
+          <w:szCs w:val="32"/>
+        </w:rPr>
+      </w:pPr>
+      <w:r>
+        <w:rPr>
+          <w:sz w:val="32"/>
+          <w:szCs w:val="32"/>
+        </w:rPr>
+        <w:t xml:space="preserve">    &lt;/style&gt;</w:t>
+      </w:r>
+    </w:p>
+    <w:p>
+      <w:pPr>
+        <w:tabs>
+          <w:tab w:val="left" w:pos="6720"/>
+        </w:tabs>
+        <w:rPr>
+          <w:sz w:val="32"/>
+          <w:szCs w:val="32"/>
+        </w:rPr>
+      </w:pPr>
+      <w:r>
+        <w:rPr>
+          <w:sz w:val="32"/>
+          <w:szCs w:val="32"/>
+        </w:rPr>
+        <w:t>&lt;/head&gt;</w:t>
+      </w:r>
+    </w:p>
+    <w:p>
+      <w:pPr>
+        <w:tabs>
+          <w:tab w:val="left" w:pos="6720"/>
+        </w:tabs>
+        <w:rPr>
+          <w:sz w:val="32"/>
+          <w:szCs w:val="32"/>
+        </w:rPr>
+      </w:pPr>
+    </w:p>
+    <w:p>
+      <w:pPr>
+        <w:tabs>
+          <w:tab w:val="left" w:pos="6720"/>
+        </w:tabs>
+        <w:rPr>
+          <w:sz w:val="32"/>
+          <w:szCs w:val="32"/>
+        </w:rPr>
+      </w:pPr>
+      <w:r>
+        <w:rPr>
+          <w:sz w:val="32"/>
+          <w:szCs w:val="32"/>
+        </w:rPr>
+        <w:t>&lt;body&gt;</w:t>
+      </w:r>
+    </w:p>
+    <w:p>
+      <w:pPr>
+        <w:tabs>
+          <w:tab w:val="left" w:pos="6720"/>
+        </w:tabs>
+        <w:rPr>
+          <w:sz w:val="32"/>
+          <w:szCs w:val="32"/>
+        </w:rPr>
+      </w:pPr>
+    </w:p>
+    <w:p>
+      <w:pPr>
+        <w:tabs>
+          <w:tab w:val="left" w:pos="6720"/>
+        </w:tabs>
+        <w:rPr>
+          <w:sz w:val="32"/>
+          <w:szCs w:val="32"/>
+        </w:rPr>
+      </w:pPr>
+      <w:r>
+        <w:rPr>
+          <w:sz w:val="32"/>
+          <w:szCs w:val="32"/>
+        </w:rPr>
+        <w:t xml:space="preserve">    &lt;h1&gt;Ball Animation&lt;/h1&gt;</w:t>
+      </w:r>
+    </w:p>
+    <w:p>
+      <w:pPr>
+        <w:tabs>
+          <w:tab w:val="left" w:pos="6720"/>
+        </w:tabs>
+        <w:rPr>
+          <w:sz w:val="32"/>
+          <w:szCs w:val="32"/>
+        </w:rPr>
+      </w:pPr>
+    </w:p>
+    <w:p>
+      <w:pPr>
+        <w:tabs>
+          <w:tab w:val="left" w:pos="6720"/>
+        </w:tabs>
+        <w:rPr>
+          <w:sz w:val="32"/>
+          <w:szCs w:val="32"/>
+        </w:rPr>
+      </w:pPr>
+      <w:r>
+        <w:rPr>
+          <w:sz w:val="32"/>
+          <w:szCs w:val="32"/>
+        </w:rPr>
+        <w:t xml:space="preserve">    &lt;div class="ball"&gt;&lt;/div&gt;</w:t>
+      </w:r>
+    </w:p>
+    <w:p>
+      <w:pPr>
+        <w:tabs>
+          <w:tab w:val="left" w:pos="6720"/>
+        </w:tabs>
+        <w:rPr>
+          <w:sz w:val="32"/>
+          <w:szCs w:val="32"/>
+        </w:rPr>
+      </w:pPr>
+    </w:p>
+    <w:p>
+      <w:pPr>
+        <w:tabs>
+          <w:tab w:val="left" w:pos="6720"/>
+        </w:tabs>
+        <w:rPr>
+          <w:sz w:val="32"/>
+          <w:szCs w:val="32"/>
+        </w:rPr>
+      </w:pPr>
+      <w:r>
+        <w:rPr>
+          <w:sz w:val="32"/>
+          <w:szCs w:val="32"/>
+        </w:rPr>
+        <w:t>&lt;/body&gt;</w:t>
+      </w:r>
+    </w:p>
+    <w:p>
+      <w:pPr>
+        <w:tabs>
+          <w:tab w:val="left" w:pos="6720"/>
+        </w:tabs>
+        <w:rPr>
+          <w:sz w:val="32"/>
+          <w:szCs w:val="32"/>
+        </w:rPr>
+      </w:pPr>
+      <w:r>
+        <w:rPr>
+          <w:sz w:val="32"/>
+          <w:szCs w:val="32"/>
+        </w:rPr>
+        <w:t>&lt;/html&gt;</w:t>
+      </w:r>
+    </w:p>
+    <w:p>
+      <w:pPr>
+        <w:tabs>
+          <w:tab w:val="left" w:pos="6720"/>
+        </w:tabs>
+        <w:rPr>
+          <w:sz w:val="32"/>
+          <w:szCs w:val="32"/>
+        </w:rPr>
+      </w:pPr>
+    </w:p>
+    <w:p>
+      <w:pPr>
+        <w:tabs>
+          <w:tab w:val="left" w:pos="6720"/>
+        </w:tabs>
+        <w:rPr>
+          <w:sz w:val="32"/>
+          <w:szCs w:val="32"/>
+        </w:rPr>
+      </w:pPr>
+    </w:p>
+    <w:p>
+      <w:pPr>
+        <w:tabs>
+          <w:tab w:val="left" w:pos="6720"/>
+        </w:tabs>
+        <w:rPr>
+          <w:sz w:val="32"/>
+          <w:szCs w:val="32"/>
+        </w:rPr>
+      </w:pPr>
+    </w:p>
+    <w:p>
+      <w:pPr>
+        <w:tabs>
+          <w:tab w:val="left" w:pos="6720"/>
+        </w:tabs>
+        <w:rPr>
+          <w:sz w:val="32"/>
+          <w:szCs w:val="32"/>
+        </w:rPr>
+      </w:pPr>
+    </w:p>
+    <w:p>
+      <w:pPr>
+        <w:tabs>
+          <w:tab w:val="left" w:pos="6720"/>
+        </w:tabs>
+        <w:rPr>
+          <w:sz w:val="32"/>
+          <w:szCs w:val="32"/>
+        </w:rPr>
+      </w:pPr>
+    </w:p>
+    <w:p>
+      <w:pPr>
+        <w:tabs>
+          <w:tab w:val="left" w:pos="6720"/>
+        </w:tabs>
+        <w:rPr>
+          <w:rFonts w:hint="default"/>
+          <w:sz w:val="32"/>
+          <w:szCs w:val="32"/>
+          <w:lang w:val="en-IN"/>
+        </w:rPr>
+      </w:pPr>
+      <w:r>
+        <w:rPr>
+          <w:rFonts w:hint="default"/>
+          <w:sz w:val="32"/>
+          <w:szCs w:val="32"/>
+          <w:lang w:val="en-IN"/>
+        </w:rPr>
+        <w:t>OUTPUT:</w:t>
+      </w:r>
+    </w:p>
+    <w:p>
+      <w:pPr>
+        <w:tabs>
+          <w:tab w:val="left" w:pos="6720"/>
+        </w:tabs>
+      </w:pPr>
+      <w:r>
+        <w:drawing>
+          <wp:inline distT="0" distB="0" distL="114300" distR="114300">
+            <wp:extent cx="6179185" cy="3159760"/>
+            <wp:effectExtent l="0" t="0" r="8255" b="10160"/>
+            <wp:docPr id="32" name="Picture 2"/>
+            <wp:cNvGraphicFramePr>
+              <a:graphicFrameLocks xmlns:a="http://schemas.openxmlformats.org/drawingml/2006/main" noChangeAspect="1"/>
+            </wp:cNvGraphicFramePr>
+            <a:graphic xmlns:a="http://schemas.openxmlformats.org/drawingml/2006/main">
+              <a:graphicData uri="http://schemas.openxmlformats.org/drawingml/2006/picture">
+                <pic:pic xmlns:pic="http://schemas.openxmlformats.org/drawingml/2006/picture">
+                  <pic:nvPicPr>
+                    <pic:cNvPr id="32" name="Picture 2"/>
+                    <pic:cNvPicPr>
+                      <a:picLocks noChangeAspect="1"/>
+                    </pic:cNvPicPr>
+                  </pic:nvPicPr>
+                  <pic:blipFill>
+                    <a:blip r:embed="rId40"/>
+                    <a:stretch>
+                      <a:fillRect/>
+                    </a:stretch>
+                  </pic:blipFill>
+                  <pic:spPr>
+                    <a:xfrm>
+                      <a:off x="0" y="0"/>
+                      <a:ext cx="6179185" cy="3159760"/>
+                    </a:xfrm>
+                    <a:prstGeom prst="rect">
+                      <a:avLst/>
+                    </a:prstGeom>
+                    <a:noFill/>
+                    <a:ln>
+                      <a:noFill/>
+                    </a:ln>
+                  </pic:spPr>
+                </pic:pic>
+              </a:graphicData>
+            </a:graphic>
+          </wp:inline>
+        </w:drawing>
+      </w:r>
+    </w:p>
+    <w:p>
+      <w:pPr>
+        <w:tabs>
+          <w:tab w:val="left" w:pos="6720"/>
+        </w:tabs>
+      </w:pPr>
+    </w:p>
+    <w:p>
+      <w:pPr>
+        <w:tabs>
+          <w:tab w:val="left" w:pos="3898"/>
+        </w:tabs>
+        <w:rPr>
+          <w:sz w:val="28"/>
+          <w:szCs w:val="28"/>
+        </w:rPr>
+      </w:pPr>
+    </w:p>
+    <w:p>
+      <w:pPr>
+        <w:tabs>
+          <w:tab w:val="left" w:pos="3898"/>
+        </w:tabs>
+        <w:rPr>
+          <w:sz w:val="28"/>
+          <w:szCs w:val="28"/>
+        </w:rPr>
+      </w:pPr>
+    </w:p>
+    <w:p>
+      <w:pPr>
+        <w:tabs>
+          <w:tab w:val="left" w:pos="3898"/>
+        </w:tabs>
+        <w:rPr>
+          <w:sz w:val="28"/>
+          <w:szCs w:val="28"/>
+        </w:rPr>
+      </w:pPr>
+      <w:bookmarkStart w:id="0" w:name="_GoBack"/>
+      <w:r>
+        <w:rPr>
+          <w:sz w:val="28"/>
+          <w:szCs w:val="28"/>
+        </w:rPr>
+        <w:t>8.C)Aim :create a circle that moves horizontally and rotates At the same time</w:t>
+      </w:r>
+    </w:p>
+    <w:p>
+      <w:pPr>
+        <w:tabs>
+          <w:tab w:val="left" w:pos="3898"/>
+        </w:tabs>
+        <w:rPr>
+          <w:sz w:val="32"/>
+          <w:szCs w:val="32"/>
+        </w:rPr>
+      </w:pPr>
+      <w:r>
+        <w:rPr>
+          <w:sz w:val="32"/>
+          <w:szCs w:val="32"/>
+        </w:rPr>
+        <w:t>&lt;!DOCTYPE html&gt;</w:t>
+      </w:r>
+    </w:p>
+    <w:p>
+      <w:pPr>
+        <w:tabs>
+          <w:tab w:val="left" w:pos="3898"/>
+        </w:tabs>
+        <w:rPr>
+          <w:sz w:val="32"/>
+          <w:szCs w:val="32"/>
+        </w:rPr>
+      </w:pPr>
+      <w:r>
+        <w:rPr>
+          <w:sz w:val="32"/>
+          <w:szCs w:val="32"/>
+        </w:rPr>
+        <w:t>&lt;html&gt;</w:t>
+      </w:r>
+    </w:p>
+    <w:p>
+      <w:pPr>
+        <w:tabs>
+          <w:tab w:val="left" w:pos="3898"/>
+        </w:tabs>
+        <w:rPr>
+          <w:sz w:val="32"/>
+          <w:szCs w:val="32"/>
+        </w:rPr>
+      </w:pPr>
+      <w:r>
+        <w:rPr>
+          <w:sz w:val="32"/>
+          <w:szCs w:val="32"/>
+        </w:rPr>
+        <w:t>&lt;head&gt;</w:t>
+      </w:r>
+    </w:p>
+    <w:p>
+      <w:pPr>
+        <w:tabs>
+          <w:tab w:val="left" w:pos="3898"/>
+        </w:tabs>
+        <w:rPr>
+          <w:sz w:val="32"/>
+          <w:szCs w:val="32"/>
+        </w:rPr>
+      </w:pPr>
+      <w:r>
+        <w:rPr>
+          <w:sz w:val="32"/>
+          <w:szCs w:val="32"/>
+        </w:rPr>
+        <w:t xml:space="preserve">    &lt;title&gt;Moving Rotating Circle&lt;/title&gt;</w:t>
+      </w:r>
+    </w:p>
+    <w:p>
+      <w:pPr>
+        <w:tabs>
+          <w:tab w:val="left" w:pos="3898"/>
+        </w:tabs>
+        <w:rPr>
+          <w:sz w:val="32"/>
+          <w:szCs w:val="32"/>
+        </w:rPr>
+      </w:pPr>
+    </w:p>
+    <w:p>
+      <w:pPr>
+        <w:tabs>
+          <w:tab w:val="left" w:pos="3898"/>
+        </w:tabs>
+        <w:rPr>
+          <w:sz w:val="32"/>
+          <w:szCs w:val="32"/>
+        </w:rPr>
+      </w:pPr>
+      <w:r>
+        <w:rPr>
+          <w:sz w:val="32"/>
+          <w:szCs w:val="32"/>
+        </w:rPr>
+        <w:t xml:space="preserve">    &lt;style&gt;</w:t>
+      </w:r>
+    </w:p>
+    <w:p>
+      <w:pPr>
+        <w:tabs>
+          <w:tab w:val="left" w:pos="3898"/>
+        </w:tabs>
+        <w:rPr>
+          <w:sz w:val="32"/>
+          <w:szCs w:val="32"/>
+        </w:rPr>
+      </w:pPr>
+      <w:r>
+        <w:rPr>
+          <w:sz w:val="32"/>
+          <w:szCs w:val="32"/>
+        </w:rPr>
+        <w:t xml:space="preserve">        body {</w:t>
+      </w:r>
+    </w:p>
+    <w:p>
+      <w:pPr>
+        <w:tabs>
+          <w:tab w:val="left" w:pos="3898"/>
+        </w:tabs>
+        <w:rPr>
+          <w:sz w:val="32"/>
+          <w:szCs w:val="32"/>
+        </w:rPr>
+      </w:pPr>
+      <w:r>
+        <w:rPr>
+          <w:sz w:val="32"/>
+          <w:szCs w:val="32"/>
+        </w:rPr>
+        <w:t xml:space="preserve">            margin: 0;</w:t>
+      </w:r>
+    </w:p>
+    <w:p>
+      <w:pPr>
+        <w:tabs>
+          <w:tab w:val="left" w:pos="3898"/>
+        </w:tabs>
+        <w:rPr>
+          <w:sz w:val="32"/>
+          <w:szCs w:val="32"/>
+        </w:rPr>
+      </w:pPr>
+      <w:r>
+        <w:rPr>
+          <w:sz w:val="32"/>
+          <w:szCs w:val="32"/>
+        </w:rPr>
+        <w:t xml:space="preserve">            overflow: hidden;</w:t>
+      </w:r>
+    </w:p>
+    <w:p>
+      <w:pPr>
+        <w:tabs>
+          <w:tab w:val="left" w:pos="3898"/>
+        </w:tabs>
+        <w:rPr>
+          <w:sz w:val="32"/>
+          <w:szCs w:val="32"/>
+        </w:rPr>
+      </w:pPr>
+      <w:r>
+        <w:rPr>
+          <w:sz w:val="32"/>
+          <w:szCs w:val="32"/>
+        </w:rPr>
+        <w:t xml:space="preserve">            font-family: Arial;</w:t>
+      </w:r>
+    </w:p>
+    <w:p>
+      <w:pPr>
+        <w:tabs>
+          <w:tab w:val="left" w:pos="3898"/>
+        </w:tabs>
+        <w:rPr>
+          <w:sz w:val="32"/>
+          <w:szCs w:val="32"/>
+        </w:rPr>
+      </w:pPr>
+      <w:r>
+        <w:rPr>
+          <w:sz w:val="32"/>
+          <w:szCs w:val="32"/>
+        </w:rPr>
+        <w:t xml:space="preserve">            text-align: center;</w:t>
+      </w:r>
+    </w:p>
+    <w:p>
+      <w:pPr>
+        <w:tabs>
+          <w:tab w:val="left" w:pos="3898"/>
+        </w:tabs>
+        <w:rPr>
+          <w:sz w:val="32"/>
+          <w:szCs w:val="32"/>
+        </w:rPr>
+      </w:pPr>
+      <w:r>
+        <w:rPr>
+          <w:sz w:val="32"/>
+          <w:szCs w:val="32"/>
+        </w:rPr>
+        <w:t xml:space="preserve">        }</w:t>
+      </w:r>
+    </w:p>
+    <w:p>
+      <w:pPr>
+        <w:tabs>
+          <w:tab w:val="left" w:pos="3898"/>
+        </w:tabs>
+        <w:rPr>
+          <w:sz w:val="32"/>
+          <w:szCs w:val="32"/>
+        </w:rPr>
+      </w:pPr>
+    </w:p>
+    <w:p>
+      <w:pPr>
+        <w:tabs>
+          <w:tab w:val="left" w:pos="3898"/>
+        </w:tabs>
+        <w:rPr>
+          <w:sz w:val="32"/>
+          <w:szCs w:val="32"/>
+        </w:rPr>
+      </w:pPr>
+      <w:r>
+        <w:rPr>
+          <w:sz w:val="32"/>
+          <w:szCs w:val="32"/>
+        </w:rPr>
+        <w:t xml:space="preserve">        h1 {</w:t>
+      </w:r>
+    </w:p>
+    <w:p>
+      <w:pPr>
+        <w:tabs>
+          <w:tab w:val="left" w:pos="3898"/>
+        </w:tabs>
+        <w:rPr>
+          <w:sz w:val="32"/>
+          <w:szCs w:val="32"/>
+        </w:rPr>
+      </w:pPr>
+      <w:r>
+        <w:rPr>
+          <w:sz w:val="32"/>
+          <w:szCs w:val="32"/>
+        </w:rPr>
+        <w:t xml:space="preserve">            margin-top: 20px;</w:t>
+      </w:r>
+    </w:p>
+    <w:p>
+      <w:pPr>
+        <w:tabs>
+          <w:tab w:val="left" w:pos="3898"/>
+        </w:tabs>
+        <w:rPr>
+          <w:sz w:val="32"/>
+          <w:szCs w:val="32"/>
+        </w:rPr>
+      </w:pPr>
+      <w:r>
+        <w:rPr>
+          <w:sz w:val="32"/>
+          <w:szCs w:val="32"/>
+        </w:rPr>
+        <w:t xml:space="preserve">        }</w:t>
+      </w:r>
+    </w:p>
+    <w:p>
+      <w:pPr>
+        <w:tabs>
+          <w:tab w:val="left" w:pos="3898"/>
+        </w:tabs>
+        <w:rPr>
+          <w:sz w:val="32"/>
+          <w:szCs w:val="32"/>
+        </w:rPr>
+      </w:pPr>
+    </w:p>
+    <w:p>
+      <w:pPr>
+        <w:tabs>
+          <w:tab w:val="left" w:pos="3898"/>
+        </w:tabs>
+        <w:rPr>
+          <w:sz w:val="32"/>
+          <w:szCs w:val="32"/>
+        </w:rPr>
+      </w:pPr>
+      <w:r>
+        <w:rPr>
+          <w:sz w:val="32"/>
+          <w:szCs w:val="32"/>
+        </w:rPr>
+        <w:t xml:space="preserve">        .circle {</w:t>
+      </w:r>
+    </w:p>
+    <w:p>
+      <w:pPr>
+        <w:tabs>
+          <w:tab w:val="left" w:pos="3898"/>
+        </w:tabs>
+        <w:rPr>
+          <w:sz w:val="32"/>
+          <w:szCs w:val="32"/>
+        </w:rPr>
+      </w:pPr>
+      <w:r>
+        <w:rPr>
+          <w:sz w:val="32"/>
+          <w:szCs w:val="32"/>
+        </w:rPr>
+        <w:t xml:space="preserve">            width: 100px;</w:t>
+      </w:r>
+    </w:p>
+    <w:p>
+      <w:pPr>
+        <w:tabs>
+          <w:tab w:val="left" w:pos="3898"/>
+        </w:tabs>
+        <w:rPr>
+          <w:sz w:val="32"/>
+          <w:szCs w:val="32"/>
+        </w:rPr>
+      </w:pPr>
+      <w:r>
+        <w:rPr>
+          <w:sz w:val="32"/>
+          <w:szCs w:val="32"/>
+        </w:rPr>
+        <w:t xml:space="preserve">            height: 100px;</w:t>
+      </w:r>
+    </w:p>
+    <w:p>
+      <w:pPr>
+        <w:tabs>
+          <w:tab w:val="left" w:pos="3898"/>
+        </w:tabs>
+        <w:rPr>
+          <w:sz w:val="32"/>
+          <w:szCs w:val="32"/>
+        </w:rPr>
+      </w:pPr>
+      <w:r>
+        <w:rPr>
+          <w:sz w:val="32"/>
+          <w:szCs w:val="32"/>
+        </w:rPr>
+        <w:t xml:space="preserve">            background-color: orange;</w:t>
+      </w:r>
+    </w:p>
+    <w:p>
+      <w:pPr>
+        <w:tabs>
+          <w:tab w:val="left" w:pos="3898"/>
+        </w:tabs>
+        <w:rPr>
+          <w:sz w:val="32"/>
+          <w:szCs w:val="32"/>
+        </w:rPr>
+      </w:pPr>
+      <w:r>
+        <w:rPr>
+          <w:sz w:val="32"/>
+          <w:szCs w:val="32"/>
+        </w:rPr>
+        <w:t xml:space="preserve">            border-radius: 50%;</w:t>
+      </w:r>
+    </w:p>
+    <w:p>
+      <w:pPr>
+        <w:tabs>
+          <w:tab w:val="left" w:pos="3898"/>
+        </w:tabs>
+        <w:rPr>
+          <w:sz w:val="32"/>
+          <w:szCs w:val="32"/>
+        </w:rPr>
+      </w:pPr>
+      <w:r>
+        <w:rPr>
+          <w:sz w:val="32"/>
+          <w:szCs w:val="32"/>
+        </w:rPr>
+        <w:t xml:space="preserve">            position: relative;</w:t>
+      </w:r>
+    </w:p>
+    <w:p>
+      <w:pPr>
+        <w:tabs>
+          <w:tab w:val="left" w:pos="3898"/>
+        </w:tabs>
+        <w:rPr>
+          <w:sz w:val="32"/>
+          <w:szCs w:val="32"/>
+        </w:rPr>
+      </w:pPr>
+    </w:p>
+    <w:p>
+      <w:pPr>
+        <w:tabs>
+          <w:tab w:val="left" w:pos="3898"/>
+        </w:tabs>
+        <w:rPr>
+          <w:sz w:val="32"/>
+          <w:szCs w:val="32"/>
+        </w:rPr>
+      </w:pPr>
+      <w:r>
+        <w:rPr>
+          <w:sz w:val="32"/>
+          <w:szCs w:val="32"/>
+        </w:rPr>
+        <w:t xml:space="preserve">            /* animation */</w:t>
+      </w:r>
+    </w:p>
+    <w:p>
+      <w:pPr>
+        <w:tabs>
+          <w:tab w:val="left" w:pos="3898"/>
+        </w:tabs>
+        <w:rPr>
+          <w:sz w:val="32"/>
+          <w:szCs w:val="32"/>
+        </w:rPr>
+      </w:pPr>
+      <w:r>
+        <w:rPr>
+          <w:sz w:val="32"/>
+          <w:szCs w:val="32"/>
+        </w:rPr>
+        <w:t xml:space="preserve">            animation: moveRotate 4s linear infinite;</w:t>
+      </w:r>
+    </w:p>
+    <w:p>
+      <w:pPr>
+        <w:tabs>
+          <w:tab w:val="left" w:pos="3898"/>
+        </w:tabs>
+        <w:rPr>
+          <w:sz w:val="32"/>
+          <w:szCs w:val="32"/>
+        </w:rPr>
+      </w:pPr>
+      <w:r>
+        <w:rPr>
+          <w:sz w:val="32"/>
+          <w:szCs w:val="32"/>
+        </w:rPr>
+        <w:t xml:space="preserve">        }</w:t>
+      </w:r>
+    </w:p>
+    <w:p>
+      <w:pPr>
+        <w:tabs>
+          <w:tab w:val="left" w:pos="3898"/>
+        </w:tabs>
+        <w:rPr>
+          <w:sz w:val="32"/>
+          <w:szCs w:val="32"/>
+        </w:rPr>
+      </w:pPr>
+    </w:p>
+    <w:p>
+      <w:pPr>
+        <w:tabs>
+          <w:tab w:val="left" w:pos="3898"/>
+        </w:tabs>
+        <w:rPr>
+          <w:sz w:val="32"/>
+          <w:szCs w:val="32"/>
+        </w:rPr>
+      </w:pPr>
+      <w:r>
+        <w:rPr>
+          <w:sz w:val="32"/>
+          <w:szCs w:val="32"/>
+        </w:rPr>
+        <w:t xml:space="preserve">        /* keyframes */</w:t>
+      </w:r>
+    </w:p>
+    <w:p>
+      <w:pPr>
+        <w:tabs>
+          <w:tab w:val="left" w:pos="3898"/>
+        </w:tabs>
+        <w:rPr>
+          <w:sz w:val="32"/>
+          <w:szCs w:val="32"/>
+        </w:rPr>
+      </w:pPr>
+      <w:r>
+        <w:rPr>
+          <w:sz w:val="32"/>
+          <w:szCs w:val="32"/>
+        </w:rPr>
+        <w:t xml:space="preserve">        @keyframes moveRotate {</w:t>
+      </w:r>
+    </w:p>
+    <w:p>
+      <w:pPr>
+        <w:tabs>
+          <w:tab w:val="left" w:pos="3898"/>
+        </w:tabs>
+        <w:rPr>
+          <w:sz w:val="32"/>
+          <w:szCs w:val="32"/>
+        </w:rPr>
+      </w:pPr>
+      <w:r>
+        <w:rPr>
+          <w:sz w:val="32"/>
+          <w:szCs w:val="32"/>
+        </w:rPr>
+        <w:t xml:space="preserve">            0% {</w:t>
+      </w:r>
+    </w:p>
+    <w:p>
+      <w:pPr>
+        <w:tabs>
+          <w:tab w:val="left" w:pos="3898"/>
+        </w:tabs>
+        <w:rPr>
+          <w:sz w:val="32"/>
+          <w:szCs w:val="32"/>
+        </w:rPr>
+      </w:pPr>
+      <w:r>
+        <w:rPr>
+          <w:sz w:val="32"/>
+          <w:szCs w:val="32"/>
+        </w:rPr>
+        <w:t xml:space="preserve">                left: 0;</w:t>
+      </w:r>
+    </w:p>
+    <w:p>
+      <w:pPr>
+        <w:tabs>
+          <w:tab w:val="left" w:pos="3898"/>
+        </w:tabs>
+        <w:rPr>
+          <w:sz w:val="32"/>
+          <w:szCs w:val="32"/>
+        </w:rPr>
+      </w:pPr>
+      <w:r>
+        <w:rPr>
+          <w:sz w:val="32"/>
+          <w:szCs w:val="32"/>
+        </w:rPr>
+        <w:t xml:space="preserve">                transform: rotate(0deg);</w:t>
+      </w:r>
+    </w:p>
+    <w:p>
+      <w:pPr>
+        <w:tabs>
+          <w:tab w:val="left" w:pos="3898"/>
+        </w:tabs>
+        <w:rPr>
+          <w:sz w:val="32"/>
+          <w:szCs w:val="32"/>
+        </w:rPr>
+      </w:pPr>
+      <w:r>
+        <w:rPr>
+          <w:sz w:val="32"/>
+          <w:szCs w:val="32"/>
+        </w:rPr>
+        <w:t xml:space="preserve">            }</w:t>
+      </w:r>
+    </w:p>
+    <w:p>
+      <w:pPr>
+        <w:tabs>
+          <w:tab w:val="left" w:pos="3898"/>
+        </w:tabs>
+        <w:rPr>
+          <w:sz w:val="32"/>
+          <w:szCs w:val="32"/>
+        </w:rPr>
+      </w:pPr>
+      <w:r>
+        <w:rPr>
+          <w:sz w:val="32"/>
+          <w:szCs w:val="32"/>
+        </w:rPr>
+        <w:t xml:space="preserve">            50% {</w:t>
+      </w:r>
+    </w:p>
+    <w:p>
+      <w:pPr>
+        <w:tabs>
+          <w:tab w:val="left" w:pos="3898"/>
+        </w:tabs>
+        <w:rPr>
+          <w:sz w:val="32"/>
+          <w:szCs w:val="32"/>
+        </w:rPr>
+      </w:pPr>
+      <w:r>
+        <w:rPr>
+          <w:sz w:val="32"/>
+          <w:szCs w:val="32"/>
+        </w:rPr>
+        <w:t xml:space="preserve">                left: 300px;</w:t>
+      </w:r>
+    </w:p>
+    <w:p>
+      <w:pPr>
+        <w:tabs>
+          <w:tab w:val="left" w:pos="3898"/>
+        </w:tabs>
+        <w:rPr>
+          <w:sz w:val="32"/>
+          <w:szCs w:val="32"/>
+        </w:rPr>
+      </w:pPr>
+      <w:r>
+        <w:rPr>
+          <w:sz w:val="32"/>
+          <w:szCs w:val="32"/>
+        </w:rPr>
+        <w:t xml:space="preserve">                transform: rotate(180deg);</w:t>
+      </w:r>
+    </w:p>
+    <w:p>
+      <w:pPr>
+        <w:tabs>
+          <w:tab w:val="left" w:pos="3898"/>
+        </w:tabs>
+        <w:rPr>
+          <w:sz w:val="32"/>
+          <w:szCs w:val="32"/>
+        </w:rPr>
+      </w:pPr>
+      <w:r>
+        <w:rPr>
+          <w:sz w:val="32"/>
+          <w:szCs w:val="32"/>
+        </w:rPr>
+        <w:t xml:space="preserve">            }</w:t>
+      </w:r>
+    </w:p>
+    <w:p>
+      <w:pPr>
+        <w:tabs>
+          <w:tab w:val="left" w:pos="3898"/>
+        </w:tabs>
+        <w:rPr>
+          <w:sz w:val="32"/>
+          <w:szCs w:val="32"/>
+        </w:rPr>
+      </w:pPr>
+      <w:r>
+        <w:rPr>
+          <w:sz w:val="32"/>
+          <w:szCs w:val="32"/>
+        </w:rPr>
+        <w:t xml:space="preserve">            100% {</w:t>
+      </w:r>
+    </w:p>
+    <w:p>
+      <w:pPr>
+        <w:tabs>
+          <w:tab w:val="left" w:pos="3898"/>
+        </w:tabs>
+        <w:rPr>
+          <w:sz w:val="32"/>
+          <w:szCs w:val="32"/>
+        </w:rPr>
+      </w:pPr>
+      <w:r>
+        <w:rPr>
+          <w:sz w:val="32"/>
+          <w:szCs w:val="32"/>
+        </w:rPr>
+        <w:t xml:space="preserve">                left: 0;</w:t>
+      </w:r>
+    </w:p>
+    <w:p>
+      <w:pPr>
+        <w:tabs>
+          <w:tab w:val="left" w:pos="3898"/>
+        </w:tabs>
+        <w:rPr>
+          <w:sz w:val="32"/>
+          <w:szCs w:val="32"/>
+        </w:rPr>
+      </w:pPr>
+      <w:r>
+        <w:rPr>
+          <w:sz w:val="32"/>
+          <w:szCs w:val="32"/>
+        </w:rPr>
+        <w:t xml:space="preserve">                transform: rotate(360deg);</w:t>
+      </w:r>
+    </w:p>
+    <w:p>
+      <w:pPr>
+        <w:tabs>
+          <w:tab w:val="left" w:pos="3898"/>
+        </w:tabs>
+        <w:rPr>
+          <w:sz w:val="32"/>
+          <w:szCs w:val="32"/>
+        </w:rPr>
+      </w:pPr>
+      <w:r>
+        <w:rPr>
+          <w:sz w:val="32"/>
+          <w:szCs w:val="32"/>
+        </w:rPr>
+        <w:t xml:space="preserve">            }</w:t>
+      </w:r>
+    </w:p>
+    <w:p>
+      <w:pPr>
+        <w:tabs>
+          <w:tab w:val="left" w:pos="3898"/>
+        </w:tabs>
+        <w:rPr>
+          <w:sz w:val="32"/>
+          <w:szCs w:val="32"/>
+        </w:rPr>
+      </w:pPr>
+      <w:r>
+        <w:rPr>
+          <w:sz w:val="32"/>
+          <w:szCs w:val="32"/>
+        </w:rPr>
+        <w:t xml:space="preserve">        }</w:t>
+      </w:r>
+    </w:p>
+    <w:p>
+      <w:pPr>
+        <w:tabs>
+          <w:tab w:val="left" w:pos="3898"/>
+        </w:tabs>
+        <w:rPr>
+          <w:sz w:val="32"/>
+          <w:szCs w:val="32"/>
+        </w:rPr>
+      </w:pPr>
+      <w:r>
+        <w:rPr>
+          <w:sz w:val="32"/>
+          <w:szCs w:val="32"/>
+        </w:rPr>
+        <w:t xml:space="preserve">    &lt;/style&gt;</w:t>
+      </w:r>
+    </w:p>
+    <w:p>
+      <w:pPr>
+        <w:tabs>
+          <w:tab w:val="left" w:pos="3898"/>
+        </w:tabs>
+        <w:rPr>
+          <w:sz w:val="32"/>
+          <w:szCs w:val="32"/>
+        </w:rPr>
+      </w:pPr>
+      <w:r>
+        <w:rPr>
+          <w:sz w:val="32"/>
+          <w:szCs w:val="32"/>
+        </w:rPr>
+        <w:t>&lt;/head&gt;</w:t>
+      </w:r>
+    </w:p>
+    <w:p>
+      <w:pPr>
+        <w:tabs>
+          <w:tab w:val="left" w:pos="3898"/>
+        </w:tabs>
+        <w:rPr>
+          <w:sz w:val="32"/>
+          <w:szCs w:val="32"/>
+        </w:rPr>
+      </w:pPr>
+    </w:p>
+    <w:p>
+      <w:pPr>
+        <w:tabs>
+          <w:tab w:val="left" w:pos="3898"/>
+        </w:tabs>
+        <w:rPr>
+          <w:sz w:val="32"/>
+          <w:szCs w:val="32"/>
+        </w:rPr>
+      </w:pPr>
+      <w:r>
+        <w:rPr>
+          <w:sz w:val="32"/>
+          <w:szCs w:val="32"/>
+        </w:rPr>
+        <w:t>&lt;body&gt;</w:t>
+      </w:r>
+    </w:p>
+    <w:p>
+      <w:pPr>
+        <w:tabs>
+          <w:tab w:val="left" w:pos="3898"/>
+        </w:tabs>
+        <w:rPr>
+          <w:sz w:val="32"/>
+          <w:szCs w:val="32"/>
+        </w:rPr>
+      </w:pPr>
+    </w:p>
+    <w:p>
+      <w:pPr>
+        <w:tabs>
+          <w:tab w:val="left" w:pos="3898"/>
+        </w:tabs>
+        <w:rPr>
+          <w:sz w:val="32"/>
+          <w:szCs w:val="32"/>
+        </w:rPr>
+      </w:pPr>
+      <w:r>
+        <w:rPr>
+          <w:sz w:val="32"/>
+          <w:szCs w:val="32"/>
+        </w:rPr>
+        <w:t xml:space="preserve">    &lt;h1&gt;Circle Animation&lt;/h1&gt;</w:t>
+      </w:r>
+    </w:p>
+    <w:p>
+      <w:pPr>
+        <w:tabs>
+          <w:tab w:val="left" w:pos="3898"/>
+        </w:tabs>
+        <w:rPr>
+          <w:sz w:val="32"/>
+          <w:szCs w:val="32"/>
+        </w:rPr>
+      </w:pPr>
+    </w:p>
+    <w:p>
+      <w:pPr>
+        <w:tabs>
+          <w:tab w:val="left" w:pos="3898"/>
+        </w:tabs>
+        <w:rPr>
+          <w:sz w:val="32"/>
+          <w:szCs w:val="32"/>
+        </w:rPr>
+      </w:pPr>
+      <w:r>
+        <w:rPr>
+          <w:sz w:val="32"/>
+          <w:szCs w:val="32"/>
+        </w:rPr>
+        <w:t xml:space="preserve">    &lt;div class="circle"&gt;&lt;/div&gt;</w:t>
+      </w:r>
+    </w:p>
+    <w:p>
+      <w:pPr>
+        <w:tabs>
+          <w:tab w:val="left" w:pos="3898"/>
+        </w:tabs>
+        <w:rPr>
+          <w:sz w:val="32"/>
+          <w:szCs w:val="32"/>
+        </w:rPr>
+      </w:pPr>
+    </w:p>
+    <w:p>
+      <w:pPr>
+        <w:tabs>
+          <w:tab w:val="left" w:pos="3898"/>
+        </w:tabs>
+        <w:rPr>
+          <w:sz w:val="32"/>
+          <w:szCs w:val="32"/>
+        </w:rPr>
+      </w:pPr>
+      <w:r>
+        <w:rPr>
+          <w:sz w:val="32"/>
+          <w:szCs w:val="32"/>
+        </w:rPr>
+        <w:t>&lt;/body&gt;</w:t>
+      </w:r>
+    </w:p>
+    <w:p>
+      <w:pPr>
+        <w:tabs>
+          <w:tab w:val="left" w:pos="3898"/>
+        </w:tabs>
+        <w:rPr>
+          <w:sz w:val="32"/>
+          <w:szCs w:val="32"/>
+        </w:rPr>
+      </w:pPr>
+      <w:r>
+        <w:rPr>
+          <w:sz w:val="32"/>
+          <w:szCs w:val="32"/>
+        </w:rPr>
+        <w:t>&lt;/html&gt;</w:t>
+      </w:r>
+    </w:p>
+    <w:p>
+      <w:pPr>
+        <w:tabs>
+          <w:tab w:val="left" w:pos="3898"/>
+        </w:tabs>
+        <w:rPr>
+          <w:rFonts w:hint="default"/>
+          <w:sz w:val="28"/>
+          <w:szCs w:val="28"/>
+          <w:lang w:val="en-IN"/>
+        </w:rPr>
+      </w:pPr>
+      <w:r>
+        <w:rPr>
+          <w:rFonts w:hint="default"/>
+          <w:sz w:val="28"/>
+          <w:szCs w:val="28"/>
+          <w:lang w:val="en-IN"/>
+        </w:rPr>
+        <w:t>OUTPUT:</w:t>
+      </w:r>
+      <w:bookmarkEnd w:id="0"/>
+    </w:p>
+    <w:p>
+      <w:pPr>
+        <w:tabs>
+          <w:tab w:val="left" w:pos="3898"/>
+        </w:tabs>
+        <w:rPr>
+          <w:rFonts w:hint="default"/>
+          <w:sz w:val="28"/>
+          <w:szCs w:val="28"/>
+          <w:lang w:val="en-IN"/>
+        </w:rPr>
+      </w:pPr>
+      <w:r>
+        <w:drawing>
+          <wp:inline distT="0" distB="0" distL="114300" distR="114300">
+            <wp:extent cx="6181725" cy="4321810"/>
+            <wp:effectExtent l="0" t="0" r="5715" b="6350"/>
+            <wp:docPr id="33" name="Picture 3"/>
+            <wp:cNvGraphicFramePr>
+              <a:graphicFrameLocks xmlns:a="http://schemas.openxmlformats.org/drawingml/2006/main" noChangeAspect="1"/>
+            </wp:cNvGraphicFramePr>
+            <a:graphic xmlns:a="http://schemas.openxmlformats.org/drawingml/2006/main">
+              <a:graphicData uri="http://schemas.openxmlformats.org/drawingml/2006/picture">
+                <pic:pic xmlns:pic="http://schemas.openxmlformats.org/drawingml/2006/picture">
+                  <pic:nvPicPr>
+                    <pic:cNvPr id="33" name="Picture 3"/>
+                    <pic:cNvPicPr>
+                      <a:picLocks noChangeAspect="1"/>
+                    </pic:cNvPicPr>
+                  </pic:nvPicPr>
+                  <pic:blipFill>
+                    <a:blip r:embed="rId41"/>
+                    <a:stretch>
+                      <a:fillRect/>
+                    </a:stretch>
+                  </pic:blipFill>
+                  <pic:spPr>
+                    <a:xfrm>
+                      <a:off x="0" y="0"/>
+                      <a:ext cx="6181725" cy="4321810"/>
+                    </a:xfrm>
+                    <a:prstGeom prst="rect">
+                      <a:avLst/>
+                    </a:prstGeom>
+                    <a:noFill/>
+                    <a:ln>
+                      <a:noFill/>
+                    </a:ln>
+                  </pic:spPr>
+                </pic:pic>
+              </a:graphicData>
+            </a:graphic>
+          </wp:inline>
+        </w:drawing>
+      </w:r>
+    </w:p>
+    <w:p>
+      <w:pPr>
+        <w:tabs>
+          <w:tab w:val="left" w:pos="6720"/>
+        </w:tabs>
+        <w:rPr>
+          <w:rFonts w:hint="default"/>
+          <w:lang w:val="en-IN"/>
+        </w:rPr>
+      </w:pPr>
+    </w:p>
+    <w:p>
+      <w:pPr>
+        <w:pStyle w:val="13"/>
+        <w:keepNext w:val="0"/>
+        <w:keepLines w:val="0"/>
+        <w:widowControl/>
+        <w:numPr>
+          <w:ilvl w:val="0"/>
+          <w:numId w:val="0"/>
+        </w:numPr>
+        <w:suppressLineNumbers w:val="0"/>
+        <w:tabs>
+          <w:tab w:val="left" w:pos="420"/>
+        </w:tabs>
+        <w:spacing w:before="0" w:beforeAutospacing="1" w:after="0" w:afterAutospacing="1"/>
+        <w:ind w:right="0" w:rightChars="0"/>
+        <w:jc w:val="left"/>
+        <w:rPr>
+          <w:rFonts w:hint="default"/>
+          <w:sz w:val="32"/>
+          <w:szCs w:val="32"/>
+          <w:lang w:val="en-IN"/>
+        </w:rPr>
+      </w:pPr>
+      <w:r>
+        <w:rPr>
+          <w:sz w:val="32"/>
+          <w:szCs w:val="32"/>
+        </w:rPr>
+        <w:t xml:space="preserve">  </w:t>
+      </w:r>
+      <w:r>
+        <w:rPr>
+          <w:rFonts w:hint="default"/>
+          <w:sz w:val="32"/>
+          <w:szCs w:val="32"/>
+          <w:lang w:val="en-IN"/>
+        </w:rPr>
+        <w:t>EXPLANATION OF TAGS:</w:t>
+      </w:r>
+    </w:p>
+    <w:p>
+      <w:pPr>
+        <w:pStyle w:val="13"/>
+        <w:keepNext w:val="0"/>
+        <w:keepLines w:val="0"/>
+        <w:widowControl/>
+        <w:suppressLineNumbers w:val="0"/>
+      </w:pPr>
+      <w:r>
+        <w:rPr>
+          <w:rStyle w:val="10"/>
+        </w:rPr>
+        <w:t>&lt;html&gt;</w:t>
+      </w:r>
+      <w:r>
+        <w:t xml:space="preserve"> → Root element that contains the entire webpage</w:t>
+      </w:r>
+      <w:r>
+        <w:br w:type="textWrapping"/>
+      </w:r>
+      <w:r>
+        <w:rPr>
+          <w:rStyle w:val="10"/>
+        </w:rPr>
+        <w:t>&lt;head&gt;</w:t>
+      </w:r>
+      <w:r>
+        <w:t xml:space="preserve"> → Stores non-visible content like title and CSS</w:t>
+      </w:r>
+      <w:r>
+        <w:br w:type="textWrapping"/>
+      </w:r>
+      <w:r>
+        <w:rPr>
+          <w:rStyle w:val="10"/>
+        </w:rPr>
+        <w:t>&lt;title&gt;</w:t>
+      </w:r>
+      <w:r>
+        <w:t xml:space="preserve"> → Displays webpage name in browser tab</w:t>
+      </w:r>
+      <w:r>
+        <w:br w:type="textWrapping"/>
+      </w:r>
+      <w:r>
+        <w:rPr>
+          <w:rStyle w:val="10"/>
+        </w:rPr>
+        <w:t>&lt;style&gt;</w:t>
+      </w:r>
+      <w:r>
+        <w:t xml:space="preserve"> → Used to write internal CSS for design and animation</w:t>
+      </w:r>
+      <w:r>
+        <w:br w:type="textWrapping"/>
+      </w:r>
+      <w:r>
+        <w:rPr>
+          <w:rStyle w:val="10"/>
+        </w:rPr>
+        <w:t>&lt;body&gt;</w:t>
+      </w:r>
+      <w:r>
+        <w:t xml:space="preserve"> → Contains all visible elements on the webpage</w:t>
+      </w:r>
+      <w:r>
+        <w:br w:type="textWrapping"/>
+      </w:r>
+      <w:r>
+        <w:rPr>
+          <w:rStyle w:val="10"/>
+        </w:rPr>
+        <w:t>&lt;h2&gt;</w:t>
+      </w:r>
+      <w:r>
+        <w:t xml:space="preserve"> → Displays heading text</w:t>
+      </w:r>
+      <w:r>
+        <w:br w:type="textWrapping"/>
+      </w:r>
+      <w:r>
+        <w:rPr>
+          <w:rStyle w:val="10"/>
+        </w:rPr>
+        <w:t>&lt;div&gt;</w:t>
+      </w:r>
+      <w:r>
+        <w:t xml:space="preserve"> → Creates containers used as square, ball, and circle</w:t>
+      </w:r>
+    </w:p>
+    <w:p>
+      <w:pPr>
+        <w:pStyle w:val="13"/>
+        <w:keepNext w:val="0"/>
+        <w:keepLines w:val="0"/>
+        <w:widowControl/>
+        <w:suppressLineNumbers w:val="0"/>
+      </w:pPr>
+      <w:r>
+        <w:rPr>
+          <w:rStyle w:val="10"/>
+        </w:rPr>
+        <w:t>width</w:t>
+      </w:r>
+      <w:r>
+        <w:t xml:space="preserve"> → Sets width of shapes</w:t>
+      </w:r>
+      <w:r>
+        <w:br w:type="textWrapping"/>
+      </w:r>
+      <w:r>
+        <w:rPr>
+          <w:rStyle w:val="10"/>
+        </w:rPr>
+        <w:t>height</w:t>
+      </w:r>
+      <w:r>
+        <w:t xml:space="preserve"> → Sets height of shapes</w:t>
+      </w:r>
+      <w:r>
+        <w:br w:type="textWrapping"/>
+      </w:r>
+      <w:r>
+        <w:rPr>
+          <w:rStyle w:val="10"/>
+        </w:rPr>
+        <w:t>background-color</w:t>
+      </w:r>
+      <w:r>
+        <w:t xml:space="preserve"> → Gives color to shapes</w:t>
+      </w:r>
+      <w:r>
+        <w:br w:type="textWrapping"/>
+      </w:r>
+      <w:r>
+        <w:rPr>
+          <w:rStyle w:val="10"/>
+        </w:rPr>
+        <w:t>border-radius: 50%</w:t>
+      </w:r>
+      <w:r>
+        <w:t xml:space="preserve"> → Converts shape into circle (ball &amp; circle)</w:t>
+      </w:r>
+      <w:r>
+        <w:br w:type="textWrapping"/>
+      </w:r>
+      <w:r>
+        <w:rPr>
+          <w:rStyle w:val="10"/>
+        </w:rPr>
+        <w:t>margin</w:t>
+      </w:r>
+      <w:r>
+        <w:t xml:space="preserve"> → Adds spacing and helps center elements</w:t>
+      </w:r>
+    </w:p>
+    <w:p>
+      <w:pPr>
+        <w:pStyle w:val="13"/>
+        <w:keepNext w:val="0"/>
+        <w:keepLines w:val="0"/>
+        <w:widowControl/>
+        <w:suppressLineNumbers w:val="0"/>
+      </w:pPr>
+      <w:r>
+        <w:rPr>
+          <w:rStyle w:val="10"/>
+        </w:rPr>
+        <w:t>animation</w:t>
+      </w:r>
+      <w:r>
+        <w:t xml:space="preserve"> → Applies animation to elements</w:t>
+      </w:r>
+      <w:r>
+        <w:br w:type="textWrapping"/>
+      </w:r>
+      <w:r>
+        <w:rPr>
+          <w:rStyle w:val="10"/>
+        </w:rPr>
+        <w:t>linear</w:t>
+      </w:r>
+      <w:r>
+        <w:t xml:space="preserve"> → Keeps animation speed constant</w:t>
+      </w:r>
+      <w:r>
+        <w:br w:type="textWrapping"/>
+      </w:r>
+      <w:r>
+        <w:rPr>
+          <w:rStyle w:val="10"/>
+        </w:rPr>
+        <w:t>infinite</w:t>
+      </w:r>
+      <w:r>
+        <w:t xml:space="preserve"> → Repeats animation continuously</w:t>
+      </w:r>
+      <w:r>
+        <w:br w:type="textWrapping"/>
+      </w:r>
+      <w:r>
+        <w:rPr>
+          <w:rStyle w:val="10"/>
+        </w:rPr>
+        <w:t>alternate</w:t>
+      </w:r>
+      <w:r>
+        <w:t xml:space="preserve"> → Makes animation move forward and backward</w:t>
+      </w:r>
+    </w:p>
+    <w:p>
+      <w:pPr>
+        <w:pStyle w:val="13"/>
+        <w:keepNext w:val="0"/>
+        <w:keepLines w:val="0"/>
+        <w:widowControl/>
+        <w:suppressLineNumbers w:val="0"/>
+      </w:pPr>
+      <w:r>
+        <w:rPr>
+          <w:rStyle w:val="10"/>
+        </w:rPr>
+        <w:t>@keyframes</w:t>
+      </w:r>
+      <w:r>
+        <w:t xml:space="preserve"> → Defines animation steps</w:t>
+      </w:r>
+      <w:r>
+        <w:br w:type="textWrapping"/>
+      </w:r>
+      <w:r>
+        <w:rPr>
+          <w:rStyle w:val="10"/>
+        </w:rPr>
+        <w:t>from</w:t>
+      </w:r>
+      <w:r>
+        <w:t xml:space="preserve"> → Starting position/state</w:t>
+      </w:r>
+      <w:r>
+        <w:br w:type="textWrapping"/>
+      </w:r>
+      <w:r>
+        <w:rPr>
+          <w:rStyle w:val="10"/>
+        </w:rPr>
+        <w:t>to</w:t>
+      </w:r>
+      <w:r>
+        <w:t xml:space="preserve"> → Ending position/state</w:t>
+      </w:r>
+    </w:p>
+    <w:p>
+      <w:pPr>
+        <w:pStyle w:val="13"/>
+        <w:keepNext w:val="0"/>
+        <w:keepLines w:val="0"/>
+        <w:widowControl/>
+        <w:suppressLineNumbers w:val="0"/>
+      </w:pPr>
+      <w:r>
+        <w:rPr>
+          <w:rStyle w:val="10"/>
+        </w:rPr>
+        <w:t>transform</w:t>
+      </w:r>
+      <w:r>
+        <w:t xml:space="preserve"> → Used for movement and rotation</w:t>
+      </w:r>
+      <w:r>
+        <w:br w:type="textWrapping"/>
+      </w:r>
+      <w:r>
+        <w:rPr>
+          <w:rStyle w:val="10"/>
+        </w:rPr>
+        <w:t>rotate(360deg)</w:t>
+      </w:r>
+      <w:r>
+        <w:t xml:space="preserve"> → Rotates element fully</w:t>
+      </w:r>
+      <w:r>
+        <w:br w:type="textWrapping"/>
+      </w:r>
+      <w:r>
+        <w:rPr>
+          <w:rStyle w:val="10"/>
+        </w:rPr>
+        <w:t>translateY()</w:t>
+      </w:r>
+      <w:r>
+        <w:t xml:space="preserve"> → Moves element up and down</w:t>
+      </w:r>
+    </w:p>
+    <w:p>
+      <w:pPr>
+        <w:pStyle w:val="13"/>
+        <w:keepNext w:val="0"/>
+        <w:keepLines w:val="0"/>
+        <w:widowControl/>
+        <w:suppressLineNumbers w:val="0"/>
+      </w:pPr>
+      <w:r>
+        <w:rPr>
+          <w:rStyle w:val="10"/>
+        </w:rPr>
+        <w:t>position: relative</w:t>
+      </w:r>
+      <w:r>
+        <w:t xml:space="preserve"> → Allows element to move from its original position</w:t>
+      </w:r>
+      <w:r>
+        <w:br w:type="textWrapping"/>
+      </w:r>
+      <w:r>
+        <w:rPr>
+          <w:rStyle w:val="10"/>
+        </w:rPr>
+        <w:t>left</w:t>
+      </w:r>
+      <w:r>
+        <w:t xml:space="preserve"> → Moves element horizontally (left to right)</w:t>
+      </w:r>
+    </w:p>
+    <w:p>
+      <w:pPr>
+        <w:pStyle w:val="21"/>
+      </w:pPr>
+      <w:r>
+        <w:t>窗体顶端</w:t>
+      </w:r>
+    </w:p>
+    <w:p>
+      <w:pPr>
+        <w:keepNext w:val="0"/>
+        <w:keepLines w:val="0"/>
+        <w:widowControl/>
+        <w:suppressLineNumbers w:val="0"/>
+        <w:jc w:val="left"/>
+      </w:pPr>
+      <w:r>
+        <w:rPr>
+          <w:rFonts w:ascii="SimSun" w:hAnsi="SimSun" w:eastAsia="SimSun" w:cs="SimSun"/>
+          <w:kern w:val="0"/>
+          <w:sz w:val="24"/>
+          <w:szCs w:val="24"/>
+          <w:lang w:val="en-US" w:eastAsia="zh-CN" w:bidi="ar"/>
+        </w:rPr>
+        <w:pict>
+          <v:shape id="_x0000_i1030" o:spt="201" type="#_x0000_t201" style="height:0pt;width:0.05pt;" filled="f" coordsize="21600,21600">
+            <v:path/>
+            <v:fill on="f" focussize="0,0"/>
+            <v:stroke/>
+            <v:imagedata o:title=""/>
+            <o:lock v:ext="edit" aspectratio="t"/>
+            <w10:wrap type="none"/>
+            <w10:anchorlock/>
+          </v:shape>
+        </w:pict>
+      </w:r>
+    </w:p>
+    <w:p>
+      <w:pPr>
+        <w:pStyle w:val="13"/>
+        <w:keepNext w:val="0"/>
+        <w:keepLines w:val="0"/>
+        <w:widowControl/>
+        <w:suppressLineNumbers w:val="0"/>
+        <w:spacing w:before="0" w:beforeAutospacing="1" w:after="0" w:afterAutospacing="1"/>
+        <w:ind w:left="0" w:right="0"/>
+      </w:pPr>
+    </w:p>
+    <w:p>
+      <w:pPr>
+        <w:pStyle w:val="22"/>
+      </w:pPr>
+      <w:r>
+        <w:t>窗体底端</w:t>
+      </w:r>
+    </w:p>
+    <w:p>
+      <w:pPr>
+        <w:pStyle w:val="13"/>
+        <w:keepNext w:val="0"/>
+        <w:keepLines w:val="0"/>
+        <w:widowControl/>
+        <w:numPr>
+          <w:ilvl w:val="0"/>
+          <w:numId w:val="0"/>
+        </w:numPr>
+        <w:suppressLineNumbers w:val="0"/>
+        <w:tabs>
+          <w:tab w:val="left" w:pos="420"/>
+        </w:tabs>
+        <w:spacing w:before="0" w:beforeAutospacing="1" w:after="0" w:afterAutospacing="1"/>
+        <w:ind w:right="0" w:rightChars="0"/>
+        <w:jc w:val="left"/>
+        <w:rPr>
+          <w:rFonts w:hint="default"/>
+          <w:sz w:val="32"/>
+          <w:szCs w:val="32"/>
+          <w:lang w:val="en-IN"/>
+        </w:rPr>
+      </w:pPr>
     </w:p>
     <w:sectPr>
       <w:footerReference r:id="rId5" w:type="default"/>
@@ -31322,6 +37857,155 @@
 <file path=word/numbering.xml><?xml version="1.0" encoding="utf-8"?>
 <w:numbering xmlns:wpc="http://schemas.microsoft.com/office/word/2010/wordprocessingCanvas" xmlns:mc="http://schemas.openxmlformats.org/markup-compatibility/2006" xmlns:o="urn:schemas-microsoft-com:office:office" xmlns:r="http://schemas.openxmlformats.org/officeDocument/2006/relationships" xmlns:m="http://schemas.openxmlformats.org/officeDocument/2006/math" xmlns:v="urn:schemas-microsoft-com:vml" xmlns:wp14="http://schemas.microsoft.com/office/word/2010/wordprocessingDrawing" xmlns:wp="http://schemas.openxmlformats.org/drawingml/2006/wordprocessingDrawing" xmlns:w10="urn:schemas-microsoft-com:office:word" xmlns:w="http://schemas.openxmlformats.org/wordprocessingml/2006/main" xmlns:w14="http://schemas.microsoft.com/office/word/2010/wordml" xmlns:wpg="http://schemas.microsoft.com/office/word/2010/wordprocessingGroup" xmlns:wpi="http://schemas.microsoft.com/office/word/2010/wordprocessingInk" xmlns:wne="http://schemas.microsoft.com/office/word/2006/wordml" xmlns:wps="http://schemas.microsoft.com/office/word/2010/wordprocessingShape" xmlns:wpsCustomData="http://www.wps.cn/officeDocument/2013/wpsCustomData" mc:Ignorable="w14 wp14">
   <w:abstractNum w:abstractNumId="0">
+    <w:nsid w:val="827DDA86"/>
+    <w:multiLevelType w:val="multilevel"/>
+    <w:tmpl w:val="827DDA86"/>
+    <w:lvl w:ilvl="0" w:tentative="0">
+      <w:start w:val="1"/>
+      <w:numFmt w:val="decimal"/>
+      <w:lvlText w:val="%1."/>
+      <w:lvlJc w:val="left"/>
+      <w:pPr>
+        <w:tabs>
+          <w:tab w:val="left" w:pos="720"/>
+        </w:tabs>
+        <w:ind w:left="720" w:hanging="360"/>
+      </w:pPr>
+      <w:rPr>
+        <w:sz w:val="24"/>
+        <w:szCs w:val="24"/>
+      </w:rPr>
+    </w:lvl>
+    <w:lvl w:ilvl="1" w:tentative="0">
+      <w:start w:val="1"/>
+      <w:numFmt w:val="decimal"/>
+      <w:lvlText w:val="%2."/>
+      <w:lvlJc w:val="left"/>
+      <w:pPr>
+        <w:tabs>
+          <w:tab w:val="left" w:pos="1440"/>
+        </w:tabs>
+        <w:ind w:left="1440" w:hanging="360"/>
+      </w:pPr>
+      <w:rPr>
+        <w:sz w:val="24"/>
+        <w:szCs w:val="24"/>
+      </w:rPr>
+    </w:lvl>
+    <w:lvl w:ilvl="2" w:tentative="0">
+      <w:start w:val="1"/>
+      <w:numFmt w:val="decimal"/>
+      <w:lvlText w:val="%3."/>
+      <w:lvlJc w:val="left"/>
+      <w:pPr>
+        <w:tabs>
+          <w:tab w:val="left" w:pos="2160"/>
+        </w:tabs>
+        <w:ind w:left="2160" w:hanging="360"/>
+      </w:pPr>
+      <w:rPr>
+        <w:sz w:val="24"/>
+        <w:szCs w:val="24"/>
+      </w:rPr>
+    </w:lvl>
+    <w:lvl w:ilvl="3" w:tentative="0">
+      <w:start w:val="1"/>
+      <w:numFmt w:val="decimal"/>
+      <w:lvlText w:val="%4."/>
+      <w:lvlJc w:val="left"/>
+      <w:pPr>
+        <w:tabs>
+          <w:tab w:val="left" w:pos="2517"/>
+        </w:tabs>
+        <w:ind w:left="2880" w:hanging="360"/>
+      </w:pPr>
+      <w:rPr>
+        <w:sz w:val="24"/>
+        <w:szCs w:val="24"/>
+      </w:rPr>
+    </w:lvl>
+    <w:lvl w:ilvl="4" w:tentative="0">
+      <w:start w:val="1"/>
+      <w:numFmt w:val="decimal"/>
+      <w:lvlText w:val="%5."/>
+      <w:lvlJc w:val="left"/>
+      <w:pPr>
+        <w:tabs>
+          <w:tab w:val="left" w:pos="3238"/>
+        </w:tabs>
+        <w:ind w:left="3600" w:hanging="360"/>
+      </w:pPr>
+      <w:rPr>
+        <w:sz w:val="24"/>
+        <w:szCs w:val="24"/>
+      </w:rPr>
+    </w:lvl>
+    <w:lvl w:ilvl="5" w:tentative="0">
+      <w:start w:val="1"/>
+      <w:numFmt w:val="decimal"/>
+      <w:lvlText w:val="%6."/>
+      <w:lvlJc w:val="left"/>
+      <w:pPr>
+        <w:tabs>
+          <w:tab w:val="left" w:pos="3958"/>
+        </w:tabs>
+        <w:ind w:left="4320" w:hanging="360"/>
+      </w:pPr>
+      <w:rPr>
+        <w:sz w:val="24"/>
+        <w:szCs w:val="24"/>
+      </w:rPr>
+    </w:lvl>
+    <w:lvl w:ilvl="6" w:tentative="0">
+      <w:start w:val="1"/>
+      <w:numFmt w:val="decimal"/>
+      <w:lvlText w:val="%7."/>
+      <w:lvlJc w:val="left"/>
+      <w:pPr>
+        <w:tabs>
+          <w:tab w:val="left" w:pos="4678"/>
+        </w:tabs>
+        <w:ind w:left="5040" w:hanging="360"/>
+      </w:pPr>
+      <w:rPr>
+        <w:sz w:val="24"/>
+        <w:szCs w:val="24"/>
+      </w:rPr>
+    </w:lvl>
+    <w:lvl w:ilvl="7" w:tentative="0">
+      <w:start w:val="1"/>
+      <w:numFmt w:val="decimal"/>
+      <w:lvlText w:val="%8."/>
+      <w:lvlJc w:val="left"/>
+      <w:pPr>
+        <w:tabs>
+          <w:tab w:val="left" w:pos="5398"/>
+        </w:tabs>
+        <w:ind w:left="5760" w:hanging="360"/>
+      </w:pPr>
+      <w:rPr>
+        <w:sz w:val="24"/>
+        <w:szCs w:val="24"/>
+      </w:rPr>
+    </w:lvl>
+    <w:lvl w:ilvl="8" w:tentative="0">
+      <w:start w:val="1"/>
+      <w:numFmt w:val="decimal"/>
+      <w:lvlText w:val="%9."/>
+      <w:lvlJc w:val="left"/>
+      <w:pPr>
+        <w:tabs>
+          <w:tab w:val="left" w:pos="6118"/>
+        </w:tabs>
+        <w:ind w:left="6480" w:hanging="360"/>
+      </w:pPr>
+      <w:rPr>
+        <w:sz w:val="24"/>
+        <w:szCs w:val="24"/>
+      </w:rPr>
+    </w:lvl>
+  </w:abstractNum>
+  <w:abstractNum w:abstractNumId="1">
     <w:nsid w:val="970399B4"/>
     <w:multiLevelType w:val="singleLevel"/>
     <w:tmpl w:val="970399B4"/>
@@ -31341,7 +38025,156 @@
       </w:rPr>
     </w:lvl>
   </w:abstractNum>
-  <w:abstractNum w:abstractNumId="1">
+  <w:abstractNum w:abstractNumId="2">
+    <w:nsid w:val="ADDE51B0"/>
+    <w:multiLevelType w:val="multilevel"/>
+    <w:tmpl w:val="ADDE51B0"/>
+    <w:lvl w:ilvl="0" w:tentative="0">
+      <w:start w:val="1"/>
+      <w:numFmt w:val="decimal"/>
+      <w:lvlText w:val="%1."/>
+      <w:lvlJc w:val="left"/>
+      <w:pPr>
+        <w:tabs>
+          <w:tab w:val="left" w:pos="720"/>
+        </w:tabs>
+        <w:ind w:left="720" w:hanging="360"/>
+      </w:pPr>
+      <w:rPr>
+        <w:sz w:val="24"/>
+        <w:szCs w:val="24"/>
+      </w:rPr>
+    </w:lvl>
+    <w:lvl w:ilvl="1" w:tentative="0">
+      <w:start w:val="1"/>
+      <w:numFmt w:val="decimal"/>
+      <w:lvlText w:val="%2."/>
+      <w:lvlJc w:val="left"/>
+      <w:pPr>
+        <w:tabs>
+          <w:tab w:val="left" w:pos="1440"/>
+        </w:tabs>
+        <w:ind w:left="1440" w:hanging="360"/>
+      </w:pPr>
+      <w:rPr>
+        <w:sz w:val="24"/>
+        <w:szCs w:val="24"/>
+      </w:rPr>
+    </w:lvl>
+    <w:lvl w:ilvl="2" w:tentative="0">
+      <w:start w:val="1"/>
+      <w:numFmt w:val="decimal"/>
+      <w:lvlText w:val="%3."/>
+      <w:lvlJc w:val="left"/>
+      <w:pPr>
+        <w:tabs>
+          <w:tab w:val="left" w:pos="2160"/>
+        </w:tabs>
+        <w:ind w:left="2160" w:hanging="360"/>
+      </w:pPr>
+      <w:rPr>
+        <w:sz w:val="24"/>
+        <w:szCs w:val="24"/>
+      </w:rPr>
+    </w:lvl>
+    <w:lvl w:ilvl="3" w:tentative="0">
+      <w:start w:val="1"/>
+      <w:numFmt w:val="decimal"/>
+      <w:lvlText w:val="%4."/>
+      <w:lvlJc w:val="left"/>
+      <w:pPr>
+        <w:tabs>
+          <w:tab w:val="left" w:pos="2517"/>
+        </w:tabs>
+        <w:ind w:left="2880" w:hanging="360"/>
+      </w:pPr>
+      <w:rPr>
+        <w:sz w:val="24"/>
+        <w:szCs w:val="24"/>
+      </w:rPr>
+    </w:lvl>
+    <w:lvl w:ilvl="4" w:tentative="0">
+      <w:start w:val="1"/>
+      <w:numFmt w:val="decimal"/>
+      <w:lvlText w:val="%5."/>
+      <w:lvlJc w:val="left"/>
+      <w:pPr>
+        <w:tabs>
+          <w:tab w:val="left" w:pos="3238"/>
+        </w:tabs>
+        <w:ind w:left="3600" w:hanging="360"/>
+      </w:pPr>
+      <w:rPr>
+        <w:sz w:val="24"/>
+        <w:szCs w:val="24"/>
+      </w:rPr>
+    </w:lvl>
+    <w:lvl w:ilvl="5" w:tentative="0">
+      <w:start w:val="1"/>
+      <w:numFmt w:val="decimal"/>
+      <w:lvlText w:val="%6."/>
+      <w:lvlJc w:val="left"/>
+      <w:pPr>
+        <w:tabs>
+          <w:tab w:val="left" w:pos="3958"/>
+        </w:tabs>
+        <w:ind w:left="4320" w:hanging="360"/>
+      </w:pPr>
+      <w:rPr>
+        <w:sz w:val="24"/>
+        <w:szCs w:val="24"/>
+      </w:rPr>
+    </w:lvl>
+    <w:lvl w:ilvl="6" w:tentative="0">
+      <w:start w:val="1"/>
+      <w:numFmt w:val="decimal"/>
+      <w:lvlText w:val="%7."/>
+      <w:lvlJc w:val="left"/>
+      <w:pPr>
+        <w:tabs>
+          <w:tab w:val="left" w:pos="4678"/>
+        </w:tabs>
+        <w:ind w:left="5040" w:hanging="360"/>
+      </w:pPr>
+      <w:rPr>
+        <w:sz w:val="24"/>
+        <w:szCs w:val="24"/>
+      </w:rPr>
+    </w:lvl>
+    <w:lvl w:ilvl="7" w:tentative="0">
+      <w:start w:val="1"/>
+      <w:numFmt w:val="decimal"/>
+      <w:lvlText w:val="%8."/>
+      <w:lvlJc w:val="left"/>
+      <w:pPr>
+        <w:tabs>
+          <w:tab w:val="left" w:pos="5398"/>
+        </w:tabs>
+        <w:ind w:left="5760" w:hanging="360"/>
+      </w:pPr>
+      <w:rPr>
+        <w:sz w:val="24"/>
+        <w:szCs w:val="24"/>
+      </w:rPr>
+    </w:lvl>
+    <w:lvl w:ilvl="8" w:tentative="0">
+      <w:start w:val="1"/>
+      <w:numFmt w:val="decimal"/>
+      <w:lvlText w:val="%9."/>
+      <w:lvlJc w:val="left"/>
+      <w:pPr>
+        <w:tabs>
+          <w:tab w:val="left" w:pos="6118"/>
+        </w:tabs>
+        <w:ind w:left="6480" w:hanging="360"/>
+      </w:pPr>
+      <w:rPr>
+        <w:sz w:val="24"/>
+        <w:szCs w:val="24"/>
+      </w:rPr>
+    </w:lvl>
+  </w:abstractNum>
+  <w:abstractNum w:abstractNumId="3">
     <w:nsid w:val="CF092B84"/>
     <w:multiLevelType w:val="multilevel"/>
     <w:tmpl w:val="CF092B84"/>
@@ -31427,7 +38260,305 @@
       </w:pPr>
     </w:lvl>
   </w:abstractNum>
-  <w:abstractNum w:abstractNumId="2">
+  <w:abstractNum w:abstractNumId="4">
+    <w:nsid w:val="DCB4EF73"/>
+    <w:multiLevelType w:val="multilevel"/>
+    <w:tmpl w:val="DCB4EF73"/>
+    <w:lvl w:ilvl="0" w:tentative="0">
+      <w:start w:val="1"/>
+      <w:numFmt w:val="decimal"/>
+      <w:lvlText w:val="%1."/>
+      <w:lvlJc w:val="left"/>
+      <w:pPr>
+        <w:tabs>
+          <w:tab w:val="left" w:pos="720"/>
+        </w:tabs>
+        <w:ind w:left="720" w:hanging="360"/>
+      </w:pPr>
+      <w:rPr>
+        <w:sz w:val="24"/>
+        <w:szCs w:val="24"/>
+      </w:rPr>
+    </w:lvl>
+    <w:lvl w:ilvl="1" w:tentative="0">
+      <w:start w:val="1"/>
+      <w:numFmt w:val="decimal"/>
+      <w:lvlText w:val="%2."/>
+      <w:lvlJc w:val="left"/>
+      <w:pPr>
+        <w:tabs>
+          <w:tab w:val="left" w:pos="1440"/>
+        </w:tabs>
+        <w:ind w:left="1440" w:hanging="360"/>
+      </w:pPr>
+      <w:rPr>
+        <w:sz w:val="24"/>
+        <w:szCs w:val="24"/>
+      </w:rPr>
+    </w:lvl>
+    <w:lvl w:ilvl="2" w:tentative="0">
+      <w:start w:val="1"/>
+      <w:numFmt w:val="decimal"/>
+      <w:lvlText w:val="%3."/>
+      <w:lvlJc w:val="left"/>
+      <w:pPr>
+        <w:tabs>
+          <w:tab w:val="left" w:pos="2160"/>
+        </w:tabs>
+        <w:ind w:left="2160" w:hanging="360"/>
+      </w:pPr>
+      <w:rPr>
+        <w:sz w:val="24"/>
+        <w:szCs w:val="24"/>
+      </w:rPr>
+    </w:lvl>
+    <w:lvl w:ilvl="3" w:tentative="0">
+      <w:start w:val="1"/>
+      <w:numFmt w:val="decimal"/>
+      <w:lvlText w:val="%4."/>
+      <w:lvlJc w:val="left"/>
+      <w:pPr>
+        <w:tabs>
+          <w:tab w:val="left" w:pos="2517"/>
+        </w:tabs>
+        <w:ind w:left="2880" w:hanging="360"/>
+      </w:pPr>
+      <w:rPr>
+        <w:sz w:val="24"/>
+        <w:szCs w:val="24"/>
+      </w:rPr>
+    </w:lvl>
+    <w:lvl w:ilvl="4" w:tentative="0">
+      <w:start w:val="1"/>
+      <w:numFmt w:val="decimal"/>
+      <w:lvlText w:val="%5."/>
+      <w:lvlJc w:val="left"/>
+      <w:pPr>
+        <w:tabs>
+          <w:tab w:val="left" w:pos="3238"/>
+        </w:tabs>
+        <w:ind w:left="3600" w:hanging="360"/>
+      </w:pPr>
+      <w:rPr>
+        <w:sz w:val="24"/>
+        <w:szCs w:val="24"/>
+      </w:rPr>
+    </w:lvl>
+    <w:lvl w:ilvl="5" w:tentative="0">
+      <w:start w:val="1"/>
+      <w:numFmt w:val="decimal"/>
+      <w:lvlText w:val="%6."/>
+      <w:lvlJc w:val="left"/>
+      <w:pPr>
+        <w:tabs>
+          <w:tab w:val="left" w:pos="3958"/>
+        </w:tabs>
+        <w:ind w:left="4320" w:hanging="360"/>
+      </w:pPr>
+      <w:rPr>
+        <w:sz w:val="24"/>
+        <w:szCs w:val="24"/>
+      </w:rPr>
+    </w:lvl>
+    <w:lvl w:ilvl="6" w:tentative="0">
+      <w:start w:val="1"/>
+      <w:numFmt w:val="decimal"/>
+      <w:lvlText w:val="%7."/>
+      <w:lvlJc w:val="left"/>
+      <w:pPr>
+        <w:tabs>
+          <w:tab w:val="left" w:pos="4678"/>
+        </w:tabs>
+        <w:ind w:left="5040" w:hanging="360"/>
+      </w:pPr>
+      <w:rPr>
+        <w:sz w:val="24"/>
+        <w:szCs w:val="24"/>
+      </w:rPr>
+    </w:lvl>
+    <w:lvl w:ilvl="7" w:tentative="0">
+      <w:start w:val="1"/>
+      <w:numFmt w:val="decimal"/>
+      <w:lvlText w:val="%8."/>
+      <w:lvlJc w:val="left"/>
+      <w:pPr>
+        <w:tabs>
+          <w:tab w:val="left" w:pos="5398"/>
+        </w:tabs>
+        <w:ind w:left="5760" w:hanging="360"/>
+      </w:pPr>
+      <w:rPr>
+        <w:sz w:val="24"/>
+        <w:szCs w:val="24"/>
+      </w:rPr>
+    </w:lvl>
+    <w:lvl w:ilvl="8" w:tentative="0">
+      <w:start w:val="1"/>
+      <w:numFmt w:val="decimal"/>
+      <w:lvlText w:val="%9."/>
+      <w:lvlJc w:val="left"/>
+      <w:pPr>
+        <w:tabs>
+          <w:tab w:val="left" w:pos="6118"/>
+        </w:tabs>
+        <w:ind w:left="6480" w:hanging="360"/>
+      </w:pPr>
+      <w:rPr>
+        <w:sz w:val="24"/>
+        <w:szCs w:val="24"/>
+      </w:rPr>
+    </w:lvl>
+  </w:abstractNum>
+  <w:abstractNum w:abstractNumId="5">
+    <w:nsid w:val="F4339CEF"/>
+    <w:multiLevelType w:val="multilevel"/>
+    <w:tmpl w:val="F4339CEF"/>
+    <w:lvl w:ilvl="0" w:tentative="0">
+      <w:start w:val="1"/>
+      <w:numFmt w:val="decimal"/>
+      <w:lvlText w:val="%1."/>
+      <w:lvlJc w:val="left"/>
+      <w:pPr>
+        <w:tabs>
+          <w:tab w:val="left" w:pos="720"/>
+        </w:tabs>
+        <w:ind w:left="720" w:hanging="360"/>
+      </w:pPr>
+      <w:rPr>
+        <w:sz w:val="24"/>
+        <w:szCs w:val="24"/>
+      </w:rPr>
+    </w:lvl>
+    <w:lvl w:ilvl="1" w:tentative="0">
+      <w:start w:val="1"/>
+      <w:numFmt w:val="decimal"/>
+      <w:lvlText w:val="%2."/>
+      <w:lvlJc w:val="left"/>
+      <w:pPr>
+        <w:tabs>
+          <w:tab w:val="left" w:pos="1440"/>
+        </w:tabs>
+        <w:ind w:left="1440" w:hanging="360"/>
+      </w:pPr>
+      <w:rPr>
+        <w:sz w:val="24"/>
+        <w:szCs w:val="24"/>
+      </w:rPr>
+    </w:lvl>
+    <w:lvl w:ilvl="2" w:tentative="0">
+      <w:start w:val="1"/>
+      <w:numFmt w:val="decimal"/>
+      <w:lvlText w:val="%3."/>
+      <w:lvlJc w:val="left"/>
+      <w:pPr>
+        <w:tabs>
+          <w:tab w:val="left" w:pos="2160"/>
+        </w:tabs>
+        <w:ind w:left="2160" w:hanging="360"/>
+      </w:pPr>
+      <w:rPr>
+        <w:sz w:val="24"/>
+        <w:szCs w:val="24"/>
+      </w:rPr>
+    </w:lvl>
+    <w:lvl w:ilvl="3" w:tentative="0">
+      <w:start w:val="1"/>
+      <w:numFmt w:val="decimal"/>
+      <w:lvlText w:val="%4."/>
+      <w:lvlJc w:val="left"/>
+      <w:pPr>
+        <w:tabs>
+          <w:tab w:val="left" w:pos="2517"/>
+        </w:tabs>
+        <w:ind w:left="2880" w:hanging="360"/>
+      </w:pPr>
+      <w:rPr>
+        <w:sz w:val="24"/>
+        <w:szCs w:val="24"/>
+      </w:rPr>
+    </w:lvl>
+    <w:lvl w:ilvl="4" w:tentative="0">
+      <w:start w:val="1"/>
+      <w:numFmt w:val="decimal"/>
+      <w:lvlText w:val="%5."/>
+      <w:lvlJc w:val="left"/>
+      <w:pPr>
+        <w:tabs>
+          <w:tab w:val="left" w:pos="3238"/>
+        </w:tabs>
+        <w:ind w:left="3600" w:hanging="360"/>
+      </w:pPr>
+      <w:rPr>
+        <w:sz w:val="24"/>
+        <w:szCs w:val="24"/>
+      </w:rPr>
+    </w:lvl>
+    <w:lvl w:ilvl="5" w:tentative="0">
+      <w:start w:val="1"/>
+      <w:numFmt w:val="decimal"/>
+      <w:lvlText w:val="%6."/>
+      <w:lvlJc w:val="left"/>
+      <w:pPr>
+        <w:tabs>
+          <w:tab w:val="left" w:pos="3958"/>
+        </w:tabs>
+        <w:ind w:left="4320" w:hanging="360"/>
+      </w:pPr>
+      <w:rPr>
+        <w:sz w:val="24"/>
+        <w:szCs w:val="24"/>
+      </w:rPr>
+    </w:lvl>
+    <w:lvl w:ilvl="6" w:tentative="0">
+      <w:start w:val="1"/>
+      <w:numFmt w:val="decimal"/>
+      <w:lvlText w:val="%7."/>
+      <w:lvlJc w:val="left"/>
+      <w:pPr>
+        <w:tabs>
+          <w:tab w:val="left" w:pos="4678"/>
+        </w:tabs>
+        <w:ind w:left="5040" w:hanging="360"/>
+      </w:pPr>
+      <w:rPr>
+        <w:sz w:val="24"/>
+        <w:szCs w:val="24"/>
+      </w:rPr>
+    </w:lvl>
+    <w:lvl w:ilvl="7" w:tentative="0">
+      <w:start w:val="1"/>
+      <w:numFmt w:val="decimal"/>
+      <w:lvlText w:val="%8."/>
+      <w:lvlJc w:val="left"/>
+      <w:pPr>
+        <w:tabs>
+          <w:tab w:val="left" w:pos="5398"/>
+        </w:tabs>
+        <w:ind w:left="5760" w:hanging="360"/>
+      </w:pPr>
+      <w:rPr>
+        <w:sz w:val="24"/>
+        <w:szCs w:val="24"/>
+      </w:rPr>
+    </w:lvl>
+    <w:lvl w:ilvl="8" w:tentative="0">
+      <w:start w:val="1"/>
+      <w:numFmt w:val="decimal"/>
+      <w:lvlText w:val="%9."/>
+      <w:lvlJc w:val="left"/>
+      <w:pPr>
+        <w:tabs>
+          <w:tab w:val="left" w:pos="6118"/>
+        </w:tabs>
+        <w:ind w:left="6480" w:hanging="360"/>
+      </w:pPr>
+      <w:rPr>
+        <w:sz w:val="24"/>
+        <w:szCs w:val="24"/>
+      </w:rPr>
+    </w:lvl>
+  </w:abstractNum>
+  <w:abstractNum w:abstractNumId="6">
     <w:nsid w:val="0053208E"/>
     <w:multiLevelType w:val="multilevel"/>
     <w:tmpl w:val="0053208E"/>
@@ -31513,7 +38644,7 @@
       </w:pPr>
     </w:lvl>
   </w:abstractNum>
-  <w:abstractNum w:abstractNumId="3">
+  <w:abstractNum w:abstractNumId="7">
     <w:nsid w:val="0139206F"/>
     <w:multiLevelType w:val="multilevel"/>
     <w:tmpl w:val="0139206F"/>
@@ -31671,7 +38802,23 @@
       </w:rPr>
     </w:lvl>
   </w:abstractNum>
-  <w:abstractNum w:abstractNumId="4">
+  <w:abstractNum w:abstractNumId="8">
+    <w:nsid w:val="1676F31F"/>
+    <w:multiLevelType w:val="singleLevel"/>
+    <w:tmpl w:val="1676F31F"/>
+    <w:lvl w:ilvl="0" w:tentative="0">
+      <w:start w:val="1"/>
+      <w:numFmt w:val="decimal"/>
+      <w:lvlText w:val="%1."/>
+      <w:lvlJc w:val="left"/>
+      <w:pPr>
+        <w:tabs>
+          <w:tab w:val="left" w:pos="312"/>
+        </w:tabs>
+      </w:pPr>
+    </w:lvl>
+  </w:abstractNum>
+  <w:abstractNum w:abstractNumId="9">
     <w:nsid w:val="196601D8"/>
     <w:multiLevelType w:val="multilevel"/>
     <w:tmpl w:val="196601D8"/>
@@ -31829,7 +38976,7 @@
       </w:rPr>
     </w:lvl>
   </w:abstractNum>
-  <w:abstractNum w:abstractNumId="5">
+  <w:abstractNum w:abstractNumId="10">
     <w:nsid w:val="3ED94DB8"/>
     <w:multiLevelType w:val="multilevel"/>
     <w:tmpl w:val="3ED94DB8"/>
@@ -31987,7 +39134,7 @@
       </w:rPr>
     </w:lvl>
   </w:abstractNum>
-  <w:abstractNum w:abstractNumId="6">
+  <w:abstractNum w:abstractNumId="11">
     <w:nsid w:val="421856C8"/>
     <w:multiLevelType w:val="multilevel"/>
     <w:tmpl w:val="421856C8"/>
@@ -32145,7 +39292,7 @@
       </w:rPr>
     </w:lvl>
   </w:abstractNum>
-  <w:abstractNum w:abstractNumId="7">
+  <w:abstractNum w:abstractNumId="12">
     <w:nsid w:val="7E06090A"/>
     <w:multiLevelType w:val="multilevel"/>
     <w:tmpl w:val="7E06090A"/>
@@ -32304,28 +39451,163 @@
     </w:lvl>
   </w:abstractNum>
   <w:num w:numId="1">
+    <w:abstractNumId w:val="6"/>
+  </w:num>
+  <w:num w:numId="2">
+    <w:abstractNumId w:val="8"/>
+  </w:num>
+  <w:num w:numId="3">
+    <w:abstractNumId w:val="3"/>
+  </w:num>
+  <w:num w:numId="4">
+    <w:abstractNumId w:val="9"/>
+  </w:num>
+  <w:num w:numId="5">
+    <w:abstractNumId w:val="12"/>
+  </w:num>
+  <w:num w:numId="6">
+    <w:abstractNumId w:val="10"/>
+  </w:num>
+  <w:num w:numId="7">
+    <w:abstractNumId w:val="11"/>
+  </w:num>
+  <w:num w:numId="8">
+    <w:abstractNumId w:val="7"/>
+  </w:num>
+  <w:num w:numId="9">
+    <w:abstractNumId w:val="1"/>
+  </w:num>
+  <w:num w:numId="10">
+    <w:abstractNumId w:val="4"/>
+  </w:num>
+  <w:num w:numId="11">
+    <w:abstractNumId w:val="0"/>
+  </w:num>
+  <w:num w:numId="12">
+    <w:abstractNumId w:val="4"/>
+    <w:lvlOverride w:ilvl="0">
+      <w:startOverride w:val="1"/>
+    </w:lvlOverride>
+    <w:lvlOverride w:ilvl="1">
+      <w:startOverride w:val="1"/>
+    </w:lvlOverride>
+    <w:lvlOverride w:ilvl="2">
+      <w:startOverride w:val="1"/>
+    </w:lvlOverride>
+    <w:lvlOverride w:ilvl="3">
+      <w:startOverride w:val="1"/>
+    </w:lvlOverride>
+    <w:lvlOverride w:ilvl="4">
+      <w:startOverride w:val="1"/>
+    </w:lvlOverride>
+    <w:lvlOverride w:ilvl="5">
+      <w:startOverride w:val="1"/>
+    </w:lvlOverride>
+    <w:lvlOverride w:ilvl="6">
+      <w:startOverride w:val="1"/>
+    </w:lvlOverride>
+    <w:lvlOverride w:ilvl="7">
+      <w:startOverride w:val="1"/>
+    </w:lvlOverride>
+    <w:lvlOverride w:ilvl="8">
+      <w:startOverride w:val="1"/>
+    </w:lvlOverride>
+  </w:num>
+  <w:num w:numId="13">
     <w:abstractNumId w:val="2"/>
   </w:num>
-  <w:num w:numId="2">
-    <w:abstractNumId w:val="1"/>
+  <w:num w:numId="14">
+    <w:abstractNumId w:val="4"/>
+    <w:lvlOverride w:ilvl="0">
+      <w:startOverride w:val="1"/>
+    </w:lvlOverride>
+    <w:lvlOverride w:ilvl="1">
+      <w:startOverride w:val="1"/>
+    </w:lvlOverride>
+    <w:lvlOverride w:ilvl="2">
+      <w:startOverride w:val="1"/>
+    </w:lvlOverride>
+    <w:lvlOverride w:ilvl="3">
+      <w:startOverride w:val="1"/>
+    </w:lvlOverride>
+    <w:lvlOverride w:ilvl="4">
+      <w:startOverride w:val="1"/>
+    </w:lvlOverride>
+    <w:lvlOverride w:ilvl="5">
+      <w:startOverride w:val="1"/>
+    </w:lvlOverride>
+    <w:lvlOverride w:ilvl="6">
+      <w:startOverride w:val="1"/>
+    </w:lvlOverride>
+    <w:lvlOverride w:ilvl="7">
+      <w:startOverride w:val="1"/>
+    </w:lvlOverride>
+    <w:lvlOverride w:ilvl="8">
+      <w:startOverride w:val="1"/>
+    </w:lvlOverride>
   </w:num>
-  <w:num w:numId="3">
+  <w:num w:numId="15">
     <w:abstractNumId w:val="4"/>
+    <w:lvlOverride w:ilvl="0">
+      <w:startOverride w:val="1"/>
+    </w:lvlOverride>
+    <w:lvlOverride w:ilvl="1">
+      <w:startOverride w:val="1"/>
+    </w:lvlOverride>
+    <w:lvlOverride w:ilvl="2">
+      <w:startOverride w:val="1"/>
+    </w:lvlOverride>
+    <w:lvlOverride w:ilvl="3">
+      <w:startOverride w:val="1"/>
+    </w:lvlOverride>
+    <w:lvlOverride w:ilvl="4">
+      <w:startOverride w:val="1"/>
+    </w:lvlOverride>
+    <w:lvlOverride w:ilvl="5">
+      <w:startOverride w:val="1"/>
+    </w:lvlOverride>
+    <w:lvlOverride w:ilvl="6">
+      <w:startOverride w:val="1"/>
+    </w:lvlOverride>
+    <w:lvlOverride w:ilvl="7">
+      <w:startOverride w:val="1"/>
+    </w:lvlOverride>
+    <w:lvlOverride w:ilvl="8">
+      <w:startOverride w:val="1"/>
+    </w:lvlOverride>
   </w:num>
-  <w:num w:numId="4">
-    <w:abstractNumId w:val="7"/>
+  <w:num w:numId="16">
+    <w:abstractNumId w:val="4"/>
+    <w:lvlOverride w:ilvl="0">
+      <w:startOverride w:val="1"/>
+    </w:lvlOverride>
+    <w:lvlOverride w:ilvl="1">
+      <w:startOverride w:val="1"/>
+    </w:lvlOverride>
+    <w:lvlOverride w:ilvl="2">
+      <w:startOverride w:val="1"/>
+    </w:lvlOverride>
+    <w:lvlOverride w:ilvl="3">
+      <w:startOverride w:val="1"/>
+    </w:lvlOverride>
+    <w:lvlOverride w:ilvl="4">
+      <w:startOverride w:val="1"/>
+    </w:lvlOverride>
+    <w:lvlOverride w:ilvl="5">
+      <w:startOverride w:val="1"/>
+    </w:lvlOverride>
+    <w:lvlOverride w:ilvl="6">
+      <w:startOverride w:val="1"/>
+    </w:lvlOverride>
+    <w:lvlOverride w:ilvl="7">
+      <w:startOverride w:val="1"/>
+    </w:lvlOverride>
+    <w:lvlOverride w:ilvl="8">
+      <w:startOverride w:val="1"/>
+    </w:lvlOverride>
   </w:num>
-  <w:num w:numId="5">
+  <w:num w:numId="17">
     <w:abstractNumId w:val="5"/>
-  </w:num>
-  <w:num w:numId="6">
-    <w:abstractNumId w:val="6"/>
-  </w:num>
-  <w:num w:numId="7">
-    <w:abstractNumId w:val="3"/>
-  </w:num>
-  <w:num w:numId="8">
-    <w:abstractNumId w:val="0"/>
   </w:num>
 </w:numbering>
 </file>
@@ -32342,12 +39624,12 @@
   </w:docDefaults>
   <w:latentStyles w:count="260" w:defQFormat="0" w:defUnhideWhenUsed="1" w:defSemiHidden="1" w:defUIPriority="99" w:defLockedState="0">
     <w:lsdException w:qFormat="1" w:unhideWhenUsed="0" w:uiPriority="0" w:semiHidden="0" w:name="Normal"/>
-    <w:lsdException w:unhideWhenUsed="0" w:uiPriority="0" w:semiHidden="0" w:name="heading 1"/>
-    <w:lsdException w:unhideWhenUsed="0" w:uiPriority="0" w:semiHidden="0" w:name="heading 2"/>
-    <w:lsdException w:unhideWhenUsed="0" w:uiPriority="0" w:semiHidden="0" w:name="heading 3"/>
-    <w:lsdException w:unhideWhenUsed="0" w:uiPriority="0" w:semiHidden="0" w:name="heading 4"/>
+    <w:lsdException w:qFormat="1" w:unhideWhenUsed="0" w:uiPriority="0" w:semiHidden="0" w:name="heading 1"/>
+    <w:lsdException w:qFormat="1" w:unhideWhenUsed="0" w:uiPriority="0" w:semiHidden="0" w:name="heading 2"/>
+    <w:lsdException w:qFormat="1" w:unhideWhenUsed="0" w:uiPriority="0" w:semiHidden="0" w:name="heading 3"/>
+    <w:lsdException w:qFormat="1" w:unhideWhenUsed="0" w:uiPriority="0" w:semiHidden="0" w:name="heading 4"/>
     <w:lsdException w:qFormat="1" w:unhideWhenUsed="0" w:uiPriority="0" w:semiHidden="0" w:name="heading 5"/>
-    <w:lsdException w:unhideWhenUsed="0" w:uiPriority="0" w:semiHidden="0" w:name="heading 6"/>
+    <w:lsdException w:qFormat="1" w:unhideWhenUsed="0" w:uiPriority="0" w:semiHidden="0" w:name="heading 6"/>
     <w:lsdException w:qFormat="1" w:uiPriority="0" w:name="heading 7"/>
     <w:lsdException w:qFormat="1" w:uiPriority="0" w:name="heading 8"/>
     <w:lsdException w:qFormat="1" w:uiPriority="0" w:name="heading 9"/>
@@ -32406,7 +39688,7 @@
     <w:lsdException w:qFormat="1" w:unhideWhenUsed="0" w:uiPriority="0" w:semiHidden="0" w:name="Title"/>
     <w:lsdException w:unhideWhenUsed="0" w:uiPriority="0" w:semiHidden="0" w:name="Closing"/>
     <w:lsdException w:unhideWhenUsed="0" w:uiPriority="0" w:semiHidden="0" w:name="Signature"/>
-    <w:lsdException w:uiPriority="1" w:semiHidden="0" w:name="Default Paragraph Font"/>
+    <w:lsdException w:qFormat="1" w:uiPriority="1" w:semiHidden="0" w:name="Default Paragraph Font"/>
     <w:lsdException w:unhideWhenUsed="0" w:uiPriority="0" w:semiHidden="0" w:name="Body Text"/>
     <w:lsdException w:unhideWhenUsed="0" w:uiPriority="0" w:semiHidden="0" w:name="Body Text Indent"/>
     <w:lsdException w:unhideWhenUsed="0" w:uiPriority="0" w:semiHidden="0" w:name="List Continue"/>
@@ -32433,18 +39715,18 @@
     <w:lsdException w:unhideWhenUsed="0" w:uiPriority="0" w:semiHidden="0" w:name="Document Map"/>
     <w:lsdException w:unhideWhenUsed="0" w:uiPriority="0" w:semiHidden="0" w:name="Plain Text"/>
     <w:lsdException w:unhideWhenUsed="0" w:uiPriority="0" w:semiHidden="0" w:name="E-mail Signature"/>
-    <w:lsdException w:unhideWhenUsed="0" w:uiPriority="0" w:semiHidden="0" w:name="Normal (Web)"/>
+    <w:lsdException w:qFormat="1" w:unhideWhenUsed="0" w:uiPriority="0" w:semiHidden="0" w:name="Normal (Web)"/>
     <w:lsdException w:unhideWhenUsed="0" w:uiPriority="0" w:semiHidden="0" w:name="HTML Acronym"/>
     <w:lsdException w:unhideWhenUsed="0" w:uiPriority="0" w:semiHidden="0" w:name="HTML Address"/>
     <w:lsdException w:unhideWhenUsed="0" w:uiPriority="0" w:semiHidden="0" w:name="HTML Cite"/>
-    <w:lsdException w:unhideWhenUsed="0" w:uiPriority="0" w:semiHidden="0" w:name="HTML Code"/>
+    <w:lsdException w:qFormat="1" w:unhideWhenUsed="0" w:uiPriority="0" w:semiHidden="0" w:name="HTML Code"/>
     <w:lsdException w:unhideWhenUsed="0" w:uiPriority="0" w:semiHidden="0" w:name="HTML Definition"/>
     <w:lsdException w:unhideWhenUsed="0" w:uiPriority="0" w:semiHidden="0" w:name="HTML Keyboard"/>
-    <w:lsdException w:unhideWhenUsed="0" w:uiPriority="0" w:semiHidden="0" w:name="HTML Preformatted"/>
+    <w:lsdException w:qFormat="1" w:unhideWhenUsed="0" w:uiPriority="0" w:semiHidden="0" w:name="HTML Preformatted"/>
     <w:lsdException w:unhideWhenUsed="0" w:uiPriority="0" w:semiHidden="0" w:name="HTML Sample"/>
     <w:lsdException w:unhideWhenUsed="0" w:uiPriority="0" w:semiHidden="0" w:name="HTML Typewriter"/>
     <w:lsdException w:unhideWhenUsed="0" w:uiPriority="0" w:semiHidden="0" w:name="HTML Variable"/>
-    <w:lsdException w:uiPriority="99" w:name="Normal Table"/>
+    <w:lsdException w:qFormat="1" w:uiPriority="99" w:name="Normal Table"/>
     <w:lsdException w:unhideWhenUsed="0" w:uiPriority="0" w:semiHidden="0" w:name="annotation subject"/>
     <w:lsdException w:uiPriority="0" w:name="Table Simple 1"/>
     <w:lsdException w:uiPriority="0" w:name="Table Simple 2"/>
@@ -32608,6 +39890,7 @@
     <w:name w:val="heading 1"/>
     <w:basedOn w:val="1"/>
     <w:next w:val="1"/>
+    <w:qFormat/>
     <w:uiPriority w:val="0"/>
     <w:pPr>
       <w:keepNext/>
@@ -32626,6 +39909,7 @@
     <w:name w:val="heading 2"/>
     <w:basedOn w:val="1"/>
     <w:next w:val="1"/>
+    <w:qFormat/>
     <w:uiPriority w:val="0"/>
     <w:pPr>
       <w:keepNext/>
@@ -32644,6 +39928,7 @@
     <w:name w:val="heading 3"/>
     <w:basedOn w:val="1"/>
     <w:next w:val="1"/>
+    <w:qFormat/>
     <w:uiPriority w:val="0"/>
     <w:pPr>
       <w:keepNext/>
@@ -32661,6 +39946,7 @@
     <w:name w:val="heading 4"/>
     <w:basedOn w:val="1"/>
     <w:next w:val="1"/>
+    <w:qFormat/>
     <w:uiPriority w:val="0"/>
     <w:pPr>
       <w:keepNext/>
@@ -32693,6 +39979,7 @@
     <w:name w:val="heading 6"/>
     <w:basedOn w:val="1"/>
     <w:next w:val="1"/>
+    <w:qFormat/>
     <w:uiPriority w:val="0"/>
     <w:pPr>
       <w:keepNext/>
@@ -32708,12 +39995,14 @@
   <w:style w:type="character" w:default="1" w:styleId="8">
     <w:name w:val="Default Paragraph Font"/>
     <w:unhideWhenUsed/>
+    <w:qFormat/>
     <w:uiPriority w:val="1"/>
   </w:style>
   <w:style w:type="table" w:default="1" w:styleId="9">
     <w:name w:val="Normal Table"/>
     <w:semiHidden/>
     <w:unhideWhenUsed/>
+    <w:qFormat/>
     <w:uiPriority w:val="99"/>
     <w:tblPr>
       <w:tblCellMar>
@@ -32727,6 +40016,7 @@
   <w:style w:type="character" w:styleId="10">
     <w:name w:val="HTML Code"/>
     <w:basedOn w:val="8"/>
+    <w:qFormat/>
     <w:uiPriority w:val="0"/>
     <w:rPr>
       <w:rFonts w:ascii="Courier New" w:hAnsi="Courier New" w:cs="Courier New"/>
@@ -32735,7 +40025,50 @@
     </w:rPr>
   </w:style>
   <w:style w:type="paragraph" w:styleId="11">
+    <w:name w:val="HTML Preformatted"/>
+    <w:qFormat/>
+    <w:uiPriority w:val="0"/>
+    <w:pPr>
+      <w:tabs>
+        <w:tab w:val="left" w:pos="916"/>
+        <w:tab w:val="left" w:pos="1832"/>
+        <w:tab w:val="left" w:pos="2748"/>
+        <w:tab w:val="left" w:pos="3664"/>
+        <w:tab w:val="left" w:pos="4580"/>
+        <w:tab w:val="left" w:pos="5496"/>
+        <w:tab w:val="left" w:pos="6412"/>
+        <w:tab w:val="left" w:pos="7328"/>
+        <w:tab w:val="left" w:pos="8244"/>
+        <w:tab w:val="left" w:pos="9160"/>
+        <w:tab w:val="left" w:pos="10076"/>
+        <w:tab w:val="left" w:pos="10992"/>
+        <w:tab w:val="left" w:pos="11908"/>
+        <w:tab w:val="left" w:pos="12824"/>
+        <w:tab w:val="left" w:pos="13740"/>
+        <w:tab w:val="left" w:pos="14656"/>
+      </w:tabs>
+      <w:jc w:val="left"/>
+    </w:pPr>
+    <w:rPr>
+      <w:rFonts w:hint="eastAsia" w:ascii="SimSun" w:hAnsi="SimSun" w:eastAsia="SimSun" w:cs="SimSun"/>
+      <w:kern w:val="0"/>
+      <w:sz w:val="24"/>
+      <w:szCs w:val="24"/>
+      <w:lang w:val="en-US" w:eastAsia="zh-CN" w:bidi="ar"/>
+    </w:rPr>
+  </w:style>
+  <w:style w:type="character" w:styleId="12">
+    <w:name w:val="Hyperlink"/>
+    <w:basedOn w:val="8"/>
+    <w:uiPriority w:val="0"/>
+    <w:rPr>
+      <w:color w:val="0000FF"/>
+      <w:u w:val="single"/>
+    </w:rPr>
+  </w:style>
+  <w:style w:type="paragraph" w:styleId="13">
     <w:name w:val="Normal (Web)"/>
+    <w:qFormat/>
     <w:uiPriority w:val="0"/>
     <w:pPr>
       <w:spacing w:before="0" w:beforeAutospacing="1" w:after="0" w:afterAutospacing="1"/>
@@ -32743,13 +40076,24 @@
       <w:jc w:val="left"/>
     </w:pPr>
     <w:rPr>
+      <w:rFonts w:ascii="Times New Roman" w:hAnsi="Times New Roman" w:eastAsia="SimSun" w:cs="Times New Roman"/>
       <w:kern w:val="0"/>
       <w:sz w:val="24"/>
       <w:szCs w:val="24"/>
       <w:lang w:val="en-US" w:eastAsia="zh-CN" w:bidi="ar"/>
     </w:rPr>
   </w:style>
-  <w:style w:type="paragraph" w:styleId="12">
+  <w:style w:type="character" w:styleId="14">
+    <w:name w:val="Strong"/>
+    <w:basedOn w:val="8"/>
+    <w:qFormat/>
+    <w:uiPriority w:val="0"/>
+    <w:rPr>
+      <w:b/>
+      <w:bCs/>
+    </w:rPr>
+  </w:style>
+  <w:style w:type="paragraph" w:styleId="15">
     <w:name w:val="Subtitle"/>
     <w:basedOn w:val="1"/>
     <w:next w:val="1"/>
@@ -32761,7 +40105,7 @@
       <w:szCs w:val="28"/>
     </w:rPr>
   </w:style>
-  <w:style w:type="paragraph" w:styleId="13">
+  <w:style w:type="paragraph" w:styleId="16">
     <w:name w:val="Title"/>
     <w:basedOn w:val="1"/>
     <w:next w:val="1"/>
@@ -32776,7 +40120,7 @@
       <w:szCs w:val="56"/>
     </w:rPr>
   </w:style>
-  <w:style w:type="table" w:customStyle="1" w:styleId="14">
+  <w:style w:type="table" w:customStyle="1" w:styleId="17">
     <w:name w:val="TableNormal"/>
     <w:qFormat/>
     <w:uiPriority w:val="0"/>
@@ -32789,9 +40133,9 @@
       </w:tblCellMar>
     </w:tblPr>
   </w:style>
-  <w:style w:type="table" w:customStyle="1" w:styleId="15">
+  <w:style w:type="table" w:customStyle="1" w:styleId="18">
     <w:name w:val="_Style 10"/>
-    <w:basedOn w:val="14"/>
+    <w:basedOn w:val="17"/>
     <w:qFormat/>
     <w:uiPriority w:val="0"/>
     <w:tblPr>
@@ -32803,9 +40147,9 @@
       </w:tblCellMar>
     </w:tblPr>
   </w:style>
-  <w:style w:type="table" w:customStyle="1" w:styleId="16">
+  <w:style w:type="table" w:customStyle="1" w:styleId="19">
     <w:name w:val="_Style 11"/>
-    <w:basedOn w:val="14"/>
+    <w:basedOn w:val="17"/>
     <w:qFormat/>
     <w:uiPriority w:val="0"/>
     <w:tblPr>
@@ -32817,15 +40161,51 @@
       </w:tblCellMar>
     </w:tblPr>
   </w:style>
-  <w:style w:type="paragraph" w:customStyle="1" w:styleId="17">
+  <w:style w:type="paragraph" w:customStyle="1" w:styleId="20">
     <w:name w:val="msonormal"/>
     <w:basedOn w:val="1"/>
+    <w:qFormat/>
     <w:uiPriority w:val="0"/>
     <w:pPr>
       <w:spacing w:before="100" w:beforeAutospacing="1" w:after="100" w:afterAutospacing="1" w:line="240" w:lineRule="auto"/>
     </w:pPr>
     <w:rPr>
       <w:rFonts w:ascii="Times New Roman" w:hAnsi="Times New Roman" w:eastAsia="Times New Roman" w:cs="Times New Roman"/>
+    </w:rPr>
+  </w:style>
+  <w:style w:type="paragraph" w:customStyle="1" w:styleId="21">
+    <w:name w:val="_Style 20"/>
+    <w:basedOn w:val="1"/>
+    <w:next w:val="1"/>
+    <w:qFormat/>
+    <w:uiPriority w:val="0"/>
+    <w:pPr>
+      <w:pBdr>
+        <w:bottom w:val="single" w:color="auto" w:sz="6" w:space="1"/>
+      </w:pBdr>
+      <w:jc w:val="center"/>
+    </w:pPr>
+    <w:rPr>
+      <w:rFonts w:ascii="Arial" w:eastAsia="SimSun"/>
+      <w:vanish/>
+      <w:sz w:val="16"/>
+    </w:rPr>
+  </w:style>
+  <w:style w:type="paragraph" w:customStyle="1" w:styleId="22">
+    <w:name w:val="_Style 21"/>
+    <w:basedOn w:val="1"/>
+    <w:next w:val="1"/>
+    <w:uiPriority w:val="0"/>
+    <w:pPr>
+      <w:pBdr>
+        <w:top w:val="single" w:color="auto" w:sz="6" w:space="1"/>
+      </w:pBdr>
+      <w:jc w:val="center"/>
+    </w:pPr>
+    <w:rPr>
+      <w:rFonts w:ascii="Arial" w:eastAsia="SimSun"/>
+      <w:vanish/>
+      <w:sz w:val="16"/>
     </w:rPr>
   </w:style>
 </w:styles>
